--- a/docs/references/AQPermitDatabases_Data Centers_PJM.docx
+++ b/docs/references/AQPermitDatabases_Data Centers_PJM.docx
@@ -28,7 +28,6 @@
         <w:t>​</w:t>
       </w:r>
     </w:p>
-    <w:p/>
     <w:tbl>
       <w:tblPr>
         <w:tblStyle w:val="GridTable1Light-Accent1"/>
@@ -37,10 +36,10 @@
         <w:tblLook w:val="04A0" w:firstRow="1" w:lastRow="0" w:firstColumn="1" w:lastColumn="0" w:noHBand="0" w:noVBand="1"/>
       </w:tblPr>
       <w:tblGrid>
-        <w:gridCol w:w="1327"/>
-        <w:gridCol w:w="1254"/>
-        <w:gridCol w:w="1806"/>
-        <w:gridCol w:w="2171"/>
+        <w:gridCol w:w="1435"/>
+        <w:gridCol w:w="1620"/>
+        <w:gridCol w:w="1799"/>
+        <w:gridCol w:w="1704"/>
         <w:gridCol w:w="2792"/>
       </w:tblGrid>
       <w:tr>
@@ -50,27 +49,23 @@
         <w:tc>
           <w:tcPr>
             <w:cnfStyle w:val="001000000000" w:firstRow="0" w:lastRow="0" w:firstColumn="1" w:lastColumn="0" w:oddVBand="0" w:evenVBand="0" w:oddHBand="0" w:evenHBand="0" w:firstRowFirstColumn="0" w:firstRowLastColumn="0" w:lastRowFirstColumn="0" w:lastRowLastColumn="0"/>
-            <w:tcW w:w="696" w:type="pct"/>
-            <w:hideMark/>
-          </w:tcPr>
-          <w:p>
-            <w:pPr>
-              <w:spacing w:before="240" w:after="240"/>
-              <w:rPr>
-                <w:rFonts w:ascii="Times New Roman" w:eastAsia="Times New Roman" w:hAnsi="Times New Roman" w:cs="Times New Roman"/>
-                <w:kern w:val="0"/>
-                <w:sz w:val="21"/>
-                <w:szCs w:val="21"/>
-                <w14:ligatures w14:val="none"/>
-              </w:rPr>
-            </w:pPr>
-            <w:r>
-              <w:rPr>
-                <w:rFonts w:ascii="Times New Roman" w:eastAsia="Times New Roman" w:hAnsi="Times New Roman" w:cs="Times New Roman"/>
-                <w:kern w:val="0"/>
-                <w:sz w:val="21"/>
-                <w:szCs w:val="21"/>
-                <w14:ligatures w14:val="none"/>
+            <w:tcW w:w="767" w:type="pct"/>
+            <w:hideMark/>
+          </w:tcPr>
+          <w:p>
+            <w:pPr>
+              <w:spacing w:after="160" w:line="278" w:lineRule="auto"/>
+              <w:rPr>
+                <w:rFonts w:ascii="Calibri" w:hAnsi="Calibri" w:cs="Calibri"/>
+                <w:sz w:val="20"/>
+                <w:szCs w:val="20"/>
+              </w:rPr>
+            </w:pPr>
+            <w:r>
+              <w:rPr>
+                <w:rFonts w:ascii="Calibri" w:hAnsi="Calibri" w:cs="Calibri"/>
+                <w:sz w:val="20"/>
+                <w:szCs w:val="20"/>
               </w:rPr>
               <w:t>State</w:t>
             </w:r>
@@ -78,28 +73,24 @@
         </w:tc>
         <w:tc>
           <w:tcPr>
-            <w:tcW w:w="658" w:type="pct"/>
-            <w:hideMark/>
-          </w:tcPr>
-          <w:p>
-            <w:pPr>
-              <w:spacing w:before="240" w:after="240"/>
+            <w:tcW w:w="866" w:type="pct"/>
+            <w:hideMark/>
+          </w:tcPr>
+          <w:p>
+            <w:pPr>
+              <w:spacing w:after="160" w:line="278" w:lineRule="auto"/>
               <w:cnfStyle w:val="100000000000" w:firstRow="1" w:lastRow="0" w:firstColumn="0" w:lastColumn="0" w:oddVBand="0" w:evenVBand="0" w:oddHBand="0" w:evenHBand="0" w:firstRowFirstColumn="0" w:firstRowLastColumn="0" w:lastRowFirstColumn="0" w:lastRowLastColumn="0"/>
               <w:rPr>
-                <w:rFonts w:ascii="Times New Roman" w:eastAsia="Times New Roman" w:hAnsi="Times New Roman" w:cs="Times New Roman"/>
-                <w:kern w:val="0"/>
-                <w:sz w:val="21"/>
-                <w:szCs w:val="21"/>
-                <w14:ligatures w14:val="none"/>
-              </w:rPr>
-            </w:pPr>
-            <w:r>
-              <w:rPr>
-                <w:rFonts w:ascii="Times New Roman" w:eastAsia="Times New Roman" w:hAnsi="Times New Roman" w:cs="Times New Roman"/>
-                <w:kern w:val="0"/>
-                <w:sz w:val="21"/>
-                <w:szCs w:val="21"/>
-                <w14:ligatures w14:val="none"/>
+                <w:rFonts w:ascii="Calibri" w:hAnsi="Calibri" w:cs="Calibri"/>
+                <w:sz w:val="20"/>
+                <w:szCs w:val="20"/>
+              </w:rPr>
+            </w:pPr>
+            <w:r>
+              <w:rPr>
+                <w:rFonts w:ascii="Calibri" w:hAnsi="Calibri" w:cs="Calibri"/>
+                <w:sz w:val="20"/>
+                <w:szCs w:val="20"/>
               </w:rPr>
               <w:t>Air Permit Search Website</w:t>
             </w:r>
@@ -107,28 +98,24 @@
         </w:tc>
         <w:tc>
           <w:tcPr>
-            <w:tcW w:w="947" w:type="pct"/>
-            <w:hideMark/>
-          </w:tcPr>
-          <w:p>
-            <w:pPr>
-              <w:spacing w:before="240" w:after="240"/>
+            <w:tcW w:w="962" w:type="pct"/>
+            <w:hideMark/>
+          </w:tcPr>
+          <w:p>
+            <w:pPr>
+              <w:spacing w:after="160" w:line="278" w:lineRule="auto"/>
               <w:cnfStyle w:val="100000000000" w:firstRow="1" w:lastRow="0" w:firstColumn="0" w:lastColumn="0" w:oddVBand="0" w:evenVBand="0" w:oddHBand="0" w:evenHBand="0" w:firstRowFirstColumn="0" w:firstRowLastColumn="0" w:lastRowFirstColumn="0" w:lastRowLastColumn="0"/>
               <w:rPr>
-                <w:rFonts w:ascii="Times New Roman" w:eastAsia="Times New Roman" w:hAnsi="Times New Roman" w:cs="Times New Roman"/>
-                <w:kern w:val="0"/>
-                <w:sz w:val="21"/>
-                <w:szCs w:val="21"/>
-                <w14:ligatures w14:val="none"/>
-              </w:rPr>
-            </w:pPr>
-            <w:r>
-              <w:rPr>
-                <w:rFonts w:ascii="Times New Roman" w:eastAsia="Times New Roman" w:hAnsi="Times New Roman" w:cs="Times New Roman"/>
-                <w:kern w:val="0"/>
-                <w:sz w:val="21"/>
-                <w:szCs w:val="21"/>
-                <w14:ligatures w14:val="none"/>
+                <w:rFonts w:ascii="Calibri" w:hAnsi="Calibri" w:cs="Calibri"/>
+                <w:sz w:val="20"/>
+                <w:szCs w:val="20"/>
+              </w:rPr>
+            </w:pPr>
+            <w:r>
+              <w:rPr>
+                <w:rFonts w:ascii="Calibri" w:hAnsi="Calibri" w:cs="Calibri"/>
+                <w:sz w:val="20"/>
+                <w:szCs w:val="20"/>
               </w:rPr>
               <w:t>Alternative Database</w:t>
             </w:r>
@@ -136,28 +123,24 @@
         </w:tc>
         <w:tc>
           <w:tcPr>
-            <w:tcW w:w="1139" w:type="pct"/>
-            <w:hideMark/>
-          </w:tcPr>
-          <w:p>
-            <w:pPr>
-              <w:spacing w:before="240" w:after="240"/>
+            <w:tcW w:w="911" w:type="pct"/>
+            <w:hideMark/>
+          </w:tcPr>
+          <w:p>
+            <w:pPr>
+              <w:spacing w:after="160" w:line="278" w:lineRule="auto"/>
               <w:cnfStyle w:val="100000000000" w:firstRow="1" w:lastRow="0" w:firstColumn="0" w:lastColumn="0" w:oddVBand="0" w:evenVBand="0" w:oddHBand="0" w:evenHBand="0" w:firstRowFirstColumn="0" w:firstRowLastColumn="0" w:lastRowFirstColumn="0" w:lastRowLastColumn="0"/>
               <w:rPr>
-                <w:rFonts w:ascii="Times New Roman" w:eastAsia="Times New Roman" w:hAnsi="Times New Roman" w:cs="Times New Roman"/>
-                <w:kern w:val="0"/>
-                <w:sz w:val="21"/>
-                <w:szCs w:val="21"/>
-                <w14:ligatures w14:val="none"/>
-              </w:rPr>
-            </w:pPr>
-            <w:r>
-              <w:rPr>
-                <w:rFonts w:ascii="Times New Roman" w:eastAsia="Times New Roman" w:hAnsi="Times New Roman" w:cs="Times New Roman"/>
-                <w:kern w:val="0"/>
-                <w:sz w:val="21"/>
-                <w:szCs w:val="21"/>
-                <w14:ligatures w14:val="none"/>
+                <w:rFonts w:ascii="Calibri" w:hAnsi="Calibri" w:cs="Calibri"/>
+                <w:sz w:val="20"/>
+                <w:szCs w:val="20"/>
+              </w:rPr>
+            </w:pPr>
+            <w:r>
+              <w:rPr>
+                <w:rFonts w:ascii="Calibri" w:hAnsi="Calibri" w:cs="Calibri"/>
+                <w:sz w:val="20"/>
+                <w:szCs w:val="20"/>
               </w:rPr>
               <w:t>Alternative URL</w:t>
             </w:r>
@@ -165,28 +148,24 @@
         </w:tc>
         <w:tc>
           <w:tcPr>
-            <w:tcW w:w="1464" w:type="pct"/>
-            <w:hideMark/>
-          </w:tcPr>
-          <w:p>
-            <w:pPr>
-              <w:spacing w:before="240" w:after="240"/>
+            <w:tcW w:w="1493" w:type="pct"/>
+            <w:hideMark/>
+          </w:tcPr>
+          <w:p>
+            <w:pPr>
+              <w:spacing w:after="160" w:line="278" w:lineRule="auto"/>
               <w:cnfStyle w:val="100000000000" w:firstRow="1" w:lastRow="0" w:firstColumn="0" w:lastColumn="0" w:oddVBand="0" w:evenVBand="0" w:oddHBand="0" w:evenHBand="0" w:firstRowFirstColumn="0" w:firstRowLastColumn="0" w:lastRowFirstColumn="0" w:lastRowLastColumn="0"/>
               <w:rPr>
-                <w:rFonts w:ascii="Times New Roman" w:eastAsia="Times New Roman" w:hAnsi="Times New Roman" w:cs="Times New Roman"/>
-                <w:kern w:val="0"/>
-                <w:sz w:val="21"/>
-                <w:szCs w:val="21"/>
-                <w14:ligatures w14:val="none"/>
-              </w:rPr>
-            </w:pPr>
-            <w:r>
-              <w:rPr>
-                <w:rFonts w:ascii="Times New Roman" w:eastAsia="Times New Roman" w:hAnsi="Times New Roman" w:cs="Times New Roman"/>
-                <w:kern w:val="0"/>
-                <w:sz w:val="21"/>
-                <w:szCs w:val="21"/>
-                <w14:ligatures w14:val="none"/>
+                <w:rFonts w:ascii="Calibri" w:hAnsi="Calibri" w:cs="Calibri"/>
+                <w:sz w:val="20"/>
+                <w:szCs w:val="20"/>
+              </w:rPr>
+            </w:pPr>
+            <w:r>
+              <w:rPr>
+                <w:rFonts w:ascii="Calibri" w:hAnsi="Calibri" w:cs="Calibri"/>
+                <w:sz w:val="20"/>
+                <w:szCs w:val="20"/>
               </w:rPr>
               <w:t>Data Center-Specific Resources</w:t>
             </w:r>
@@ -197,28 +176,23 @@
         <w:tc>
           <w:tcPr>
             <w:cnfStyle w:val="001000000000" w:firstRow="0" w:lastRow="0" w:firstColumn="1" w:lastColumn="0" w:oddVBand="0" w:evenVBand="0" w:oddHBand="0" w:evenHBand="0" w:firstRowFirstColumn="0" w:firstRowLastColumn="0" w:lastRowFirstColumn="0" w:lastRowLastColumn="0"/>
-            <w:tcW w:w="696" w:type="pct"/>
-            <w:hideMark/>
-          </w:tcPr>
-          <w:p>
-            <w:pPr>
-              <w:spacing w:before="240" w:after="240"/>
-              <w:rPr>
-                <w:rFonts w:ascii="Times New Roman" w:eastAsia="Times New Roman" w:hAnsi="Times New Roman" w:cs="Times New Roman"/>
-                <w:kern w:val="0"/>
-                <w:sz w:val="21"/>
-                <w:szCs w:val="21"/>
-                <w14:ligatures w14:val="none"/>
-              </w:rPr>
-            </w:pPr>
-            <w:r>
-              <w:rPr>
-                <w:rFonts w:ascii="Times New Roman" w:eastAsia="Times New Roman" w:hAnsi="Times New Roman" w:cs="Times New Roman"/>
-                <w:kern w:val="0"/>
-                <w:sz w:val="21"/>
-                <w:szCs w:val="21"/>
-                <w:bdr w:val="single" w:sz="2" w:space="0" w:color="auto" w:frame="1"/>
-                <w14:ligatures w14:val="none"/>
+            <w:tcW w:w="767" w:type="pct"/>
+            <w:hideMark/>
+          </w:tcPr>
+          <w:p>
+            <w:pPr>
+              <w:spacing w:after="160" w:line="278" w:lineRule="auto"/>
+              <w:rPr>
+                <w:rFonts w:ascii="Calibri" w:hAnsi="Calibri" w:cs="Calibri"/>
+                <w:sz w:val="20"/>
+                <w:szCs w:val="20"/>
+              </w:rPr>
+            </w:pPr>
+            <w:r>
+              <w:rPr>
+                <w:rFonts w:ascii="Calibri" w:hAnsi="Calibri" w:cs="Calibri"/>
+                <w:sz w:val="20"/>
+                <w:szCs w:val="20"/>
               </w:rPr>
               <w:t>Delaware</w:t>
             </w:r>
@@ -226,32 +200,26 @@
         </w:tc>
         <w:tc>
           <w:tcPr>
-            <w:tcW w:w="658" w:type="pct"/>
-            <w:hideMark/>
-          </w:tcPr>
-          <w:p>
-            <w:pPr>
-              <w:spacing w:before="240" w:after="240"/>
-              <w:cnfStyle w:val="000000000000" w:firstRow="0" w:lastRow="0" w:firstColumn="0" w:lastColumn="0" w:oddVBand="0" w:evenVBand="0" w:oddHBand="0" w:evenHBand="0" w:firstRowFirstColumn="0" w:firstRowLastColumn="0" w:lastRowFirstColumn="0" w:lastRowLastColumn="0"/>
-              <w:rPr>
-                <w:rFonts w:ascii="Times New Roman" w:eastAsia="Times New Roman" w:hAnsi="Times New Roman" w:cs="Times New Roman"/>
-                <w:kern w:val="0"/>
-                <w:sz w:val="21"/>
-                <w:szCs w:val="21"/>
-                <w14:ligatures w14:val="none"/>
+            <w:tcW w:w="866" w:type="pct"/>
+            <w:hideMark/>
+          </w:tcPr>
+          <w:p>
+            <w:pPr>
+              <w:spacing w:after="160" w:line="278" w:lineRule="auto"/>
+              <w:cnfStyle w:val="000000000000" w:firstRow="0" w:lastRow="0" w:firstColumn="0" w:lastColumn="0" w:oddVBand="0" w:evenVBand="0" w:oddHBand="0" w:evenHBand="0" w:firstRowFirstColumn="0" w:firstRowLastColumn="0" w:lastRowFirstColumn="0" w:lastRowLastColumn="0"/>
+              <w:rPr>
+                <w:rFonts w:ascii="Calibri" w:hAnsi="Calibri" w:cs="Calibri"/>
+                <w:sz w:val="20"/>
+                <w:szCs w:val="20"/>
               </w:rPr>
             </w:pPr>
             <w:hyperlink r:id="rId6" w:tgtFrame="_blank" w:history="1">
               <w:r>
                 <w:rPr>
-                  <w:rFonts w:ascii="unset" w:eastAsia="Times New Roman" w:hAnsi="unset" w:cs="Times New Roman"/>
-                  <w:color w:val="0000FF"/>
-                  <w:kern w:val="0"/>
-                  <w:sz w:val="21"/>
-                  <w:szCs w:val="21"/>
-                  <w:u w:val="single"/>
-                  <w:bdr w:val="single" w:sz="2" w:space="0" w:color="auto" w:frame="1"/>
-                  <w14:ligatures w14:val="none"/>
+                  <w:rStyle w:val="Hyperlink"/>
+                  <w:rFonts w:ascii="Calibri" w:hAnsi="Calibri" w:cs="Calibri"/>
+                  <w:sz w:val="20"/>
+                  <w:szCs w:val="20"/>
                 </w:rPr>
                 <w:t>https://den.test.dnrec.delaware.gov/Search/PermitSearch.aspx</w:t>
               </w:r>
@@ -260,28 +228,24 @@
         </w:tc>
         <w:tc>
           <w:tcPr>
-            <w:tcW w:w="947" w:type="pct"/>
-            <w:hideMark/>
-          </w:tcPr>
-          <w:p>
-            <w:pPr>
-              <w:spacing w:before="240" w:after="240"/>
-              <w:cnfStyle w:val="000000000000" w:firstRow="0" w:lastRow="0" w:firstColumn="0" w:lastColumn="0" w:oddVBand="0" w:evenVBand="0" w:oddHBand="0" w:evenHBand="0" w:firstRowFirstColumn="0" w:firstRowLastColumn="0" w:lastRowFirstColumn="0" w:lastRowLastColumn="0"/>
-              <w:rPr>
-                <w:rFonts w:ascii="Times New Roman" w:eastAsia="Times New Roman" w:hAnsi="Times New Roman" w:cs="Times New Roman"/>
-                <w:kern w:val="0"/>
-                <w:sz w:val="21"/>
-                <w:szCs w:val="21"/>
-                <w14:ligatures w14:val="none"/>
-              </w:rPr>
-            </w:pPr>
-            <w:r>
-              <w:rPr>
-                <w:rFonts w:ascii="Times New Roman" w:eastAsia="Times New Roman" w:hAnsi="Times New Roman" w:cs="Times New Roman"/>
-                <w:kern w:val="0"/>
-                <w:sz w:val="21"/>
-                <w:szCs w:val="21"/>
-                <w14:ligatures w14:val="none"/>
+            <w:tcW w:w="962" w:type="pct"/>
+            <w:hideMark/>
+          </w:tcPr>
+          <w:p>
+            <w:pPr>
+              <w:spacing w:after="160" w:line="278" w:lineRule="auto"/>
+              <w:cnfStyle w:val="000000000000" w:firstRow="0" w:lastRow="0" w:firstColumn="0" w:lastColumn="0" w:oddVBand="0" w:evenVBand="0" w:oddHBand="0" w:evenHBand="0" w:firstRowFirstColumn="0" w:firstRowLastColumn="0" w:lastRowFirstColumn="0" w:lastRowLastColumn="0"/>
+              <w:rPr>
+                <w:rFonts w:ascii="Calibri" w:hAnsi="Calibri" w:cs="Calibri"/>
+                <w:sz w:val="20"/>
+                <w:szCs w:val="20"/>
+              </w:rPr>
+            </w:pPr>
+            <w:r>
+              <w:rPr>
+                <w:rFonts w:ascii="Calibri" w:hAnsi="Calibri" w:cs="Calibri"/>
+                <w:sz w:val="20"/>
+                <w:szCs w:val="20"/>
               </w:rPr>
               <w:t>DNREC Air Quality Division</w:t>
             </w:r>
@@ -289,32 +253,26 @@
         </w:tc>
         <w:tc>
           <w:tcPr>
-            <w:tcW w:w="1139" w:type="pct"/>
-            <w:hideMark/>
-          </w:tcPr>
-          <w:p>
-            <w:pPr>
-              <w:spacing w:before="240" w:after="240"/>
-              <w:cnfStyle w:val="000000000000" w:firstRow="0" w:lastRow="0" w:firstColumn="0" w:lastColumn="0" w:oddVBand="0" w:evenVBand="0" w:oddHBand="0" w:evenHBand="0" w:firstRowFirstColumn="0" w:firstRowLastColumn="0" w:lastRowFirstColumn="0" w:lastRowLastColumn="0"/>
-              <w:rPr>
-                <w:rFonts w:ascii="Times New Roman" w:eastAsia="Times New Roman" w:hAnsi="Times New Roman" w:cs="Times New Roman"/>
-                <w:kern w:val="0"/>
-                <w:sz w:val="21"/>
-                <w:szCs w:val="21"/>
-                <w14:ligatures w14:val="none"/>
+            <w:tcW w:w="911" w:type="pct"/>
+            <w:hideMark/>
+          </w:tcPr>
+          <w:p>
+            <w:pPr>
+              <w:spacing w:after="160" w:line="278" w:lineRule="auto"/>
+              <w:cnfStyle w:val="000000000000" w:firstRow="0" w:lastRow="0" w:firstColumn="0" w:lastColumn="0" w:oddVBand="0" w:evenVBand="0" w:oddHBand="0" w:evenHBand="0" w:firstRowFirstColumn="0" w:firstRowLastColumn="0" w:lastRowFirstColumn="0" w:lastRowLastColumn="0"/>
+              <w:rPr>
+                <w:rFonts w:ascii="Calibri" w:hAnsi="Calibri" w:cs="Calibri"/>
+                <w:sz w:val="20"/>
+                <w:szCs w:val="20"/>
               </w:rPr>
             </w:pPr>
             <w:hyperlink r:id="rId7" w:tgtFrame="_blank" w:history="1">
               <w:r>
                 <w:rPr>
-                  <w:rFonts w:ascii="unset" w:eastAsia="Times New Roman" w:hAnsi="unset" w:cs="Times New Roman"/>
-                  <w:color w:val="0000FF"/>
-                  <w:kern w:val="0"/>
-                  <w:sz w:val="21"/>
-                  <w:szCs w:val="21"/>
-                  <w:u w:val="single"/>
-                  <w:bdr w:val="single" w:sz="2" w:space="0" w:color="auto" w:frame="1"/>
-                  <w14:ligatures w14:val="none"/>
+                  <w:rStyle w:val="Hyperlink"/>
+                  <w:rFonts w:ascii="Calibri" w:hAnsi="Calibri" w:cs="Calibri"/>
+                  <w:sz w:val="20"/>
+                  <w:szCs w:val="20"/>
                 </w:rPr>
                 <w:t>https://dnrec.delaware.gov/air/permitting/</w:t>
               </w:r>
@@ -323,28 +281,24 @@
         </w:tc>
         <w:tc>
           <w:tcPr>
-            <w:tcW w:w="1464" w:type="pct"/>
-            <w:hideMark/>
-          </w:tcPr>
-          <w:p>
-            <w:pPr>
-              <w:spacing w:before="240" w:after="240"/>
-              <w:cnfStyle w:val="000000000000" w:firstRow="0" w:lastRow="0" w:firstColumn="0" w:lastColumn="0" w:oddVBand="0" w:evenVBand="0" w:oddHBand="0" w:evenHBand="0" w:firstRowFirstColumn="0" w:firstRowLastColumn="0" w:lastRowFirstColumn="0" w:lastRowLastColumn="0"/>
-              <w:rPr>
-                <w:rFonts w:ascii="Times New Roman" w:eastAsia="Times New Roman" w:hAnsi="Times New Roman" w:cs="Times New Roman"/>
-                <w:kern w:val="0"/>
-                <w:sz w:val="21"/>
-                <w:szCs w:val="21"/>
-                <w14:ligatures w14:val="none"/>
-              </w:rPr>
-            </w:pPr>
-            <w:r>
-              <w:rPr>
-                <w:rFonts w:ascii="Times New Roman" w:eastAsia="Times New Roman" w:hAnsi="Times New Roman" w:cs="Times New Roman"/>
-                <w:kern w:val="0"/>
-                <w:sz w:val="21"/>
-                <w:szCs w:val="21"/>
-                <w14:ligatures w14:val="none"/>
+            <w:tcW w:w="1493" w:type="pct"/>
+            <w:hideMark/>
+          </w:tcPr>
+          <w:p>
+            <w:pPr>
+              <w:spacing w:after="160" w:line="278" w:lineRule="auto"/>
+              <w:cnfStyle w:val="000000000000" w:firstRow="0" w:lastRow="0" w:firstColumn="0" w:lastColumn="0" w:oddVBand="0" w:evenVBand="0" w:oddHBand="0" w:evenHBand="0" w:firstRowFirstColumn="0" w:firstRowLastColumn="0" w:lastRowFirstColumn="0" w:lastRowLastColumn="0"/>
+              <w:rPr>
+                <w:rFonts w:ascii="Calibri" w:hAnsi="Calibri" w:cs="Calibri"/>
+                <w:sz w:val="20"/>
+                <w:szCs w:val="20"/>
+              </w:rPr>
+            </w:pPr>
+            <w:r>
+              <w:rPr>
+                <w:rFonts w:ascii="Calibri" w:hAnsi="Calibri" w:cs="Calibri"/>
+                <w:sz w:val="20"/>
+                <w:szCs w:val="20"/>
               </w:rPr>
               <w:t>General air permits</w:t>
             </w:r>
@@ -355,28 +309,23 @@
         <w:tc>
           <w:tcPr>
             <w:cnfStyle w:val="001000000000" w:firstRow="0" w:lastRow="0" w:firstColumn="1" w:lastColumn="0" w:oddVBand="0" w:evenVBand="0" w:oddHBand="0" w:evenHBand="0" w:firstRowFirstColumn="0" w:firstRowLastColumn="0" w:lastRowFirstColumn="0" w:lastRowLastColumn="0"/>
-            <w:tcW w:w="696" w:type="pct"/>
-            <w:hideMark/>
-          </w:tcPr>
-          <w:p>
-            <w:pPr>
-              <w:spacing w:before="240" w:after="240"/>
-              <w:rPr>
-                <w:rFonts w:ascii="Times New Roman" w:eastAsia="Times New Roman" w:hAnsi="Times New Roman" w:cs="Times New Roman"/>
-                <w:kern w:val="0"/>
-                <w:sz w:val="21"/>
-                <w:szCs w:val="21"/>
-                <w14:ligatures w14:val="none"/>
-              </w:rPr>
-            </w:pPr>
-            <w:r>
-              <w:rPr>
-                <w:rFonts w:ascii="Times New Roman" w:eastAsia="Times New Roman" w:hAnsi="Times New Roman" w:cs="Times New Roman"/>
-                <w:kern w:val="0"/>
-                <w:sz w:val="21"/>
-                <w:szCs w:val="21"/>
-                <w:bdr w:val="single" w:sz="2" w:space="0" w:color="auto" w:frame="1"/>
-                <w14:ligatures w14:val="none"/>
+            <w:tcW w:w="767" w:type="pct"/>
+            <w:hideMark/>
+          </w:tcPr>
+          <w:p>
+            <w:pPr>
+              <w:spacing w:after="160" w:line="278" w:lineRule="auto"/>
+              <w:rPr>
+                <w:rFonts w:ascii="Calibri" w:hAnsi="Calibri" w:cs="Calibri"/>
+                <w:sz w:val="20"/>
+                <w:szCs w:val="20"/>
+              </w:rPr>
+            </w:pPr>
+            <w:r>
+              <w:rPr>
+                <w:rFonts w:ascii="Calibri" w:hAnsi="Calibri" w:cs="Calibri"/>
+                <w:sz w:val="20"/>
+                <w:szCs w:val="20"/>
               </w:rPr>
               <w:t>Illinois</w:t>
             </w:r>
@@ -384,32 +333,26 @@
         </w:tc>
         <w:tc>
           <w:tcPr>
-            <w:tcW w:w="658" w:type="pct"/>
-            <w:hideMark/>
-          </w:tcPr>
-          <w:p>
-            <w:pPr>
-              <w:spacing w:before="240" w:after="240"/>
-              <w:cnfStyle w:val="000000000000" w:firstRow="0" w:lastRow="0" w:firstColumn="0" w:lastColumn="0" w:oddVBand="0" w:evenVBand="0" w:oddHBand="0" w:evenHBand="0" w:firstRowFirstColumn="0" w:firstRowLastColumn="0" w:lastRowFirstColumn="0" w:lastRowLastColumn="0"/>
-              <w:rPr>
-                <w:rFonts w:ascii="Times New Roman" w:eastAsia="Times New Roman" w:hAnsi="Times New Roman" w:cs="Times New Roman"/>
-                <w:kern w:val="0"/>
-                <w:sz w:val="21"/>
-                <w:szCs w:val="21"/>
-                <w14:ligatures w14:val="none"/>
+            <w:tcW w:w="866" w:type="pct"/>
+            <w:hideMark/>
+          </w:tcPr>
+          <w:p>
+            <w:pPr>
+              <w:spacing w:after="160" w:line="278" w:lineRule="auto"/>
+              <w:cnfStyle w:val="000000000000" w:firstRow="0" w:lastRow="0" w:firstColumn="0" w:lastColumn="0" w:oddVBand="0" w:evenVBand="0" w:oddHBand="0" w:evenHBand="0" w:firstRowFirstColumn="0" w:firstRowLastColumn="0" w:lastRowFirstColumn="0" w:lastRowLastColumn="0"/>
+              <w:rPr>
+                <w:rFonts w:ascii="Calibri" w:hAnsi="Calibri" w:cs="Calibri"/>
+                <w:sz w:val="20"/>
+                <w:szCs w:val="20"/>
               </w:rPr>
             </w:pPr>
             <w:hyperlink r:id="rId8" w:tgtFrame="_blank" w:history="1">
               <w:r>
                 <w:rPr>
-                  <w:rFonts w:ascii="unset" w:eastAsia="Times New Roman" w:hAnsi="unset" w:cs="Times New Roman"/>
-                  <w:color w:val="0000FF"/>
-                  <w:kern w:val="0"/>
-                  <w:sz w:val="21"/>
-                  <w:szCs w:val="21"/>
-                  <w:u w:val="single"/>
-                  <w:bdr w:val="single" w:sz="2" w:space="0" w:color="auto" w:frame="1"/>
-                  <w14:ligatures w14:val="none"/>
+                  <w:rStyle w:val="Hyperlink"/>
+                  <w:rFonts w:ascii="Calibri" w:hAnsi="Calibri" w:cs="Calibri"/>
+                  <w:sz w:val="20"/>
+                  <w:szCs w:val="20"/>
                 </w:rPr>
                 <w:t>https://epa.illinois.gov/public-notices/boa-notices/archive.html</w:t>
               </w:r>
@@ -418,28 +361,24 @@
         </w:tc>
         <w:tc>
           <w:tcPr>
-            <w:tcW w:w="947" w:type="pct"/>
-            <w:hideMark/>
-          </w:tcPr>
-          <w:p>
-            <w:pPr>
-              <w:spacing w:before="240" w:after="240"/>
-              <w:cnfStyle w:val="000000000000" w:firstRow="0" w:lastRow="0" w:firstColumn="0" w:lastColumn="0" w:oddVBand="0" w:evenVBand="0" w:oddHBand="0" w:evenHBand="0" w:firstRowFirstColumn="0" w:firstRowLastColumn="0" w:lastRowFirstColumn="0" w:lastRowLastColumn="0"/>
-              <w:rPr>
-                <w:rFonts w:ascii="Times New Roman" w:eastAsia="Times New Roman" w:hAnsi="Times New Roman" w:cs="Times New Roman"/>
-                <w:kern w:val="0"/>
-                <w:sz w:val="21"/>
-                <w:szCs w:val="21"/>
-                <w14:ligatures w14:val="none"/>
-              </w:rPr>
-            </w:pPr>
-            <w:r>
-              <w:rPr>
-                <w:rFonts w:ascii="Times New Roman" w:eastAsia="Times New Roman" w:hAnsi="Times New Roman" w:cs="Times New Roman"/>
-                <w:kern w:val="0"/>
-                <w:sz w:val="21"/>
-                <w:szCs w:val="21"/>
-                <w14:ligatures w14:val="none"/>
+            <w:tcW w:w="962" w:type="pct"/>
+            <w:hideMark/>
+          </w:tcPr>
+          <w:p>
+            <w:pPr>
+              <w:spacing w:after="160" w:line="278" w:lineRule="auto"/>
+              <w:cnfStyle w:val="000000000000" w:firstRow="0" w:lastRow="0" w:firstColumn="0" w:lastColumn="0" w:oddVBand="0" w:evenVBand="0" w:oddHBand="0" w:evenHBand="0" w:firstRowFirstColumn="0" w:firstRowLastColumn="0" w:lastRowFirstColumn="0" w:lastRowLastColumn="0"/>
+              <w:rPr>
+                <w:rFonts w:ascii="Calibri" w:hAnsi="Calibri" w:cs="Calibri"/>
+                <w:sz w:val="20"/>
+                <w:szCs w:val="20"/>
+              </w:rPr>
+            </w:pPr>
+            <w:r>
+              <w:rPr>
+                <w:rFonts w:ascii="Calibri" w:hAnsi="Calibri" w:cs="Calibri"/>
+                <w:sz w:val="20"/>
+                <w:szCs w:val="20"/>
               </w:rPr>
               <w:t>Illinois EPA Permit Statistics</w:t>
             </w:r>
@@ -447,32 +386,26 @@
         </w:tc>
         <w:tc>
           <w:tcPr>
-            <w:tcW w:w="1139" w:type="pct"/>
-            <w:hideMark/>
-          </w:tcPr>
-          <w:p>
-            <w:pPr>
-              <w:spacing w:before="240" w:after="240"/>
-              <w:cnfStyle w:val="000000000000" w:firstRow="0" w:lastRow="0" w:firstColumn="0" w:lastColumn="0" w:oddVBand="0" w:evenVBand="0" w:oddHBand="0" w:evenHBand="0" w:firstRowFirstColumn="0" w:firstRowLastColumn="0" w:lastRowFirstColumn="0" w:lastRowLastColumn="0"/>
-              <w:rPr>
-                <w:rFonts w:ascii="Times New Roman" w:eastAsia="Times New Roman" w:hAnsi="Times New Roman" w:cs="Times New Roman"/>
-                <w:kern w:val="0"/>
-                <w:sz w:val="21"/>
-                <w:szCs w:val="21"/>
-                <w14:ligatures w14:val="none"/>
+            <w:tcW w:w="911" w:type="pct"/>
+            <w:hideMark/>
+          </w:tcPr>
+          <w:p>
+            <w:pPr>
+              <w:spacing w:after="160" w:line="278" w:lineRule="auto"/>
+              <w:cnfStyle w:val="000000000000" w:firstRow="0" w:lastRow="0" w:firstColumn="0" w:lastColumn="0" w:oddVBand="0" w:evenVBand="0" w:oddHBand="0" w:evenHBand="0" w:firstRowFirstColumn="0" w:firstRowLastColumn="0" w:lastRowFirstColumn="0" w:lastRowLastColumn="0"/>
+              <w:rPr>
+                <w:rFonts w:ascii="Calibri" w:hAnsi="Calibri" w:cs="Calibri"/>
+                <w:sz w:val="20"/>
+                <w:szCs w:val="20"/>
               </w:rPr>
             </w:pPr>
             <w:hyperlink r:id="rId9" w:tgtFrame="_blank" w:history="1">
               <w:r>
                 <w:rPr>
-                  <w:rFonts w:ascii="unset" w:eastAsia="Times New Roman" w:hAnsi="unset" w:cs="Times New Roman"/>
-                  <w:color w:val="0000FF"/>
-                  <w:kern w:val="0"/>
-                  <w:sz w:val="21"/>
-                  <w:szCs w:val="21"/>
-                  <w:u w:val="single"/>
-                  <w:bdr w:val="single" w:sz="2" w:space="0" w:color="auto" w:frame="1"/>
-                  <w14:ligatures w14:val="none"/>
+                  <w:rStyle w:val="Hyperlink"/>
+                  <w:rFonts w:ascii="Calibri" w:hAnsi="Calibri" w:cs="Calibri"/>
+                  <w:sz w:val="20"/>
+                  <w:szCs w:val="20"/>
                 </w:rPr>
                 <w:t>https://epa.illinois.gov/topics/forms/air-permits/statistics.html</w:t>
               </w:r>
@@ -481,28 +414,24 @@
         </w:tc>
         <w:tc>
           <w:tcPr>
-            <w:tcW w:w="1464" w:type="pct"/>
-            <w:hideMark/>
-          </w:tcPr>
-          <w:p>
-            <w:pPr>
-              <w:spacing w:before="240" w:after="240"/>
-              <w:cnfStyle w:val="000000000000" w:firstRow="0" w:lastRow="0" w:firstColumn="0" w:lastColumn="0" w:oddVBand="0" w:evenVBand="0" w:oddHBand="0" w:evenHBand="0" w:firstRowFirstColumn="0" w:firstRowLastColumn="0" w:lastRowFirstColumn="0" w:lastRowLastColumn="0"/>
-              <w:rPr>
-                <w:rFonts w:ascii="Times New Roman" w:eastAsia="Times New Roman" w:hAnsi="Times New Roman" w:cs="Times New Roman"/>
-                <w:kern w:val="0"/>
-                <w:sz w:val="21"/>
-                <w:szCs w:val="21"/>
-                <w14:ligatures w14:val="none"/>
-              </w:rPr>
-            </w:pPr>
-            <w:r>
-              <w:rPr>
-                <w:rFonts w:ascii="Times New Roman" w:eastAsia="Times New Roman" w:hAnsi="Times New Roman" w:cs="Times New Roman"/>
-                <w:kern w:val="0"/>
-                <w:sz w:val="21"/>
-                <w:szCs w:val="21"/>
-                <w14:ligatures w14:val="none"/>
+            <w:tcW w:w="1493" w:type="pct"/>
+            <w:hideMark/>
+          </w:tcPr>
+          <w:p>
+            <w:pPr>
+              <w:spacing w:after="160" w:line="278" w:lineRule="auto"/>
+              <w:cnfStyle w:val="000000000000" w:firstRow="0" w:lastRow="0" w:firstColumn="0" w:lastColumn="0" w:oddVBand="0" w:evenVBand="0" w:oddHBand="0" w:evenHBand="0" w:firstRowFirstColumn="0" w:firstRowLastColumn="0" w:lastRowFirstColumn="0" w:lastRowLastColumn="0"/>
+              <w:rPr>
+                <w:rFonts w:ascii="Calibri" w:hAnsi="Calibri" w:cs="Calibri"/>
+                <w:sz w:val="20"/>
+                <w:szCs w:val="20"/>
+              </w:rPr>
+            </w:pPr>
+            <w:r>
+              <w:rPr>
+                <w:rFonts w:ascii="Calibri" w:hAnsi="Calibri" w:cs="Calibri"/>
+                <w:sz w:val="20"/>
+                <w:szCs w:val="20"/>
               </w:rPr>
               <w:t>General air permits</w:t>
             </w:r>
@@ -513,28 +442,23 @@
         <w:tc>
           <w:tcPr>
             <w:cnfStyle w:val="001000000000" w:firstRow="0" w:lastRow="0" w:firstColumn="1" w:lastColumn="0" w:oddVBand="0" w:evenVBand="0" w:oddHBand="0" w:evenHBand="0" w:firstRowFirstColumn="0" w:firstRowLastColumn="0" w:lastRowFirstColumn="0" w:lastRowLastColumn="0"/>
-            <w:tcW w:w="696" w:type="pct"/>
-            <w:hideMark/>
-          </w:tcPr>
-          <w:p>
-            <w:pPr>
-              <w:spacing w:before="240" w:after="240"/>
-              <w:rPr>
-                <w:rFonts w:ascii="Times New Roman" w:eastAsia="Times New Roman" w:hAnsi="Times New Roman" w:cs="Times New Roman"/>
-                <w:kern w:val="0"/>
-                <w:sz w:val="21"/>
-                <w:szCs w:val="21"/>
-                <w14:ligatures w14:val="none"/>
-              </w:rPr>
-            </w:pPr>
-            <w:r>
-              <w:rPr>
-                <w:rFonts w:ascii="Times New Roman" w:eastAsia="Times New Roman" w:hAnsi="Times New Roman" w:cs="Times New Roman"/>
-                <w:kern w:val="0"/>
-                <w:sz w:val="21"/>
-                <w:szCs w:val="21"/>
-                <w:bdr w:val="single" w:sz="2" w:space="0" w:color="auto" w:frame="1"/>
-                <w14:ligatures w14:val="none"/>
+            <w:tcW w:w="767" w:type="pct"/>
+            <w:hideMark/>
+          </w:tcPr>
+          <w:p>
+            <w:pPr>
+              <w:spacing w:after="160" w:line="278" w:lineRule="auto"/>
+              <w:rPr>
+                <w:rFonts w:ascii="Calibri" w:hAnsi="Calibri" w:cs="Calibri"/>
+                <w:sz w:val="20"/>
+                <w:szCs w:val="20"/>
+              </w:rPr>
+            </w:pPr>
+            <w:r>
+              <w:rPr>
+                <w:rFonts w:ascii="Calibri" w:hAnsi="Calibri" w:cs="Calibri"/>
+                <w:sz w:val="20"/>
+                <w:szCs w:val="20"/>
               </w:rPr>
               <w:t>Indiana</w:t>
             </w:r>
@@ -542,32 +466,26 @@
         </w:tc>
         <w:tc>
           <w:tcPr>
-            <w:tcW w:w="658" w:type="pct"/>
-            <w:hideMark/>
-          </w:tcPr>
-          <w:p>
-            <w:pPr>
-              <w:spacing w:before="240" w:after="240"/>
-              <w:cnfStyle w:val="000000000000" w:firstRow="0" w:lastRow="0" w:firstColumn="0" w:lastColumn="0" w:oddVBand="0" w:evenVBand="0" w:oddHBand="0" w:evenHBand="0" w:firstRowFirstColumn="0" w:firstRowLastColumn="0" w:lastRowFirstColumn="0" w:lastRowLastColumn="0"/>
-              <w:rPr>
-                <w:rFonts w:ascii="Times New Roman" w:eastAsia="Times New Roman" w:hAnsi="Times New Roman" w:cs="Times New Roman"/>
-                <w:kern w:val="0"/>
-                <w:sz w:val="21"/>
-                <w:szCs w:val="21"/>
-                <w14:ligatures w14:val="none"/>
+            <w:tcW w:w="866" w:type="pct"/>
+            <w:hideMark/>
+          </w:tcPr>
+          <w:p>
+            <w:pPr>
+              <w:spacing w:after="160" w:line="278" w:lineRule="auto"/>
+              <w:cnfStyle w:val="000000000000" w:firstRow="0" w:lastRow="0" w:firstColumn="0" w:lastColumn="0" w:oddVBand="0" w:evenVBand="0" w:oddHBand="0" w:evenHBand="0" w:firstRowFirstColumn="0" w:firstRowLastColumn="0" w:lastRowFirstColumn="0" w:lastRowLastColumn="0"/>
+              <w:rPr>
+                <w:rFonts w:ascii="Calibri" w:hAnsi="Calibri" w:cs="Calibri"/>
+                <w:sz w:val="20"/>
+                <w:szCs w:val="20"/>
               </w:rPr>
             </w:pPr>
             <w:hyperlink r:id="rId10" w:tgtFrame="_blank" w:history="1">
               <w:r>
                 <w:rPr>
-                  <w:rFonts w:ascii="unset" w:eastAsia="Times New Roman" w:hAnsi="unset" w:cs="Times New Roman"/>
-                  <w:color w:val="0000FF"/>
-                  <w:kern w:val="0"/>
-                  <w:sz w:val="21"/>
-                  <w:szCs w:val="21"/>
-                  <w:u w:val="single"/>
-                  <w:bdr w:val="single" w:sz="2" w:space="0" w:color="auto" w:frame="1"/>
-                  <w14:ligatures w14:val="none"/>
+                  <w:rStyle w:val="Hyperlink"/>
+                  <w:rFonts w:ascii="Calibri" w:hAnsi="Calibri" w:cs="Calibri"/>
+                  <w:sz w:val="20"/>
+                  <w:szCs w:val="20"/>
                 </w:rPr>
                 <w:t>https://www.in.gov/idem/air/permits/</w:t>
               </w:r>
@@ -576,28 +494,24 @@
         </w:tc>
         <w:tc>
           <w:tcPr>
-            <w:tcW w:w="947" w:type="pct"/>
-            <w:hideMark/>
-          </w:tcPr>
-          <w:p>
-            <w:pPr>
-              <w:spacing w:before="240" w:after="240"/>
-              <w:cnfStyle w:val="000000000000" w:firstRow="0" w:lastRow="0" w:firstColumn="0" w:lastColumn="0" w:oddVBand="0" w:evenVBand="0" w:oddHBand="0" w:evenHBand="0" w:firstRowFirstColumn="0" w:firstRowLastColumn="0" w:lastRowFirstColumn="0" w:lastRowLastColumn="0"/>
-              <w:rPr>
-                <w:rFonts w:ascii="Times New Roman" w:eastAsia="Times New Roman" w:hAnsi="Times New Roman" w:cs="Times New Roman"/>
-                <w:kern w:val="0"/>
-                <w:sz w:val="21"/>
-                <w:szCs w:val="21"/>
-                <w14:ligatures w14:val="none"/>
-              </w:rPr>
-            </w:pPr>
-            <w:r>
-              <w:rPr>
-                <w:rFonts w:ascii="Times New Roman" w:eastAsia="Times New Roman" w:hAnsi="Times New Roman" w:cs="Times New Roman"/>
-                <w:kern w:val="0"/>
-                <w:sz w:val="21"/>
-                <w:szCs w:val="21"/>
-                <w14:ligatures w14:val="none"/>
+            <w:tcW w:w="962" w:type="pct"/>
+            <w:hideMark/>
+          </w:tcPr>
+          <w:p>
+            <w:pPr>
+              <w:spacing w:after="160" w:line="278" w:lineRule="auto"/>
+              <w:cnfStyle w:val="000000000000" w:firstRow="0" w:lastRow="0" w:firstColumn="0" w:lastColumn="0" w:oddVBand="0" w:evenVBand="0" w:oddHBand="0" w:evenHBand="0" w:firstRowFirstColumn="0" w:firstRowLastColumn="0" w:lastRowFirstColumn="0" w:lastRowLastColumn="0"/>
+              <w:rPr>
+                <w:rFonts w:ascii="Calibri" w:hAnsi="Calibri" w:cs="Calibri"/>
+                <w:sz w:val="20"/>
+                <w:szCs w:val="20"/>
+              </w:rPr>
+            </w:pPr>
+            <w:r>
+              <w:rPr>
+                <w:rFonts w:ascii="Calibri" w:hAnsi="Calibri" w:cs="Calibri"/>
+                <w:sz w:val="20"/>
+                <w:szCs w:val="20"/>
               </w:rPr>
               <w:t>IDEM Virtual File Cabinet</w:t>
             </w:r>
@@ -605,32 +519,26 @@
         </w:tc>
         <w:tc>
           <w:tcPr>
-            <w:tcW w:w="1139" w:type="pct"/>
-            <w:hideMark/>
-          </w:tcPr>
-          <w:p>
-            <w:pPr>
-              <w:spacing w:before="240" w:after="240"/>
-              <w:cnfStyle w:val="000000000000" w:firstRow="0" w:lastRow="0" w:firstColumn="0" w:lastColumn="0" w:oddVBand="0" w:evenVBand="0" w:oddHBand="0" w:evenHBand="0" w:firstRowFirstColumn="0" w:firstRowLastColumn="0" w:lastRowFirstColumn="0" w:lastRowLastColumn="0"/>
-              <w:rPr>
-                <w:rFonts w:ascii="Times New Roman" w:eastAsia="Times New Roman" w:hAnsi="Times New Roman" w:cs="Times New Roman"/>
-                <w:kern w:val="0"/>
-                <w:sz w:val="21"/>
-                <w:szCs w:val="21"/>
-                <w14:ligatures w14:val="none"/>
+            <w:tcW w:w="911" w:type="pct"/>
+            <w:hideMark/>
+          </w:tcPr>
+          <w:p>
+            <w:pPr>
+              <w:spacing w:after="160" w:line="278" w:lineRule="auto"/>
+              <w:cnfStyle w:val="000000000000" w:firstRow="0" w:lastRow="0" w:firstColumn="0" w:lastColumn="0" w:oddVBand="0" w:evenVBand="0" w:oddHBand="0" w:evenHBand="0" w:firstRowFirstColumn="0" w:firstRowLastColumn="0" w:lastRowFirstColumn="0" w:lastRowLastColumn="0"/>
+              <w:rPr>
+                <w:rFonts w:ascii="Calibri" w:hAnsi="Calibri" w:cs="Calibri"/>
+                <w:sz w:val="20"/>
+                <w:szCs w:val="20"/>
               </w:rPr>
             </w:pPr>
             <w:hyperlink r:id="rId11" w:tgtFrame="_blank" w:history="1">
               <w:r>
                 <w:rPr>
-                  <w:rFonts w:ascii="unset" w:eastAsia="Times New Roman" w:hAnsi="unset" w:cs="Times New Roman"/>
-                  <w:color w:val="0000FF"/>
-                  <w:kern w:val="0"/>
-                  <w:sz w:val="21"/>
-                  <w:szCs w:val="21"/>
-                  <w:u w:val="single"/>
-                  <w:bdr w:val="single" w:sz="2" w:space="0" w:color="auto" w:frame="1"/>
-                  <w14:ligatures w14:val="none"/>
+                  <w:rStyle w:val="Hyperlink"/>
+                  <w:rFonts w:ascii="Calibri" w:hAnsi="Calibri" w:cs="Calibri"/>
+                  <w:sz w:val="20"/>
+                  <w:szCs w:val="20"/>
                 </w:rPr>
                 <w:t>https://www.in.gov/idem/records/virtual-file-cabinet/</w:t>
               </w:r>
@@ -639,28 +547,24 @@
         </w:tc>
         <w:tc>
           <w:tcPr>
-            <w:tcW w:w="1464" w:type="pct"/>
-            <w:hideMark/>
-          </w:tcPr>
-          <w:p>
-            <w:pPr>
-              <w:spacing w:before="240" w:after="240"/>
-              <w:cnfStyle w:val="000000000000" w:firstRow="0" w:lastRow="0" w:firstColumn="0" w:lastColumn="0" w:oddVBand="0" w:evenVBand="0" w:oddHBand="0" w:evenHBand="0" w:firstRowFirstColumn="0" w:firstRowLastColumn="0" w:lastRowFirstColumn="0" w:lastRowLastColumn="0"/>
-              <w:rPr>
-                <w:rFonts w:ascii="Times New Roman" w:eastAsia="Times New Roman" w:hAnsi="Times New Roman" w:cs="Times New Roman"/>
-                <w:kern w:val="0"/>
-                <w:sz w:val="21"/>
-                <w:szCs w:val="21"/>
-                <w14:ligatures w14:val="none"/>
-              </w:rPr>
-            </w:pPr>
-            <w:r>
-              <w:rPr>
-                <w:rFonts w:ascii="Times New Roman" w:eastAsia="Times New Roman" w:hAnsi="Times New Roman" w:cs="Times New Roman"/>
-                <w:kern w:val="0"/>
-                <w:sz w:val="21"/>
-                <w:szCs w:val="21"/>
-                <w14:ligatures w14:val="none"/>
+            <w:tcW w:w="1493" w:type="pct"/>
+            <w:hideMark/>
+          </w:tcPr>
+          <w:p>
+            <w:pPr>
+              <w:spacing w:after="160" w:line="278" w:lineRule="auto"/>
+              <w:cnfStyle w:val="000000000000" w:firstRow="0" w:lastRow="0" w:firstColumn="0" w:lastColumn="0" w:oddVBand="0" w:evenVBand="0" w:oddHBand="0" w:evenHBand="0" w:firstRowFirstColumn="0" w:firstRowLastColumn="0" w:lastRowFirstColumn="0" w:lastRowLastColumn="0"/>
+              <w:rPr>
+                <w:rFonts w:ascii="Calibri" w:hAnsi="Calibri" w:cs="Calibri"/>
+                <w:sz w:val="20"/>
+                <w:szCs w:val="20"/>
+              </w:rPr>
+            </w:pPr>
+            <w:r>
+              <w:rPr>
+                <w:rFonts w:ascii="Calibri" w:hAnsi="Calibri" w:cs="Calibri"/>
+                <w:sz w:val="20"/>
+                <w:szCs w:val="20"/>
               </w:rPr>
               <w:t>General air permits</w:t>
             </w:r>
@@ -671,28 +575,23 @@
         <w:tc>
           <w:tcPr>
             <w:cnfStyle w:val="001000000000" w:firstRow="0" w:lastRow="0" w:firstColumn="1" w:lastColumn="0" w:oddVBand="0" w:evenVBand="0" w:oddHBand="0" w:evenHBand="0" w:firstRowFirstColumn="0" w:firstRowLastColumn="0" w:lastRowFirstColumn="0" w:lastRowLastColumn="0"/>
-            <w:tcW w:w="696" w:type="pct"/>
-            <w:hideMark/>
-          </w:tcPr>
-          <w:p>
-            <w:pPr>
-              <w:spacing w:before="240" w:after="240"/>
-              <w:rPr>
-                <w:rFonts w:ascii="Times New Roman" w:eastAsia="Times New Roman" w:hAnsi="Times New Roman" w:cs="Times New Roman"/>
-                <w:kern w:val="0"/>
-                <w:sz w:val="21"/>
-                <w:szCs w:val="21"/>
-                <w14:ligatures w14:val="none"/>
-              </w:rPr>
-            </w:pPr>
-            <w:r>
-              <w:rPr>
-                <w:rFonts w:ascii="Times New Roman" w:eastAsia="Times New Roman" w:hAnsi="Times New Roman" w:cs="Times New Roman"/>
-                <w:kern w:val="0"/>
-                <w:sz w:val="21"/>
-                <w:szCs w:val="21"/>
-                <w:bdr w:val="single" w:sz="2" w:space="0" w:color="auto" w:frame="1"/>
-                <w14:ligatures w14:val="none"/>
+            <w:tcW w:w="767" w:type="pct"/>
+            <w:hideMark/>
+          </w:tcPr>
+          <w:p>
+            <w:pPr>
+              <w:spacing w:after="160" w:line="278" w:lineRule="auto"/>
+              <w:rPr>
+                <w:rFonts w:ascii="Calibri" w:hAnsi="Calibri" w:cs="Calibri"/>
+                <w:sz w:val="20"/>
+                <w:szCs w:val="20"/>
+              </w:rPr>
+            </w:pPr>
+            <w:r>
+              <w:rPr>
+                <w:rFonts w:ascii="Calibri" w:hAnsi="Calibri" w:cs="Calibri"/>
+                <w:sz w:val="20"/>
+                <w:szCs w:val="20"/>
               </w:rPr>
               <w:t>Kentucky</w:t>
             </w:r>
@@ -700,32 +599,26 @@
         </w:tc>
         <w:tc>
           <w:tcPr>
-            <w:tcW w:w="658" w:type="pct"/>
-            <w:hideMark/>
-          </w:tcPr>
-          <w:p>
-            <w:pPr>
-              <w:spacing w:before="240" w:after="240"/>
-              <w:cnfStyle w:val="000000000000" w:firstRow="0" w:lastRow="0" w:firstColumn="0" w:lastColumn="0" w:oddVBand="0" w:evenVBand="0" w:oddHBand="0" w:evenHBand="0" w:firstRowFirstColumn="0" w:firstRowLastColumn="0" w:lastRowFirstColumn="0" w:lastRowLastColumn="0"/>
-              <w:rPr>
-                <w:rFonts w:ascii="Times New Roman" w:eastAsia="Times New Roman" w:hAnsi="Times New Roman" w:cs="Times New Roman"/>
-                <w:kern w:val="0"/>
-                <w:sz w:val="21"/>
-                <w:szCs w:val="21"/>
-                <w14:ligatures w14:val="none"/>
+            <w:tcW w:w="866" w:type="pct"/>
+            <w:hideMark/>
+          </w:tcPr>
+          <w:p>
+            <w:pPr>
+              <w:spacing w:after="160" w:line="278" w:lineRule="auto"/>
+              <w:cnfStyle w:val="000000000000" w:firstRow="0" w:lastRow="0" w:firstColumn="0" w:lastColumn="0" w:oddVBand="0" w:evenVBand="0" w:oddHBand="0" w:evenHBand="0" w:firstRowFirstColumn="0" w:firstRowLastColumn="0" w:lastRowFirstColumn="0" w:lastRowLastColumn="0"/>
+              <w:rPr>
+                <w:rFonts w:ascii="Calibri" w:hAnsi="Calibri" w:cs="Calibri"/>
+                <w:sz w:val="20"/>
+                <w:szCs w:val="20"/>
               </w:rPr>
             </w:pPr>
             <w:hyperlink r:id="rId12" w:tgtFrame="_blank" w:history="1">
               <w:r>
                 <w:rPr>
-                  <w:rFonts w:ascii="unset" w:eastAsia="Times New Roman" w:hAnsi="unset" w:cs="Times New Roman"/>
-                  <w:color w:val="0000FF"/>
-                  <w:kern w:val="0"/>
-                  <w:sz w:val="21"/>
-                  <w:szCs w:val="21"/>
-                  <w:u w:val="single"/>
-                  <w:bdr w:val="single" w:sz="2" w:space="0" w:color="auto" w:frame="1"/>
-                  <w14:ligatures w14:val="none"/>
+                  <w:rStyle w:val="Hyperlink"/>
+                  <w:rFonts w:ascii="Calibri" w:hAnsi="Calibri" w:cs="Calibri"/>
+                  <w:sz w:val="20"/>
+                  <w:szCs w:val="20"/>
                 </w:rPr>
                 <w:t>https://eec.ky.gov/Environmental-Protection/Air/permitting/Pages/default.aspx</w:t>
               </w:r>
@@ -734,28 +627,24 @@
         </w:tc>
         <w:tc>
           <w:tcPr>
-            <w:tcW w:w="947" w:type="pct"/>
-            <w:hideMark/>
-          </w:tcPr>
-          <w:p>
-            <w:pPr>
-              <w:spacing w:before="240" w:after="240"/>
-              <w:cnfStyle w:val="000000000000" w:firstRow="0" w:lastRow="0" w:firstColumn="0" w:lastColumn="0" w:oddVBand="0" w:evenVBand="0" w:oddHBand="0" w:evenHBand="0" w:firstRowFirstColumn="0" w:firstRowLastColumn="0" w:lastRowFirstColumn="0" w:lastRowLastColumn="0"/>
-              <w:rPr>
-                <w:rFonts w:ascii="Times New Roman" w:eastAsia="Times New Roman" w:hAnsi="Times New Roman" w:cs="Times New Roman"/>
-                <w:kern w:val="0"/>
-                <w:sz w:val="21"/>
-                <w:szCs w:val="21"/>
-                <w14:ligatures w14:val="none"/>
-              </w:rPr>
-            </w:pPr>
-            <w:r>
-              <w:rPr>
-                <w:rFonts w:ascii="Times New Roman" w:eastAsia="Times New Roman" w:hAnsi="Times New Roman" w:cs="Times New Roman"/>
-                <w:kern w:val="0"/>
-                <w:sz w:val="21"/>
-                <w:szCs w:val="21"/>
-                <w14:ligatures w14:val="none"/>
+            <w:tcW w:w="962" w:type="pct"/>
+            <w:hideMark/>
+          </w:tcPr>
+          <w:p>
+            <w:pPr>
+              <w:spacing w:after="160" w:line="278" w:lineRule="auto"/>
+              <w:cnfStyle w:val="000000000000" w:firstRow="0" w:lastRow="0" w:firstColumn="0" w:lastColumn="0" w:oddVBand="0" w:evenVBand="0" w:oddHBand="0" w:evenHBand="0" w:firstRowFirstColumn="0" w:firstRowLastColumn="0" w:lastRowFirstColumn="0" w:lastRowLastColumn="0"/>
+              <w:rPr>
+                <w:rFonts w:ascii="Calibri" w:hAnsi="Calibri" w:cs="Calibri"/>
+                <w:sz w:val="20"/>
+                <w:szCs w:val="20"/>
+              </w:rPr>
+            </w:pPr>
+            <w:r>
+              <w:rPr>
+                <w:rFonts w:ascii="Calibri" w:hAnsi="Calibri" w:cs="Calibri"/>
+                <w:sz w:val="20"/>
+                <w:szCs w:val="20"/>
               </w:rPr>
               <w:t>Kentucky Division for Air Quality</w:t>
             </w:r>
@@ -763,32 +652,26 @@
         </w:tc>
         <w:tc>
           <w:tcPr>
-            <w:tcW w:w="1139" w:type="pct"/>
-            <w:hideMark/>
-          </w:tcPr>
-          <w:p>
-            <w:pPr>
-              <w:spacing w:before="240" w:after="240"/>
-              <w:cnfStyle w:val="000000000000" w:firstRow="0" w:lastRow="0" w:firstColumn="0" w:lastColumn="0" w:oddVBand="0" w:evenVBand="0" w:oddHBand="0" w:evenHBand="0" w:firstRowFirstColumn="0" w:firstRowLastColumn="0" w:lastRowFirstColumn="0" w:lastRowLastColumn="0"/>
-              <w:rPr>
-                <w:rFonts w:ascii="Times New Roman" w:eastAsia="Times New Roman" w:hAnsi="Times New Roman" w:cs="Times New Roman"/>
-                <w:kern w:val="0"/>
-                <w:sz w:val="21"/>
-                <w:szCs w:val="21"/>
-                <w14:ligatures w14:val="none"/>
+            <w:tcW w:w="911" w:type="pct"/>
+            <w:hideMark/>
+          </w:tcPr>
+          <w:p>
+            <w:pPr>
+              <w:spacing w:after="160" w:line="278" w:lineRule="auto"/>
+              <w:cnfStyle w:val="000000000000" w:firstRow="0" w:lastRow="0" w:firstColumn="0" w:lastColumn="0" w:oddVBand="0" w:evenVBand="0" w:oddHBand="0" w:evenHBand="0" w:firstRowFirstColumn="0" w:firstRowLastColumn="0" w:lastRowFirstColumn="0" w:lastRowLastColumn="0"/>
+              <w:rPr>
+                <w:rFonts w:ascii="Calibri" w:hAnsi="Calibri" w:cs="Calibri"/>
+                <w:sz w:val="20"/>
+                <w:szCs w:val="20"/>
               </w:rPr>
             </w:pPr>
             <w:hyperlink r:id="rId13" w:tgtFrame="_blank" w:history="1">
               <w:r>
                 <w:rPr>
-                  <w:rFonts w:ascii="unset" w:eastAsia="Times New Roman" w:hAnsi="unset" w:cs="Times New Roman"/>
-                  <w:color w:val="0000FF"/>
-                  <w:kern w:val="0"/>
-                  <w:sz w:val="21"/>
-                  <w:szCs w:val="21"/>
-                  <w:u w:val="single"/>
-                  <w:bdr w:val="single" w:sz="2" w:space="0" w:color="auto" w:frame="1"/>
-                  <w14:ligatures w14:val="none"/>
+                  <w:rStyle w:val="Hyperlink"/>
+                  <w:rFonts w:ascii="Calibri" w:hAnsi="Calibri" w:cs="Calibri"/>
+                  <w:sz w:val="20"/>
+                  <w:szCs w:val="20"/>
                 </w:rPr>
                 <w:t>https://eec.ky.gov/Environmental-Protection/Air/Pages/default.aspx</w:t>
               </w:r>
@@ -797,28 +680,24 @@
         </w:tc>
         <w:tc>
           <w:tcPr>
-            <w:tcW w:w="1464" w:type="pct"/>
-            <w:hideMark/>
-          </w:tcPr>
-          <w:p>
-            <w:pPr>
-              <w:spacing w:before="240" w:after="240"/>
-              <w:cnfStyle w:val="000000000000" w:firstRow="0" w:lastRow="0" w:firstColumn="0" w:lastColumn="0" w:oddVBand="0" w:evenVBand="0" w:oddHBand="0" w:evenHBand="0" w:firstRowFirstColumn="0" w:firstRowLastColumn="0" w:lastRowFirstColumn="0" w:lastRowLastColumn="0"/>
-              <w:rPr>
-                <w:rFonts w:ascii="Times New Roman" w:eastAsia="Times New Roman" w:hAnsi="Times New Roman" w:cs="Times New Roman"/>
-                <w:kern w:val="0"/>
-                <w:sz w:val="21"/>
-                <w:szCs w:val="21"/>
-                <w14:ligatures w14:val="none"/>
-              </w:rPr>
-            </w:pPr>
-            <w:r>
-              <w:rPr>
-                <w:rFonts w:ascii="Times New Roman" w:eastAsia="Times New Roman" w:hAnsi="Times New Roman" w:cs="Times New Roman"/>
-                <w:kern w:val="0"/>
-                <w:sz w:val="21"/>
-                <w:szCs w:val="21"/>
-                <w14:ligatures w14:val="none"/>
+            <w:tcW w:w="1493" w:type="pct"/>
+            <w:hideMark/>
+          </w:tcPr>
+          <w:p>
+            <w:pPr>
+              <w:spacing w:after="160" w:line="278" w:lineRule="auto"/>
+              <w:cnfStyle w:val="000000000000" w:firstRow="0" w:lastRow="0" w:firstColumn="0" w:lastColumn="0" w:oddVBand="0" w:evenVBand="0" w:oddHBand="0" w:evenHBand="0" w:firstRowFirstColumn="0" w:firstRowLastColumn="0" w:lastRowFirstColumn="0" w:lastRowLastColumn="0"/>
+              <w:rPr>
+                <w:rFonts w:ascii="Calibri" w:hAnsi="Calibri" w:cs="Calibri"/>
+                <w:sz w:val="20"/>
+                <w:szCs w:val="20"/>
+              </w:rPr>
+            </w:pPr>
+            <w:r>
+              <w:rPr>
+                <w:rFonts w:ascii="Calibri" w:hAnsi="Calibri" w:cs="Calibri"/>
+                <w:sz w:val="20"/>
+                <w:szCs w:val="20"/>
               </w:rPr>
               <w:t>General air permits</w:t>
             </w:r>
@@ -829,62 +708,50 @@
         <w:tc>
           <w:tcPr>
             <w:cnfStyle w:val="001000000000" w:firstRow="0" w:lastRow="0" w:firstColumn="1" w:lastColumn="0" w:oddVBand="0" w:evenVBand="0" w:oddHBand="0" w:evenHBand="0" w:firstRowFirstColumn="0" w:firstRowLastColumn="0" w:lastRowFirstColumn="0" w:lastRowLastColumn="0"/>
-            <w:tcW w:w="696" w:type="pct"/>
-            <w:hideMark/>
-          </w:tcPr>
-          <w:p>
-            <w:pPr>
-              <w:spacing w:before="240" w:after="240"/>
-              <w:rPr>
-                <w:rFonts w:ascii="Times New Roman" w:eastAsia="Times New Roman" w:hAnsi="Times New Roman" w:cs="Times New Roman"/>
-                <w:kern w:val="0"/>
-                <w:sz w:val="21"/>
-                <w:szCs w:val="21"/>
-                <w14:ligatures w14:val="none"/>
-              </w:rPr>
-            </w:pPr>
-            <w:r>
-              <w:rPr>
-                <w:rFonts w:ascii="Times New Roman" w:eastAsia="Times New Roman" w:hAnsi="Times New Roman" w:cs="Times New Roman"/>
-                <w:kern w:val="0"/>
-                <w:sz w:val="21"/>
-                <w:szCs w:val="21"/>
-                <w:bdr w:val="single" w:sz="2" w:space="0" w:color="auto" w:frame="1"/>
-                <w14:ligatures w14:val="none"/>
-              </w:rPr>
-              <w:lastRenderedPageBreak/>
+            <w:tcW w:w="767" w:type="pct"/>
+            <w:hideMark/>
+          </w:tcPr>
+          <w:p>
+            <w:pPr>
+              <w:spacing w:after="160" w:line="278" w:lineRule="auto"/>
+              <w:rPr>
+                <w:rFonts w:ascii="Calibri" w:hAnsi="Calibri" w:cs="Calibri"/>
+                <w:sz w:val="20"/>
+                <w:szCs w:val="20"/>
+              </w:rPr>
+            </w:pPr>
+            <w:r>
+              <w:rPr>
+                <w:rFonts w:ascii="Calibri" w:hAnsi="Calibri" w:cs="Calibri"/>
+                <w:sz w:val="20"/>
+                <w:szCs w:val="20"/>
+              </w:rPr>
               <w:t>Maryland</w:t>
             </w:r>
           </w:p>
         </w:tc>
         <w:tc>
           <w:tcPr>
-            <w:tcW w:w="658" w:type="pct"/>
-            <w:hideMark/>
-          </w:tcPr>
-          <w:p>
-            <w:pPr>
-              <w:spacing w:before="240" w:after="240"/>
-              <w:cnfStyle w:val="000000000000" w:firstRow="0" w:lastRow="0" w:firstColumn="0" w:lastColumn="0" w:oddVBand="0" w:evenVBand="0" w:oddHBand="0" w:evenHBand="0" w:firstRowFirstColumn="0" w:firstRowLastColumn="0" w:lastRowFirstColumn="0" w:lastRowLastColumn="0"/>
-              <w:rPr>
-                <w:rFonts w:ascii="Times New Roman" w:eastAsia="Times New Roman" w:hAnsi="Times New Roman" w:cs="Times New Roman"/>
-                <w:kern w:val="0"/>
-                <w:sz w:val="21"/>
-                <w:szCs w:val="21"/>
-                <w14:ligatures w14:val="none"/>
+            <w:tcW w:w="866" w:type="pct"/>
+            <w:hideMark/>
+          </w:tcPr>
+          <w:p>
+            <w:pPr>
+              <w:spacing w:after="160" w:line="278" w:lineRule="auto"/>
+              <w:cnfStyle w:val="000000000000" w:firstRow="0" w:lastRow="0" w:firstColumn="0" w:lastColumn="0" w:oddVBand="0" w:evenVBand="0" w:oddHBand="0" w:evenHBand="0" w:firstRowFirstColumn="0" w:firstRowLastColumn="0" w:lastRowFirstColumn="0" w:lastRowLastColumn="0"/>
+              <w:rPr>
+                <w:rFonts w:ascii="Calibri" w:hAnsi="Calibri" w:cs="Calibri"/>
+                <w:sz w:val="20"/>
+                <w:szCs w:val="20"/>
               </w:rPr>
             </w:pPr>
             <w:hyperlink r:id="rId14" w:tgtFrame="_blank" w:history="1">
               <w:r>
                 <w:rPr>
-                  <w:rFonts w:ascii="unset" w:eastAsia="Times New Roman" w:hAnsi="unset" w:cs="Times New Roman"/>
-                  <w:color w:val="0000FF"/>
-                  <w:kern w:val="0"/>
-                  <w:sz w:val="21"/>
-                  <w:szCs w:val="21"/>
-                  <w:u w:val="single"/>
-                  <w:bdr w:val="single" w:sz="2" w:space="0" w:color="auto" w:frame="1"/>
-                  <w14:ligatures w14:val="none"/>
+                  <w:rStyle w:val="Hyperlink"/>
+                  <w:rFonts w:ascii="Calibri" w:hAnsi="Calibri" w:cs="Calibri"/>
+                  <w:sz w:val="20"/>
+                  <w:szCs w:val="20"/>
                 </w:rPr>
                 <w:t>https://mde.maryland.gov/programs/permits/pages/sb47.aspx</w:t>
               </w:r>
@@ -893,50 +760,42 @@
         </w:tc>
         <w:tc>
           <w:tcPr>
-            <w:tcW w:w="947" w:type="pct"/>
-            <w:hideMark/>
-          </w:tcPr>
-          <w:p>
-            <w:pPr>
-              <w:spacing w:before="240" w:after="240"/>
-              <w:cnfStyle w:val="000000000000" w:firstRow="0" w:lastRow="0" w:firstColumn="0" w:lastColumn="0" w:oddVBand="0" w:evenVBand="0" w:oddHBand="0" w:evenHBand="0" w:firstRowFirstColumn="0" w:firstRowLastColumn="0" w:lastRowFirstColumn="0" w:lastRowLastColumn="0"/>
-              <w:rPr>
-                <w:rFonts w:ascii="Times New Roman" w:eastAsia="Times New Roman" w:hAnsi="Times New Roman" w:cs="Times New Roman"/>
-                <w:kern w:val="0"/>
-                <w:sz w:val="21"/>
-                <w:szCs w:val="21"/>
-                <w14:ligatures w14:val="none"/>
-              </w:rPr>
-            </w:pPr>
-            <w:r>
-              <w:rPr>
-                <w:rFonts w:ascii="Times New Roman" w:eastAsia="Times New Roman" w:hAnsi="Times New Roman" w:cs="Times New Roman"/>
-                <w:kern w:val="0"/>
-                <w:sz w:val="21"/>
-                <w:szCs w:val="21"/>
-                <w14:ligatures w14:val="none"/>
+            <w:tcW w:w="962" w:type="pct"/>
+            <w:hideMark/>
+          </w:tcPr>
+          <w:p>
+            <w:pPr>
+              <w:spacing w:after="160" w:line="278" w:lineRule="auto"/>
+              <w:cnfStyle w:val="000000000000" w:firstRow="0" w:lastRow="0" w:firstColumn="0" w:lastColumn="0" w:oddVBand="0" w:evenVBand="0" w:oddHBand="0" w:evenHBand="0" w:firstRowFirstColumn="0" w:firstRowLastColumn="0" w:lastRowFirstColumn="0" w:lastRowLastColumn="0"/>
+              <w:rPr>
+                <w:rFonts w:ascii="Calibri" w:hAnsi="Calibri" w:cs="Calibri"/>
+                <w:sz w:val="20"/>
+                <w:szCs w:val="20"/>
+              </w:rPr>
+            </w:pPr>
+            <w:r>
+              <w:rPr>
+                <w:rFonts w:ascii="Calibri" w:hAnsi="Calibri" w:cs="Calibri"/>
+                <w:sz w:val="20"/>
+                <w:szCs w:val="20"/>
               </w:rPr>
               <w:t xml:space="preserve">Maryland </w:t>
             </w:r>
             <w:proofErr w:type="spellStart"/>
             <w:r>
               <w:rPr>
-                <w:rFonts w:ascii="Times New Roman" w:eastAsia="Times New Roman" w:hAnsi="Times New Roman" w:cs="Times New Roman"/>
-                <w:kern w:val="0"/>
-                <w:sz w:val="21"/>
-                <w:szCs w:val="21"/>
-                <w14:ligatures w14:val="none"/>
+                <w:rFonts w:ascii="Calibri" w:hAnsi="Calibri" w:cs="Calibri"/>
+                <w:sz w:val="20"/>
+                <w:szCs w:val="20"/>
               </w:rPr>
               <w:t>OneStop</w:t>
             </w:r>
             <w:proofErr w:type="spellEnd"/>
             <w:r>
               <w:rPr>
-                <w:rFonts w:ascii="Times New Roman" w:eastAsia="Times New Roman" w:hAnsi="Times New Roman" w:cs="Times New Roman"/>
-                <w:kern w:val="0"/>
-                <w:sz w:val="21"/>
-                <w:szCs w:val="21"/>
-                <w14:ligatures w14:val="none"/>
+                <w:rFonts w:ascii="Calibri" w:hAnsi="Calibri" w:cs="Calibri"/>
+                <w:sz w:val="20"/>
+                <w:szCs w:val="20"/>
               </w:rPr>
               <w:t xml:space="preserve"> Portal</w:t>
             </w:r>
@@ -944,32 +803,26 @@
         </w:tc>
         <w:tc>
           <w:tcPr>
-            <w:tcW w:w="1139" w:type="pct"/>
-            <w:hideMark/>
-          </w:tcPr>
-          <w:p>
-            <w:pPr>
-              <w:spacing w:before="240" w:after="240"/>
-              <w:cnfStyle w:val="000000000000" w:firstRow="0" w:lastRow="0" w:firstColumn="0" w:lastColumn="0" w:oddVBand="0" w:evenVBand="0" w:oddHBand="0" w:evenHBand="0" w:firstRowFirstColumn="0" w:firstRowLastColumn="0" w:lastRowFirstColumn="0" w:lastRowLastColumn="0"/>
-              <w:rPr>
-                <w:rFonts w:ascii="Times New Roman" w:eastAsia="Times New Roman" w:hAnsi="Times New Roman" w:cs="Times New Roman"/>
-                <w:kern w:val="0"/>
-                <w:sz w:val="21"/>
-                <w:szCs w:val="21"/>
-                <w14:ligatures w14:val="none"/>
+            <w:tcW w:w="911" w:type="pct"/>
+            <w:hideMark/>
+          </w:tcPr>
+          <w:p>
+            <w:pPr>
+              <w:spacing w:after="160" w:line="278" w:lineRule="auto"/>
+              <w:cnfStyle w:val="000000000000" w:firstRow="0" w:lastRow="0" w:firstColumn="0" w:lastColumn="0" w:oddVBand="0" w:evenVBand="0" w:oddHBand="0" w:evenHBand="0" w:firstRowFirstColumn="0" w:firstRowLastColumn="0" w:lastRowFirstColumn="0" w:lastRowLastColumn="0"/>
+              <w:rPr>
+                <w:rFonts w:ascii="Calibri" w:hAnsi="Calibri" w:cs="Calibri"/>
+                <w:sz w:val="20"/>
+                <w:szCs w:val="20"/>
               </w:rPr>
             </w:pPr>
             <w:hyperlink r:id="rId15" w:tgtFrame="_blank" w:history="1">
               <w:r>
                 <w:rPr>
-                  <w:rFonts w:ascii="unset" w:eastAsia="Times New Roman" w:hAnsi="unset" w:cs="Times New Roman"/>
-                  <w:color w:val="0000FF"/>
-                  <w:kern w:val="0"/>
-                  <w:sz w:val="21"/>
-                  <w:szCs w:val="21"/>
-                  <w:u w:val="single"/>
-                  <w:bdr w:val="single" w:sz="2" w:space="0" w:color="auto" w:frame="1"/>
-                  <w14:ligatures w14:val="none"/>
+                  <w:rStyle w:val="Hyperlink"/>
+                  <w:rFonts w:ascii="Calibri" w:hAnsi="Calibri" w:cs="Calibri"/>
+                  <w:sz w:val="20"/>
+                  <w:szCs w:val="20"/>
                 </w:rPr>
                 <w:t>https://onestop.md.gov/licenses/air-quality-permit-to-construct-5d1540b854f24d03e999850a</w:t>
               </w:r>
@@ -978,28 +831,24 @@
         </w:tc>
         <w:tc>
           <w:tcPr>
-            <w:tcW w:w="1464" w:type="pct"/>
-            <w:hideMark/>
-          </w:tcPr>
-          <w:p>
-            <w:pPr>
-              <w:spacing w:before="240" w:after="240"/>
-              <w:cnfStyle w:val="000000000000" w:firstRow="0" w:lastRow="0" w:firstColumn="0" w:lastColumn="0" w:oddVBand="0" w:evenVBand="0" w:oddHBand="0" w:evenHBand="0" w:firstRowFirstColumn="0" w:firstRowLastColumn="0" w:lastRowFirstColumn="0" w:lastRowLastColumn="0"/>
-              <w:rPr>
-                <w:rFonts w:ascii="Times New Roman" w:eastAsia="Times New Roman" w:hAnsi="Times New Roman" w:cs="Times New Roman"/>
-                <w:kern w:val="0"/>
-                <w:sz w:val="21"/>
-                <w:szCs w:val="21"/>
-                <w14:ligatures w14:val="none"/>
-              </w:rPr>
-            </w:pPr>
-            <w:r>
-              <w:rPr>
-                <w:rFonts w:ascii="Times New Roman" w:eastAsia="Times New Roman" w:hAnsi="Times New Roman" w:cs="Times New Roman"/>
-                <w:kern w:val="0"/>
-                <w:sz w:val="21"/>
-                <w:szCs w:val="21"/>
-                <w14:ligatures w14:val="none"/>
+            <w:tcW w:w="1493" w:type="pct"/>
+            <w:hideMark/>
+          </w:tcPr>
+          <w:p>
+            <w:pPr>
+              <w:spacing w:after="160" w:line="278" w:lineRule="auto"/>
+              <w:cnfStyle w:val="000000000000" w:firstRow="0" w:lastRow="0" w:firstColumn="0" w:lastColumn="0" w:oddVBand="0" w:evenVBand="0" w:oddHBand="0" w:evenHBand="0" w:firstRowFirstColumn="0" w:firstRowLastColumn="0" w:lastRowFirstColumn="0" w:lastRowLastColumn="0"/>
+              <w:rPr>
+                <w:rFonts w:ascii="Calibri" w:hAnsi="Calibri" w:cs="Calibri"/>
+                <w:sz w:val="20"/>
+                <w:szCs w:val="20"/>
+              </w:rPr>
+            </w:pPr>
+            <w:r>
+              <w:rPr>
+                <w:rFonts w:ascii="Calibri" w:hAnsi="Calibri" w:cs="Calibri"/>
+                <w:sz w:val="20"/>
+                <w:szCs w:val="20"/>
               </w:rPr>
               <w:t>Emergency generator general permit available​</w:t>
             </w:r>
@@ -1010,28 +859,23 @@
         <w:tc>
           <w:tcPr>
             <w:cnfStyle w:val="001000000000" w:firstRow="0" w:lastRow="0" w:firstColumn="1" w:lastColumn="0" w:oddVBand="0" w:evenVBand="0" w:oddHBand="0" w:evenHBand="0" w:firstRowFirstColumn="0" w:firstRowLastColumn="0" w:lastRowFirstColumn="0" w:lastRowLastColumn="0"/>
-            <w:tcW w:w="696" w:type="pct"/>
-            <w:hideMark/>
-          </w:tcPr>
-          <w:p>
-            <w:pPr>
-              <w:spacing w:before="240" w:after="240"/>
-              <w:rPr>
-                <w:rFonts w:ascii="Times New Roman" w:eastAsia="Times New Roman" w:hAnsi="Times New Roman" w:cs="Times New Roman"/>
-                <w:kern w:val="0"/>
-                <w:sz w:val="21"/>
-                <w:szCs w:val="21"/>
-                <w14:ligatures w14:val="none"/>
-              </w:rPr>
-            </w:pPr>
-            <w:r>
-              <w:rPr>
-                <w:rFonts w:ascii="Times New Roman" w:eastAsia="Times New Roman" w:hAnsi="Times New Roman" w:cs="Times New Roman"/>
-                <w:kern w:val="0"/>
-                <w:sz w:val="21"/>
-                <w:szCs w:val="21"/>
-                <w:bdr w:val="single" w:sz="2" w:space="0" w:color="auto" w:frame="1"/>
-                <w14:ligatures w14:val="none"/>
+            <w:tcW w:w="767" w:type="pct"/>
+            <w:hideMark/>
+          </w:tcPr>
+          <w:p>
+            <w:pPr>
+              <w:spacing w:after="160" w:line="278" w:lineRule="auto"/>
+              <w:rPr>
+                <w:rFonts w:ascii="Calibri" w:hAnsi="Calibri" w:cs="Calibri"/>
+                <w:sz w:val="20"/>
+                <w:szCs w:val="20"/>
+              </w:rPr>
+            </w:pPr>
+            <w:r>
+              <w:rPr>
+                <w:rFonts w:ascii="Calibri" w:hAnsi="Calibri" w:cs="Calibri"/>
+                <w:sz w:val="20"/>
+                <w:szCs w:val="20"/>
               </w:rPr>
               <w:t>Michigan</w:t>
             </w:r>
@@ -1039,32 +883,26 @@
         </w:tc>
         <w:tc>
           <w:tcPr>
-            <w:tcW w:w="658" w:type="pct"/>
-            <w:hideMark/>
-          </w:tcPr>
-          <w:p>
-            <w:pPr>
-              <w:spacing w:before="240" w:after="240"/>
-              <w:cnfStyle w:val="000000000000" w:firstRow="0" w:lastRow="0" w:firstColumn="0" w:lastColumn="0" w:oddVBand="0" w:evenVBand="0" w:oddHBand="0" w:evenHBand="0" w:firstRowFirstColumn="0" w:firstRowLastColumn="0" w:lastRowFirstColumn="0" w:lastRowLastColumn="0"/>
-              <w:rPr>
-                <w:rFonts w:ascii="Times New Roman" w:eastAsia="Times New Roman" w:hAnsi="Times New Roman" w:cs="Times New Roman"/>
-                <w:kern w:val="0"/>
-                <w:sz w:val="21"/>
-                <w:szCs w:val="21"/>
-                <w14:ligatures w14:val="none"/>
+            <w:tcW w:w="866" w:type="pct"/>
+            <w:hideMark/>
+          </w:tcPr>
+          <w:p>
+            <w:pPr>
+              <w:spacing w:after="160" w:line="278" w:lineRule="auto"/>
+              <w:cnfStyle w:val="000000000000" w:firstRow="0" w:lastRow="0" w:firstColumn="0" w:lastColumn="0" w:oddVBand="0" w:evenVBand="0" w:oddHBand="0" w:evenHBand="0" w:firstRowFirstColumn="0" w:firstRowLastColumn="0" w:lastRowFirstColumn="0" w:lastRowLastColumn="0"/>
+              <w:rPr>
+                <w:rFonts w:ascii="Calibri" w:hAnsi="Calibri" w:cs="Calibri"/>
+                <w:sz w:val="20"/>
+                <w:szCs w:val="20"/>
               </w:rPr>
             </w:pPr>
             <w:hyperlink r:id="rId16" w:tgtFrame="_blank" w:history="1">
               <w:r>
                 <w:rPr>
-                  <w:rFonts w:ascii="unset" w:eastAsia="Times New Roman" w:hAnsi="unset" w:cs="Times New Roman"/>
-                  <w:color w:val="0000FF"/>
-                  <w:kern w:val="0"/>
-                  <w:sz w:val="21"/>
-                  <w:szCs w:val="21"/>
-                  <w:u w:val="single"/>
-                  <w:bdr w:val="single" w:sz="2" w:space="0" w:color="auto" w:frame="1"/>
-                  <w14:ligatures w14:val="none"/>
+                  <w:rStyle w:val="Hyperlink"/>
+                  <w:rFonts w:ascii="Calibri" w:hAnsi="Calibri" w:cs="Calibri"/>
+                  <w:sz w:val="20"/>
+                  <w:szCs w:val="20"/>
                 </w:rPr>
                 <w:t>https://www.michigan.gov/egle/about/organization/air-quality-division/aqd-permits</w:t>
               </w:r>
@@ -1073,28 +911,24 @@
         </w:tc>
         <w:tc>
           <w:tcPr>
-            <w:tcW w:w="947" w:type="pct"/>
-            <w:hideMark/>
-          </w:tcPr>
-          <w:p>
-            <w:pPr>
-              <w:spacing w:before="240" w:after="240"/>
-              <w:cnfStyle w:val="000000000000" w:firstRow="0" w:lastRow="0" w:firstColumn="0" w:lastColumn="0" w:oddVBand="0" w:evenVBand="0" w:oddHBand="0" w:evenHBand="0" w:firstRowFirstColumn="0" w:firstRowLastColumn="0" w:lastRowFirstColumn="0" w:lastRowLastColumn="0"/>
-              <w:rPr>
-                <w:rFonts w:ascii="Times New Roman" w:eastAsia="Times New Roman" w:hAnsi="Times New Roman" w:cs="Times New Roman"/>
-                <w:kern w:val="0"/>
-                <w:sz w:val="21"/>
-                <w:szCs w:val="21"/>
-                <w14:ligatures w14:val="none"/>
-              </w:rPr>
-            </w:pPr>
-            <w:r>
-              <w:rPr>
-                <w:rFonts w:ascii="Times New Roman" w:eastAsia="Times New Roman" w:hAnsi="Times New Roman" w:cs="Times New Roman"/>
-                <w:kern w:val="0"/>
-                <w:sz w:val="21"/>
-                <w:szCs w:val="21"/>
-                <w14:ligatures w14:val="none"/>
+            <w:tcW w:w="962" w:type="pct"/>
+            <w:hideMark/>
+          </w:tcPr>
+          <w:p>
+            <w:pPr>
+              <w:spacing w:after="160" w:line="278" w:lineRule="auto"/>
+              <w:cnfStyle w:val="000000000000" w:firstRow="0" w:lastRow="0" w:firstColumn="0" w:lastColumn="0" w:oddVBand="0" w:evenVBand="0" w:oddHBand="0" w:evenHBand="0" w:firstRowFirstColumn="0" w:firstRowLastColumn="0" w:lastRowFirstColumn="0" w:lastRowLastColumn="0"/>
+              <w:rPr>
+                <w:rFonts w:ascii="Calibri" w:hAnsi="Calibri" w:cs="Calibri"/>
+                <w:sz w:val="20"/>
+                <w:szCs w:val="20"/>
+              </w:rPr>
+            </w:pPr>
+            <w:r>
+              <w:rPr>
+                <w:rFonts w:ascii="Calibri" w:hAnsi="Calibri" w:cs="Calibri"/>
+                <w:sz w:val="20"/>
+                <w:szCs w:val="20"/>
               </w:rPr>
               <w:t>Michigan EGLE Records Search</w:t>
             </w:r>
@@ -1102,32 +936,26 @@
         </w:tc>
         <w:tc>
           <w:tcPr>
-            <w:tcW w:w="1139" w:type="pct"/>
-            <w:hideMark/>
-          </w:tcPr>
-          <w:p>
-            <w:pPr>
-              <w:spacing w:before="240" w:after="240"/>
-              <w:cnfStyle w:val="000000000000" w:firstRow="0" w:lastRow="0" w:firstColumn="0" w:lastColumn="0" w:oddVBand="0" w:evenVBand="0" w:oddHBand="0" w:evenHBand="0" w:firstRowFirstColumn="0" w:firstRowLastColumn="0" w:lastRowFirstColumn="0" w:lastRowLastColumn="0"/>
-              <w:rPr>
-                <w:rFonts w:ascii="Times New Roman" w:eastAsia="Times New Roman" w:hAnsi="Times New Roman" w:cs="Times New Roman"/>
-                <w:kern w:val="0"/>
-                <w:sz w:val="21"/>
-                <w:szCs w:val="21"/>
-                <w14:ligatures w14:val="none"/>
+            <w:tcW w:w="911" w:type="pct"/>
+            <w:hideMark/>
+          </w:tcPr>
+          <w:p>
+            <w:pPr>
+              <w:spacing w:after="160" w:line="278" w:lineRule="auto"/>
+              <w:cnfStyle w:val="000000000000" w:firstRow="0" w:lastRow="0" w:firstColumn="0" w:lastColumn="0" w:oddVBand="0" w:evenVBand="0" w:oddHBand="0" w:evenHBand="0" w:firstRowFirstColumn="0" w:firstRowLastColumn="0" w:lastRowFirstColumn="0" w:lastRowLastColumn="0"/>
+              <w:rPr>
+                <w:rFonts w:ascii="Calibri" w:hAnsi="Calibri" w:cs="Calibri"/>
+                <w:sz w:val="20"/>
+                <w:szCs w:val="20"/>
               </w:rPr>
             </w:pPr>
             <w:hyperlink r:id="rId17" w:tgtFrame="_blank" w:history="1">
               <w:r>
                 <w:rPr>
-                  <w:rFonts w:ascii="unset" w:eastAsia="Times New Roman" w:hAnsi="unset" w:cs="Times New Roman"/>
-                  <w:color w:val="0000FF"/>
-                  <w:kern w:val="0"/>
-                  <w:sz w:val="21"/>
-                  <w:szCs w:val="21"/>
-                  <w:u w:val="single"/>
-                  <w:bdr w:val="single" w:sz="2" w:space="0" w:color="auto" w:frame="1"/>
-                  <w14:ligatures w14:val="none"/>
+                  <w:rStyle w:val="Hyperlink"/>
+                  <w:rFonts w:ascii="Calibri" w:hAnsi="Calibri" w:cs="Calibri"/>
+                  <w:sz w:val="20"/>
+                  <w:szCs w:val="20"/>
                 </w:rPr>
                 <w:t>https://www.michigan.gov/egle/maps-data/miegle/records-requests</w:t>
               </w:r>
@@ -1136,28 +964,24 @@
         </w:tc>
         <w:tc>
           <w:tcPr>
-            <w:tcW w:w="1464" w:type="pct"/>
-            <w:hideMark/>
-          </w:tcPr>
-          <w:p>
-            <w:pPr>
-              <w:spacing w:before="240" w:after="240"/>
-              <w:cnfStyle w:val="000000000000" w:firstRow="0" w:lastRow="0" w:firstColumn="0" w:lastColumn="0" w:oddVBand="0" w:evenVBand="0" w:oddHBand="0" w:evenHBand="0" w:firstRowFirstColumn="0" w:firstRowLastColumn="0" w:lastRowFirstColumn="0" w:lastRowLastColumn="0"/>
-              <w:rPr>
-                <w:rFonts w:ascii="Times New Roman" w:eastAsia="Times New Roman" w:hAnsi="Times New Roman" w:cs="Times New Roman"/>
-                <w:kern w:val="0"/>
-                <w:sz w:val="21"/>
-                <w:szCs w:val="21"/>
-                <w14:ligatures w14:val="none"/>
-              </w:rPr>
-            </w:pPr>
-            <w:r>
-              <w:rPr>
-                <w:rFonts w:ascii="Times New Roman" w:eastAsia="Times New Roman" w:hAnsi="Times New Roman" w:cs="Times New Roman"/>
-                <w:kern w:val="0"/>
-                <w:sz w:val="21"/>
-                <w:szCs w:val="21"/>
-                <w14:ligatures w14:val="none"/>
+            <w:tcW w:w="1493" w:type="pct"/>
+            <w:hideMark/>
+          </w:tcPr>
+          <w:p>
+            <w:pPr>
+              <w:spacing w:after="160" w:line="278" w:lineRule="auto"/>
+              <w:cnfStyle w:val="000000000000" w:firstRow="0" w:lastRow="0" w:firstColumn="0" w:lastColumn="0" w:oddVBand="0" w:evenVBand="0" w:oddHBand="0" w:evenHBand="0" w:firstRowFirstColumn="0" w:firstRowLastColumn="0" w:lastRowFirstColumn="0" w:lastRowLastColumn="0"/>
+              <w:rPr>
+                <w:rFonts w:ascii="Calibri" w:hAnsi="Calibri" w:cs="Calibri"/>
+                <w:sz w:val="20"/>
+                <w:szCs w:val="20"/>
+              </w:rPr>
+            </w:pPr>
+            <w:r>
+              <w:rPr>
+                <w:rFonts w:ascii="Calibri" w:hAnsi="Calibri" w:cs="Calibri"/>
+                <w:sz w:val="20"/>
+                <w:szCs w:val="20"/>
               </w:rPr>
               <w:t>General air permits</w:t>
             </w:r>
@@ -1168,61 +992,51 @@
         <w:tc>
           <w:tcPr>
             <w:cnfStyle w:val="001000000000" w:firstRow="0" w:lastRow="0" w:firstColumn="1" w:lastColumn="0" w:oddVBand="0" w:evenVBand="0" w:oddHBand="0" w:evenHBand="0" w:firstRowFirstColumn="0" w:firstRowLastColumn="0" w:lastRowFirstColumn="0" w:lastRowLastColumn="0"/>
-            <w:tcW w:w="696" w:type="pct"/>
-            <w:hideMark/>
-          </w:tcPr>
-          <w:p>
-            <w:pPr>
-              <w:spacing w:before="240" w:after="240"/>
-              <w:rPr>
-                <w:rFonts w:ascii="Times New Roman" w:eastAsia="Times New Roman" w:hAnsi="Times New Roman" w:cs="Times New Roman"/>
-                <w:kern w:val="0"/>
-                <w:sz w:val="21"/>
-                <w:szCs w:val="21"/>
-                <w14:ligatures w14:val="none"/>
-              </w:rPr>
-            </w:pPr>
-            <w:r>
-              <w:rPr>
-                <w:rFonts w:ascii="Times New Roman" w:eastAsia="Times New Roman" w:hAnsi="Times New Roman" w:cs="Times New Roman"/>
-                <w:kern w:val="0"/>
-                <w:sz w:val="21"/>
-                <w:szCs w:val="21"/>
-                <w:bdr w:val="single" w:sz="2" w:space="0" w:color="auto" w:frame="1"/>
-                <w14:ligatures w14:val="none"/>
-              </w:rPr>
+            <w:tcW w:w="767" w:type="pct"/>
+            <w:hideMark/>
+          </w:tcPr>
+          <w:p>
+            <w:pPr>
+              <w:spacing w:after="160" w:line="278" w:lineRule="auto"/>
+              <w:rPr>
+                <w:rFonts w:ascii="Calibri" w:hAnsi="Calibri" w:cs="Calibri"/>
+                <w:sz w:val="20"/>
+                <w:szCs w:val="20"/>
+              </w:rPr>
+            </w:pPr>
+            <w:r>
+              <w:rPr>
+                <w:rFonts w:ascii="Calibri" w:hAnsi="Calibri" w:cs="Calibri"/>
+                <w:sz w:val="20"/>
+                <w:szCs w:val="20"/>
+              </w:rPr>
+              <w:lastRenderedPageBreak/>
               <w:t>New Jersey</w:t>
             </w:r>
           </w:p>
         </w:tc>
         <w:tc>
           <w:tcPr>
-            <w:tcW w:w="658" w:type="pct"/>
-            <w:hideMark/>
-          </w:tcPr>
-          <w:p>
-            <w:pPr>
-              <w:spacing w:before="240" w:after="240"/>
-              <w:cnfStyle w:val="000000000000" w:firstRow="0" w:lastRow="0" w:firstColumn="0" w:lastColumn="0" w:oddVBand="0" w:evenVBand="0" w:oddHBand="0" w:evenHBand="0" w:firstRowFirstColumn="0" w:firstRowLastColumn="0" w:lastRowFirstColumn="0" w:lastRowLastColumn="0"/>
-              <w:rPr>
-                <w:rFonts w:ascii="Times New Roman" w:eastAsia="Times New Roman" w:hAnsi="Times New Roman" w:cs="Times New Roman"/>
-                <w:kern w:val="0"/>
-                <w:sz w:val="21"/>
-                <w:szCs w:val="21"/>
-                <w14:ligatures w14:val="none"/>
+            <w:tcW w:w="866" w:type="pct"/>
+            <w:hideMark/>
+          </w:tcPr>
+          <w:p>
+            <w:pPr>
+              <w:spacing w:after="160" w:line="278" w:lineRule="auto"/>
+              <w:cnfStyle w:val="000000000000" w:firstRow="0" w:lastRow="0" w:firstColumn="0" w:lastColumn="0" w:oddVBand="0" w:evenVBand="0" w:oddHBand="0" w:evenHBand="0" w:firstRowFirstColumn="0" w:firstRowLastColumn="0" w:lastRowFirstColumn="0" w:lastRowLastColumn="0"/>
+              <w:rPr>
+                <w:rFonts w:ascii="Calibri" w:hAnsi="Calibri" w:cs="Calibri"/>
+                <w:sz w:val="20"/>
+                <w:szCs w:val="20"/>
               </w:rPr>
             </w:pPr>
             <w:hyperlink r:id="rId18" w:tgtFrame="_blank" w:history="1">
               <w:r>
                 <w:rPr>
-                  <w:rFonts w:ascii="unset" w:eastAsia="Times New Roman" w:hAnsi="unset" w:cs="Times New Roman"/>
-                  <w:color w:val="0000FF"/>
-                  <w:kern w:val="0"/>
-                  <w:sz w:val="21"/>
-                  <w:szCs w:val="21"/>
-                  <w:u w:val="single"/>
-                  <w:bdr w:val="single" w:sz="2" w:space="0" w:color="auto" w:frame="1"/>
-                  <w14:ligatures w14:val="none"/>
+                  <w:rStyle w:val="Hyperlink"/>
+                  <w:rFonts w:ascii="Calibri" w:hAnsi="Calibri" w:cs="Calibri"/>
+                  <w:sz w:val="20"/>
+                  <w:szCs w:val="20"/>
                 </w:rPr>
                 <w:t>https://njems.nj.gov/DataMiner/Search/SearchByCategory?isExternal=y&amp;getCategory=y&amp;catName=Air+Quality+Permitting+and+Reporting</w:t>
               </w:r>
@@ -1231,28 +1045,24 @@
         </w:tc>
         <w:tc>
           <w:tcPr>
-            <w:tcW w:w="947" w:type="pct"/>
-            <w:hideMark/>
-          </w:tcPr>
-          <w:p>
-            <w:pPr>
-              <w:spacing w:before="240" w:after="240"/>
-              <w:cnfStyle w:val="000000000000" w:firstRow="0" w:lastRow="0" w:firstColumn="0" w:lastColumn="0" w:oddVBand="0" w:evenVBand="0" w:oddHBand="0" w:evenHBand="0" w:firstRowFirstColumn="0" w:firstRowLastColumn="0" w:lastRowFirstColumn="0" w:lastRowLastColumn="0"/>
-              <w:rPr>
-                <w:rFonts w:ascii="Times New Roman" w:eastAsia="Times New Roman" w:hAnsi="Times New Roman" w:cs="Times New Roman"/>
-                <w:kern w:val="0"/>
-                <w:sz w:val="21"/>
-                <w:szCs w:val="21"/>
-                <w14:ligatures w14:val="none"/>
-              </w:rPr>
-            </w:pPr>
-            <w:r>
-              <w:rPr>
-                <w:rFonts w:ascii="Times New Roman" w:eastAsia="Times New Roman" w:hAnsi="Times New Roman" w:cs="Times New Roman"/>
-                <w:kern w:val="0"/>
-                <w:sz w:val="21"/>
-                <w:szCs w:val="21"/>
-                <w14:ligatures w14:val="none"/>
+            <w:tcW w:w="962" w:type="pct"/>
+            <w:hideMark/>
+          </w:tcPr>
+          <w:p>
+            <w:pPr>
+              <w:spacing w:after="160" w:line="278" w:lineRule="auto"/>
+              <w:cnfStyle w:val="000000000000" w:firstRow="0" w:lastRow="0" w:firstColumn="0" w:lastColumn="0" w:oddVBand="0" w:evenVBand="0" w:oddHBand="0" w:evenHBand="0" w:firstRowFirstColumn="0" w:firstRowLastColumn="0" w:lastRowFirstColumn="0" w:lastRowLastColumn="0"/>
+              <w:rPr>
+                <w:rFonts w:ascii="Calibri" w:hAnsi="Calibri" w:cs="Calibri"/>
+                <w:sz w:val="20"/>
+                <w:szCs w:val="20"/>
+              </w:rPr>
+            </w:pPr>
+            <w:r>
+              <w:rPr>
+                <w:rFonts w:ascii="Calibri" w:hAnsi="Calibri" w:cs="Calibri"/>
+                <w:sz w:val="20"/>
+                <w:szCs w:val="20"/>
               </w:rPr>
               <w:t>NJDEP Bureau of Stationary Sources</w:t>
             </w:r>
@@ -1260,32 +1070,26 @@
         </w:tc>
         <w:tc>
           <w:tcPr>
-            <w:tcW w:w="1139" w:type="pct"/>
-            <w:hideMark/>
-          </w:tcPr>
-          <w:p>
-            <w:pPr>
-              <w:spacing w:before="240" w:after="240"/>
-              <w:cnfStyle w:val="000000000000" w:firstRow="0" w:lastRow="0" w:firstColumn="0" w:lastColumn="0" w:oddVBand="0" w:evenVBand="0" w:oddHBand="0" w:evenHBand="0" w:firstRowFirstColumn="0" w:firstRowLastColumn="0" w:lastRowFirstColumn="0" w:lastRowLastColumn="0"/>
-              <w:rPr>
-                <w:rFonts w:ascii="Times New Roman" w:eastAsia="Times New Roman" w:hAnsi="Times New Roman" w:cs="Times New Roman"/>
-                <w:kern w:val="0"/>
-                <w:sz w:val="21"/>
-                <w:szCs w:val="21"/>
-                <w14:ligatures w14:val="none"/>
+            <w:tcW w:w="911" w:type="pct"/>
+            <w:hideMark/>
+          </w:tcPr>
+          <w:p>
+            <w:pPr>
+              <w:spacing w:after="160" w:line="278" w:lineRule="auto"/>
+              <w:cnfStyle w:val="000000000000" w:firstRow="0" w:lastRow="0" w:firstColumn="0" w:lastColumn="0" w:oddVBand="0" w:evenVBand="0" w:oddHBand="0" w:evenHBand="0" w:firstRowFirstColumn="0" w:firstRowLastColumn="0" w:lastRowFirstColumn="0" w:lastRowLastColumn="0"/>
+              <w:rPr>
+                <w:rFonts w:ascii="Calibri" w:hAnsi="Calibri" w:cs="Calibri"/>
+                <w:sz w:val="20"/>
+                <w:szCs w:val="20"/>
               </w:rPr>
             </w:pPr>
             <w:hyperlink r:id="rId19" w:tgtFrame="_blank" w:history="1">
               <w:r>
                 <w:rPr>
-                  <w:rFonts w:ascii="unset" w:eastAsia="Times New Roman" w:hAnsi="unset" w:cs="Times New Roman"/>
-                  <w:color w:val="0000FF"/>
-                  <w:kern w:val="0"/>
-                  <w:sz w:val="21"/>
-                  <w:szCs w:val="21"/>
-                  <w:u w:val="single"/>
-                  <w:bdr w:val="single" w:sz="2" w:space="0" w:color="auto" w:frame="1"/>
-                  <w14:ligatures w14:val="none"/>
+                  <w:rStyle w:val="Hyperlink"/>
+                  <w:rFonts w:ascii="Calibri" w:hAnsi="Calibri" w:cs="Calibri"/>
+                  <w:sz w:val="20"/>
+                  <w:szCs w:val="20"/>
                 </w:rPr>
                 <w:t>https://dep.nj.gov/boss/</w:t>
               </w:r>
@@ -1294,28 +1098,24 @@
         </w:tc>
         <w:tc>
           <w:tcPr>
-            <w:tcW w:w="1464" w:type="pct"/>
-            <w:hideMark/>
-          </w:tcPr>
-          <w:p>
-            <w:pPr>
-              <w:spacing w:before="240" w:after="240"/>
-              <w:cnfStyle w:val="000000000000" w:firstRow="0" w:lastRow="0" w:firstColumn="0" w:lastColumn="0" w:oddVBand="0" w:evenVBand="0" w:oddHBand="0" w:evenHBand="0" w:firstRowFirstColumn="0" w:firstRowLastColumn="0" w:lastRowFirstColumn="0" w:lastRowLastColumn="0"/>
-              <w:rPr>
-                <w:rFonts w:ascii="Times New Roman" w:eastAsia="Times New Roman" w:hAnsi="Times New Roman" w:cs="Times New Roman"/>
-                <w:kern w:val="0"/>
-                <w:sz w:val="21"/>
-                <w:szCs w:val="21"/>
-                <w14:ligatures w14:val="none"/>
-              </w:rPr>
-            </w:pPr>
-            <w:r>
-              <w:rPr>
-                <w:rFonts w:ascii="Times New Roman" w:eastAsia="Times New Roman" w:hAnsi="Times New Roman" w:cs="Times New Roman"/>
-                <w:kern w:val="0"/>
-                <w:sz w:val="21"/>
-                <w:szCs w:val="21"/>
-                <w14:ligatures w14:val="none"/>
+            <w:tcW w:w="1493" w:type="pct"/>
+            <w:hideMark/>
+          </w:tcPr>
+          <w:p>
+            <w:pPr>
+              <w:spacing w:after="160" w:line="278" w:lineRule="auto"/>
+              <w:cnfStyle w:val="000000000000" w:firstRow="0" w:lastRow="0" w:firstColumn="0" w:lastColumn="0" w:oddVBand="0" w:evenVBand="0" w:oddHBand="0" w:evenHBand="0" w:firstRowFirstColumn="0" w:firstRowLastColumn="0" w:lastRowFirstColumn="0" w:lastRowLastColumn="0"/>
+              <w:rPr>
+                <w:rFonts w:ascii="Calibri" w:hAnsi="Calibri" w:cs="Calibri"/>
+                <w:sz w:val="20"/>
+                <w:szCs w:val="20"/>
+              </w:rPr>
+            </w:pPr>
+            <w:r>
+              <w:rPr>
+                <w:rFonts w:ascii="Calibri" w:hAnsi="Calibri" w:cs="Calibri"/>
+                <w:sz w:val="20"/>
+                <w:szCs w:val="20"/>
               </w:rPr>
               <w:t>Emergency Generator GP-005 available​</w:t>
             </w:r>
@@ -1326,28 +1126,23 @@
         <w:tc>
           <w:tcPr>
             <w:cnfStyle w:val="001000000000" w:firstRow="0" w:lastRow="0" w:firstColumn="1" w:lastColumn="0" w:oddVBand="0" w:evenVBand="0" w:oddHBand="0" w:evenHBand="0" w:firstRowFirstColumn="0" w:firstRowLastColumn="0" w:lastRowFirstColumn="0" w:lastRowLastColumn="0"/>
-            <w:tcW w:w="696" w:type="pct"/>
-            <w:hideMark/>
-          </w:tcPr>
-          <w:p>
-            <w:pPr>
-              <w:spacing w:before="240" w:after="240"/>
-              <w:rPr>
-                <w:rFonts w:ascii="Times New Roman" w:eastAsia="Times New Roman" w:hAnsi="Times New Roman" w:cs="Times New Roman"/>
-                <w:kern w:val="0"/>
-                <w:sz w:val="21"/>
-                <w:szCs w:val="21"/>
-                <w14:ligatures w14:val="none"/>
-              </w:rPr>
-            </w:pPr>
-            <w:r>
-              <w:rPr>
-                <w:rFonts w:ascii="Times New Roman" w:eastAsia="Times New Roman" w:hAnsi="Times New Roman" w:cs="Times New Roman"/>
-                <w:kern w:val="0"/>
-                <w:sz w:val="21"/>
-                <w:szCs w:val="21"/>
-                <w:bdr w:val="single" w:sz="2" w:space="0" w:color="auto" w:frame="1"/>
-                <w14:ligatures w14:val="none"/>
+            <w:tcW w:w="767" w:type="pct"/>
+            <w:hideMark/>
+          </w:tcPr>
+          <w:p>
+            <w:pPr>
+              <w:spacing w:after="160" w:line="278" w:lineRule="auto"/>
+              <w:rPr>
+                <w:rFonts w:ascii="Calibri" w:hAnsi="Calibri" w:cs="Calibri"/>
+                <w:sz w:val="20"/>
+                <w:szCs w:val="20"/>
+              </w:rPr>
+            </w:pPr>
+            <w:r>
+              <w:rPr>
+                <w:rFonts w:ascii="Calibri" w:hAnsi="Calibri" w:cs="Calibri"/>
+                <w:sz w:val="20"/>
+                <w:szCs w:val="20"/>
               </w:rPr>
               <w:t>North Carolina</w:t>
             </w:r>
@@ -1355,32 +1150,26 @@
         </w:tc>
         <w:tc>
           <w:tcPr>
-            <w:tcW w:w="658" w:type="pct"/>
-            <w:hideMark/>
-          </w:tcPr>
-          <w:p>
-            <w:pPr>
-              <w:spacing w:before="240" w:after="240"/>
-              <w:cnfStyle w:val="000000000000" w:firstRow="0" w:lastRow="0" w:firstColumn="0" w:lastColumn="0" w:oddVBand="0" w:evenVBand="0" w:oddHBand="0" w:evenHBand="0" w:firstRowFirstColumn="0" w:firstRowLastColumn="0" w:lastRowFirstColumn="0" w:lastRowLastColumn="0"/>
-              <w:rPr>
-                <w:rFonts w:ascii="Times New Roman" w:eastAsia="Times New Roman" w:hAnsi="Times New Roman" w:cs="Times New Roman"/>
-                <w:kern w:val="0"/>
-                <w:sz w:val="21"/>
-                <w:szCs w:val="21"/>
-                <w14:ligatures w14:val="none"/>
+            <w:tcW w:w="866" w:type="pct"/>
+            <w:hideMark/>
+          </w:tcPr>
+          <w:p>
+            <w:pPr>
+              <w:spacing w:after="160" w:line="278" w:lineRule="auto"/>
+              <w:cnfStyle w:val="000000000000" w:firstRow="0" w:lastRow="0" w:firstColumn="0" w:lastColumn="0" w:oddVBand="0" w:evenVBand="0" w:oddHBand="0" w:evenHBand="0" w:firstRowFirstColumn="0" w:firstRowLastColumn="0" w:lastRowFirstColumn="0" w:lastRowLastColumn="0"/>
+              <w:rPr>
+                <w:rFonts w:ascii="Calibri" w:hAnsi="Calibri" w:cs="Calibri"/>
+                <w:sz w:val="20"/>
+                <w:szCs w:val="20"/>
               </w:rPr>
             </w:pPr>
             <w:hyperlink r:id="rId20" w:tgtFrame="_blank" w:history="1">
               <w:r>
                 <w:rPr>
-                  <w:rFonts w:ascii="unset" w:eastAsia="Times New Roman" w:hAnsi="unset" w:cs="Times New Roman"/>
-                  <w:color w:val="0000FF"/>
-                  <w:kern w:val="0"/>
-                  <w:sz w:val="21"/>
-                  <w:szCs w:val="21"/>
-                  <w:u w:val="single"/>
-                  <w:bdr w:val="single" w:sz="2" w:space="0" w:color="auto" w:frame="1"/>
-                  <w14:ligatures w14:val="none"/>
+                  <w:rStyle w:val="Hyperlink"/>
+                  <w:rFonts w:ascii="Calibri" w:hAnsi="Calibri" w:cs="Calibri"/>
+                  <w:sz w:val="20"/>
+                  <w:szCs w:val="20"/>
                 </w:rPr>
                 <w:t>https://ncdeq.dynamics365portals.us</w:t>
               </w:r>
@@ -1389,28 +1178,24 @@
         </w:tc>
         <w:tc>
           <w:tcPr>
-            <w:tcW w:w="947" w:type="pct"/>
-            <w:hideMark/>
-          </w:tcPr>
-          <w:p>
-            <w:pPr>
-              <w:spacing w:before="240" w:after="240"/>
-              <w:cnfStyle w:val="000000000000" w:firstRow="0" w:lastRow="0" w:firstColumn="0" w:lastColumn="0" w:oddVBand="0" w:evenVBand="0" w:oddHBand="0" w:evenHBand="0" w:firstRowFirstColumn="0" w:firstRowLastColumn="0" w:lastRowFirstColumn="0" w:lastRowLastColumn="0"/>
-              <w:rPr>
-                <w:rFonts w:ascii="Times New Roman" w:eastAsia="Times New Roman" w:hAnsi="Times New Roman" w:cs="Times New Roman"/>
-                <w:kern w:val="0"/>
-                <w:sz w:val="21"/>
-                <w:szCs w:val="21"/>
-                <w14:ligatures w14:val="none"/>
-              </w:rPr>
-            </w:pPr>
-            <w:r>
-              <w:rPr>
-                <w:rFonts w:ascii="Times New Roman" w:eastAsia="Times New Roman" w:hAnsi="Times New Roman" w:cs="Times New Roman"/>
-                <w:kern w:val="0"/>
-                <w:sz w:val="21"/>
-                <w:szCs w:val="21"/>
-                <w14:ligatures w14:val="none"/>
+            <w:tcW w:w="962" w:type="pct"/>
+            <w:hideMark/>
+          </w:tcPr>
+          <w:p>
+            <w:pPr>
+              <w:spacing w:after="160" w:line="278" w:lineRule="auto"/>
+              <w:cnfStyle w:val="000000000000" w:firstRow="0" w:lastRow="0" w:firstColumn="0" w:lastColumn="0" w:oddVBand="0" w:evenVBand="0" w:oddHBand="0" w:evenHBand="0" w:firstRowFirstColumn="0" w:firstRowLastColumn="0" w:lastRowFirstColumn="0" w:lastRowLastColumn="0"/>
+              <w:rPr>
+                <w:rFonts w:ascii="Calibri" w:hAnsi="Calibri" w:cs="Calibri"/>
+                <w:sz w:val="20"/>
+                <w:szCs w:val="20"/>
+              </w:rPr>
+            </w:pPr>
+            <w:r>
+              <w:rPr>
+                <w:rFonts w:ascii="Calibri" w:hAnsi="Calibri" w:cs="Calibri"/>
+                <w:sz w:val="20"/>
+                <w:szCs w:val="20"/>
               </w:rPr>
               <w:t>NC DEQ Air Quality Public Records</w:t>
             </w:r>
@@ -1418,32 +1203,26 @@
         </w:tc>
         <w:tc>
           <w:tcPr>
-            <w:tcW w:w="1139" w:type="pct"/>
-            <w:hideMark/>
-          </w:tcPr>
-          <w:p>
-            <w:pPr>
-              <w:spacing w:before="240" w:after="240"/>
-              <w:cnfStyle w:val="000000000000" w:firstRow="0" w:lastRow="0" w:firstColumn="0" w:lastColumn="0" w:oddVBand="0" w:evenVBand="0" w:oddHBand="0" w:evenHBand="0" w:firstRowFirstColumn="0" w:firstRowLastColumn="0" w:lastRowFirstColumn="0" w:lastRowLastColumn="0"/>
-              <w:rPr>
-                <w:rFonts w:ascii="Times New Roman" w:eastAsia="Times New Roman" w:hAnsi="Times New Roman" w:cs="Times New Roman"/>
-                <w:kern w:val="0"/>
-                <w:sz w:val="21"/>
-                <w:szCs w:val="21"/>
-                <w14:ligatures w14:val="none"/>
+            <w:tcW w:w="911" w:type="pct"/>
+            <w:hideMark/>
+          </w:tcPr>
+          <w:p>
+            <w:pPr>
+              <w:spacing w:after="160" w:line="278" w:lineRule="auto"/>
+              <w:cnfStyle w:val="000000000000" w:firstRow="0" w:lastRow="0" w:firstColumn="0" w:lastColumn="0" w:oddVBand="0" w:evenVBand="0" w:oddHBand="0" w:evenHBand="0" w:firstRowFirstColumn="0" w:firstRowLastColumn="0" w:lastRowFirstColumn="0" w:lastRowLastColumn="0"/>
+              <w:rPr>
+                <w:rFonts w:ascii="Calibri" w:hAnsi="Calibri" w:cs="Calibri"/>
+                <w:sz w:val="20"/>
+                <w:szCs w:val="20"/>
               </w:rPr>
             </w:pPr>
             <w:hyperlink r:id="rId21" w:tgtFrame="_blank" w:history="1">
               <w:r>
                 <w:rPr>
-                  <w:rFonts w:ascii="unset" w:eastAsia="Times New Roman" w:hAnsi="unset" w:cs="Times New Roman"/>
-                  <w:color w:val="0000FF"/>
-                  <w:kern w:val="0"/>
-                  <w:sz w:val="21"/>
-                  <w:szCs w:val="21"/>
-                  <w:u w:val="single"/>
-                  <w:bdr w:val="single" w:sz="2" w:space="0" w:color="auto" w:frame="1"/>
-                  <w14:ligatures w14:val="none"/>
+                  <w:rStyle w:val="Hyperlink"/>
+                  <w:rFonts w:ascii="Calibri" w:hAnsi="Calibri" w:cs="Calibri"/>
+                  <w:sz w:val="20"/>
+                  <w:szCs w:val="20"/>
                 </w:rPr>
                 <w:t>https://www.deq.nc.gov/about/divisions/air-quality/air-quality-public-information/air-quality-public-records</w:t>
               </w:r>
@@ -1452,28 +1231,24 @@
         </w:tc>
         <w:tc>
           <w:tcPr>
-            <w:tcW w:w="1464" w:type="pct"/>
-            <w:hideMark/>
-          </w:tcPr>
-          <w:p>
-            <w:pPr>
-              <w:spacing w:before="240" w:after="240"/>
-              <w:cnfStyle w:val="000000000000" w:firstRow="0" w:lastRow="0" w:firstColumn="0" w:lastColumn="0" w:oddVBand="0" w:evenVBand="0" w:oddHBand="0" w:evenHBand="0" w:firstRowFirstColumn="0" w:firstRowLastColumn="0" w:lastRowFirstColumn="0" w:lastRowLastColumn="0"/>
-              <w:rPr>
-                <w:rFonts w:ascii="Times New Roman" w:eastAsia="Times New Roman" w:hAnsi="Times New Roman" w:cs="Times New Roman"/>
-                <w:kern w:val="0"/>
-                <w:sz w:val="21"/>
-                <w:szCs w:val="21"/>
-                <w14:ligatures w14:val="none"/>
-              </w:rPr>
-            </w:pPr>
-            <w:r>
-              <w:rPr>
-                <w:rFonts w:ascii="Times New Roman" w:eastAsia="Times New Roman" w:hAnsi="Times New Roman" w:cs="Times New Roman"/>
-                <w:kern w:val="0"/>
-                <w:sz w:val="21"/>
-                <w:szCs w:val="21"/>
-                <w14:ligatures w14:val="none"/>
+            <w:tcW w:w="1493" w:type="pct"/>
+            <w:hideMark/>
+          </w:tcPr>
+          <w:p>
+            <w:pPr>
+              <w:spacing w:after="160" w:line="278" w:lineRule="auto"/>
+              <w:cnfStyle w:val="000000000000" w:firstRow="0" w:lastRow="0" w:firstColumn="0" w:lastColumn="0" w:oddVBand="0" w:evenVBand="0" w:oddHBand="0" w:evenHBand="0" w:firstRowFirstColumn="0" w:firstRowLastColumn="0" w:lastRowFirstColumn="0" w:lastRowLastColumn="0"/>
+              <w:rPr>
+                <w:rFonts w:ascii="Calibri" w:hAnsi="Calibri" w:cs="Calibri"/>
+                <w:sz w:val="20"/>
+                <w:szCs w:val="20"/>
+              </w:rPr>
+            </w:pPr>
+            <w:r>
+              <w:rPr>
+                <w:rFonts w:ascii="Calibri" w:hAnsi="Calibri" w:cs="Calibri"/>
+                <w:sz w:val="20"/>
+                <w:szCs w:val="20"/>
               </w:rPr>
               <w:t>General air permits</w:t>
             </w:r>
@@ -1484,28 +1259,23 @@
         <w:tc>
           <w:tcPr>
             <w:cnfStyle w:val="001000000000" w:firstRow="0" w:lastRow="0" w:firstColumn="1" w:lastColumn="0" w:oddVBand="0" w:evenVBand="0" w:oddHBand="0" w:evenHBand="0" w:firstRowFirstColumn="0" w:firstRowLastColumn="0" w:lastRowFirstColumn="0" w:lastRowLastColumn="0"/>
-            <w:tcW w:w="696" w:type="pct"/>
-            <w:hideMark/>
-          </w:tcPr>
-          <w:p>
-            <w:pPr>
-              <w:spacing w:before="240" w:after="240"/>
-              <w:rPr>
-                <w:rFonts w:ascii="Times New Roman" w:eastAsia="Times New Roman" w:hAnsi="Times New Roman" w:cs="Times New Roman"/>
-                <w:kern w:val="0"/>
-                <w:sz w:val="21"/>
-                <w:szCs w:val="21"/>
-                <w14:ligatures w14:val="none"/>
-              </w:rPr>
-            </w:pPr>
-            <w:r>
-              <w:rPr>
-                <w:rFonts w:ascii="Times New Roman" w:eastAsia="Times New Roman" w:hAnsi="Times New Roman" w:cs="Times New Roman"/>
-                <w:kern w:val="0"/>
-                <w:sz w:val="21"/>
-                <w:szCs w:val="21"/>
-                <w:bdr w:val="single" w:sz="2" w:space="0" w:color="auto" w:frame="1"/>
-                <w14:ligatures w14:val="none"/>
+            <w:tcW w:w="767" w:type="pct"/>
+            <w:hideMark/>
+          </w:tcPr>
+          <w:p>
+            <w:pPr>
+              <w:spacing w:after="160" w:line="278" w:lineRule="auto"/>
+              <w:rPr>
+                <w:rFonts w:ascii="Calibri" w:hAnsi="Calibri" w:cs="Calibri"/>
+                <w:sz w:val="20"/>
+                <w:szCs w:val="20"/>
+              </w:rPr>
+            </w:pPr>
+            <w:r>
+              <w:rPr>
+                <w:rFonts w:ascii="Calibri" w:hAnsi="Calibri" w:cs="Calibri"/>
+                <w:sz w:val="20"/>
+                <w:szCs w:val="20"/>
               </w:rPr>
               <w:t>Ohio</w:t>
             </w:r>
@@ -1513,110 +1283,79 @@
         </w:tc>
         <w:tc>
           <w:tcPr>
-            <w:tcW w:w="658" w:type="pct"/>
-            <w:hideMark/>
-          </w:tcPr>
-          <w:p>
-            <w:pPr>
-              <w:spacing w:before="240" w:after="240"/>
-              <w:cnfStyle w:val="000000000000" w:firstRow="0" w:lastRow="0" w:firstColumn="0" w:lastColumn="0" w:oddVBand="0" w:evenVBand="0" w:oddHBand="0" w:evenHBand="0" w:firstRowFirstColumn="0" w:firstRowLastColumn="0" w:lastRowFirstColumn="0" w:lastRowLastColumn="0"/>
-              <w:rPr>
-                <w:rFonts w:ascii="Times New Roman" w:eastAsia="Times New Roman" w:hAnsi="Times New Roman" w:cs="Times New Roman"/>
-                <w:kern w:val="0"/>
-                <w:sz w:val="21"/>
-                <w:szCs w:val="21"/>
-                <w14:ligatures w14:val="none"/>
+            <w:tcW w:w="866" w:type="pct"/>
+            <w:hideMark/>
+          </w:tcPr>
+          <w:p>
+            <w:pPr>
+              <w:spacing w:after="160" w:line="278" w:lineRule="auto"/>
+              <w:cnfStyle w:val="000000000000" w:firstRow="0" w:lastRow="0" w:firstColumn="0" w:lastColumn="0" w:oddVBand="0" w:evenVBand="0" w:oddHBand="0" w:evenHBand="0" w:firstRowFirstColumn="0" w:firstRowLastColumn="0" w:lastRowFirstColumn="0" w:lastRowLastColumn="0"/>
+              <w:rPr>
+                <w:rFonts w:ascii="Calibri" w:hAnsi="Calibri" w:cs="Calibri"/>
+                <w:sz w:val="20"/>
+                <w:szCs w:val="20"/>
               </w:rPr>
             </w:pPr>
             <w:hyperlink r:id="rId22" w:tgtFrame="_blank" w:history="1">
               <w:r>
                 <w:rPr>
-                  <w:rFonts w:ascii="unset" w:eastAsia="Times New Roman" w:hAnsi="unset" w:cs="Times New Roman"/>
-                  <w:color w:val="0000FF"/>
-                  <w:kern w:val="0"/>
-                  <w:sz w:val="21"/>
-                  <w:szCs w:val="21"/>
-                  <w:u w:val="single"/>
-                  <w:bdr w:val="single" w:sz="2" w:space="0" w:color="auto" w:frame="1"/>
-                  <w14:ligatures w14:val="none"/>
+                  <w:rStyle w:val="Hyperlink"/>
+                  <w:rFonts w:ascii="Calibri" w:hAnsi="Calibri" w:cs="Calibri"/>
+                  <w:sz w:val="20"/>
+                  <w:szCs w:val="20"/>
                 </w:rPr>
-                <w:t>https://epa.ohio.gov/divisions-and-offices/air-</w:t>
-              </w:r>
-              <w:r>
-                <w:rPr>
-                  <w:rFonts w:ascii="unset" w:eastAsia="Times New Roman" w:hAnsi="unset" w:cs="Times New Roman"/>
-                  <w:color w:val="0000FF"/>
-                  <w:kern w:val="0"/>
-                  <w:sz w:val="21"/>
-                  <w:szCs w:val="21"/>
-                  <w:u w:val="single"/>
-                  <w:bdr w:val="single" w:sz="2" w:space="0" w:color="auto" w:frame="1"/>
-                  <w14:ligatures w14:val="none"/>
-                </w:rPr>
-                <w:lastRenderedPageBreak/>
-                <w:t>pollution-control/permitting/issued-air-permits</w:t>
+                <w:t>https://epa.ohio.gov/divisions-and-offices/air-pollution-control/permitting/issued-air-permits</w:t>
               </w:r>
             </w:hyperlink>
           </w:p>
         </w:tc>
         <w:tc>
           <w:tcPr>
-            <w:tcW w:w="947" w:type="pct"/>
-            <w:hideMark/>
-          </w:tcPr>
-          <w:p>
-            <w:pPr>
-              <w:spacing w:before="240" w:after="240"/>
-              <w:cnfStyle w:val="000000000000" w:firstRow="0" w:lastRow="0" w:firstColumn="0" w:lastColumn="0" w:oddVBand="0" w:evenVBand="0" w:oddHBand="0" w:evenHBand="0" w:firstRowFirstColumn="0" w:firstRowLastColumn="0" w:lastRowFirstColumn="0" w:lastRowLastColumn="0"/>
-              <w:rPr>
-                <w:rFonts w:ascii="Times New Roman" w:eastAsia="Times New Roman" w:hAnsi="Times New Roman" w:cs="Times New Roman"/>
-                <w:kern w:val="0"/>
-                <w:sz w:val="21"/>
-                <w:szCs w:val="21"/>
-                <w14:ligatures w14:val="none"/>
-              </w:rPr>
-            </w:pPr>
-            <w:r>
-              <w:rPr>
-                <w:rFonts w:ascii="Times New Roman" w:eastAsia="Times New Roman" w:hAnsi="Times New Roman" w:cs="Times New Roman"/>
-                <w:kern w:val="0"/>
-                <w:sz w:val="21"/>
-                <w:szCs w:val="21"/>
-                <w14:ligatures w14:val="none"/>
-              </w:rPr>
-              <w:lastRenderedPageBreak/>
+            <w:tcW w:w="962" w:type="pct"/>
+            <w:hideMark/>
+          </w:tcPr>
+          <w:p>
+            <w:pPr>
+              <w:spacing w:after="160" w:line="278" w:lineRule="auto"/>
+              <w:cnfStyle w:val="000000000000" w:firstRow="0" w:lastRow="0" w:firstColumn="0" w:lastColumn="0" w:oddVBand="0" w:evenVBand="0" w:oddHBand="0" w:evenHBand="0" w:firstRowFirstColumn="0" w:firstRowLastColumn="0" w:lastRowFirstColumn="0" w:lastRowLastColumn="0"/>
+              <w:rPr>
+                <w:rFonts w:ascii="Calibri" w:hAnsi="Calibri" w:cs="Calibri"/>
+                <w:sz w:val="20"/>
+                <w:szCs w:val="20"/>
+              </w:rPr>
+            </w:pPr>
+            <w:r>
+              <w:rPr>
+                <w:rFonts w:ascii="Calibri" w:hAnsi="Calibri" w:cs="Calibri"/>
+                <w:sz w:val="20"/>
+                <w:szCs w:val="20"/>
+              </w:rPr>
               <w:t>Ohio EPA eDocument Search</w:t>
             </w:r>
           </w:p>
         </w:tc>
         <w:tc>
           <w:tcPr>
-            <w:tcW w:w="1139" w:type="pct"/>
-            <w:hideMark/>
-          </w:tcPr>
-          <w:p>
-            <w:pPr>
-              <w:spacing w:before="240" w:after="240"/>
-              <w:cnfStyle w:val="000000000000" w:firstRow="0" w:lastRow="0" w:firstColumn="0" w:lastColumn="0" w:oddVBand="0" w:evenVBand="0" w:oddHBand="0" w:evenHBand="0" w:firstRowFirstColumn="0" w:firstRowLastColumn="0" w:lastRowFirstColumn="0" w:lastRowLastColumn="0"/>
-              <w:rPr>
-                <w:rFonts w:ascii="Times New Roman" w:eastAsia="Times New Roman" w:hAnsi="Times New Roman" w:cs="Times New Roman"/>
-                <w:kern w:val="0"/>
-                <w:sz w:val="21"/>
-                <w:szCs w:val="21"/>
-                <w14:ligatures w14:val="none"/>
+            <w:tcW w:w="911" w:type="pct"/>
+            <w:hideMark/>
+          </w:tcPr>
+          <w:p>
+            <w:pPr>
+              <w:spacing w:after="160" w:line="278" w:lineRule="auto"/>
+              <w:cnfStyle w:val="000000000000" w:firstRow="0" w:lastRow="0" w:firstColumn="0" w:lastColumn="0" w:oddVBand="0" w:evenVBand="0" w:oddHBand="0" w:evenHBand="0" w:firstRowFirstColumn="0" w:firstRowLastColumn="0" w:lastRowFirstColumn="0" w:lastRowLastColumn="0"/>
+              <w:rPr>
+                <w:rFonts w:ascii="Calibri" w:hAnsi="Calibri" w:cs="Calibri"/>
+                <w:sz w:val="20"/>
+                <w:szCs w:val="20"/>
               </w:rPr>
             </w:pPr>
             <w:hyperlink r:id="rId23" w:tgtFrame="_blank" w:history="1">
               <w:r>
                 <w:rPr>
-                  <w:rFonts w:ascii="unset" w:eastAsia="Times New Roman" w:hAnsi="unset" w:cs="Times New Roman"/>
-                  <w:color w:val="0000FF"/>
-                  <w:kern w:val="0"/>
-                  <w:sz w:val="21"/>
-                  <w:szCs w:val="21"/>
-                  <w:u w:val="single"/>
-                  <w:bdr w:val="single" w:sz="2" w:space="0" w:color="auto" w:frame="1"/>
-                  <w14:ligatures w14:val="none"/>
+                  <w:rStyle w:val="Hyperlink"/>
+                  <w:rFonts w:ascii="Calibri" w:hAnsi="Calibri" w:cs="Calibri"/>
+                  <w:sz w:val="20"/>
+                  <w:szCs w:val="20"/>
                 </w:rPr>
                 <w:t>https://edocpub.epa.ohio.gov/publicportal/edochome.aspx</w:t>
               </w:r>
@@ -1625,28 +1364,24 @@
         </w:tc>
         <w:tc>
           <w:tcPr>
-            <w:tcW w:w="1464" w:type="pct"/>
-            <w:hideMark/>
-          </w:tcPr>
-          <w:p>
-            <w:pPr>
-              <w:spacing w:before="240" w:after="240"/>
-              <w:cnfStyle w:val="000000000000" w:firstRow="0" w:lastRow="0" w:firstColumn="0" w:lastColumn="0" w:oddVBand="0" w:evenVBand="0" w:oddHBand="0" w:evenHBand="0" w:firstRowFirstColumn="0" w:firstRowLastColumn="0" w:lastRowFirstColumn="0" w:lastRowLastColumn="0"/>
-              <w:rPr>
-                <w:rFonts w:ascii="Times New Roman" w:eastAsia="Times New Roman" w:hAnsi="Times New Roman" w:cs="Times New Roman"/>
-                <w:kern w:val="0"/>
-                <w:sz w:val="21"/>
-                <w:szCs w:val="21"/>
-                <w14:ligatures w14:val="none"/>
-              </w:rPr>
-            </w:pPr>
-            <w:r>
-              <w:rPr>
-                <w:rFonts w:ascii="Times New Roman" w:eastAsia="Times New Roman" w:hAnsi="Times New Roman" w:cs="Times New Roman"/>
-                <w:kern w:val="0"/>
-                <w:sz w:val="21"/>
-                <w:szCs w:val="21"/>
-                <w14:ligatures w14:val="none"/>
+            <w:tcW w:w="1493" w:type="pct"/>
+            <w:hideMark/>
+          </w:tcPr>
+          <w:p>
+            <w:pPr>
+              <w:spacing w:after="160" w:line="278" w:lineRule="auto"/>
+              <w:cnfStyle w:val="000000000000" w:firstRow="0" w:lastRow="0" w:firstColumn="0" w:lastColumn="0" w:oddVBand="0" w:evenVBand="0" w:oddHBand="0" w:evenHBand="0" w:firstRowFirstColumn="0" w:firstRowLastColumn="0" w:lastRowFirstColumn="0" w:lastRowLastColumn="0"/>
+              <w:rPr>
+                <w:rFonts w:ascii="Calibri" w:hAnsi="Calibri" w:cs="Calibri"/>
+                <w:sz w:val="20"/>
+                <w:szCs w:val="20"/>
+              </w:rPr>
+            </w:pPr>
+            <w:r>
+              <w:rPr>
+                <w:rFonts w:ascii="Calibri" w:hAnsi="Calibri" w:cs="Calibri"/>
+                <w:sz w:val="20"/>
+                <w:szCs w:val="20"/>
               </w:rPr>
               <w:t>General air permits​</w:t>
             </w:r>
@@ -1657,28 +1392,23 @@
         <w:tc>
           <w:tcPr>
             <w:cnfStyle w:val="001000000000" w:firstRow="0" w:lastRow="0" w:firstColumn="1" w:lastColumn="0" w:oddVBand="0" w:evenVBand="0" w:oddHBand="0" w:evenHBand="0" w:firstRowFirstColumn="0" w:firstRowLastColumn="0" w:lastRowFirstColumn="0" w:lastRowLastColumn="0"/>
-            <w:tcW w:w="696" w:type="pct"/>
-            <w:hideMark/>
-          </w:tcPr>
-          <w:p>
-            <w:pPr>
-              <w:spacing w:before="240" w:after="240"/>
-              <w:rPr>
-                <w:rFonts w:ascii="Times New Roman" w:eastAsia="Times New Roman" w:hAnsi="Times New Roman" w:cs="Times New Roman"/>
-                <w:kern w:val="0"/>
-                <w:sz w:val="21"/>
-                <w:szCs w:val="21"/>
-                <w14:ligatures w14:val="none"/>
-              </w:rPr>
-            </w:pPr>
-            <w:r>
-              <w:rPr>
-                <w:rFonts w:ascii="Times New Roman" w:eastAsia="Times New Roman" w:hAnsi="Times New Roman" w:cs="Times New Roman"/>
-                <w:kern w:val="0"/>
-                <w:sz w:val="21"/>
-                <w:szCs w:val="21"/>
-                <w:bdr w:val="single" w:sz="2" w:space="0" w:color="auto" w:frame="1"/>
-                <w14:ligatures w14:val="none"/>
+            <w:tcW w:w="767" w:type="pct"/>
+            <w:hideMark/>
+          </w:tcPr>
+          <w:p>
+            <w:pPr>
+              <w:spacing w:after="160" w:line="278" w:lineRule="auto"/>
+              <w:rPr>
+                <w:rFonts w:ascii="Calibri" w:hAnsi="Calibri" w:cs="Calibri"/>
+                <w:sz w:val="20"/>
+                <w:szCs w:val="20"/>
+              </w:rPr>
+            </w:pPr>
+            <w:r>
+              <w:rPr>
+                <w:rFonts w:ascii="Calibri" w:hAnsi="Calibri" w:cs="Calibri"/>
+                <w:sz w:val="20"/>
+                <w:szCs w:val="20"/>
               </w:rPr>
               <w:t>Pennsylvania</w:t>
             </w:r>
@@ -1686,32 +1416,26 @@
         </w:tc>
         <w:tc>
           <w:tcPr>
-            <w:tcW w:w="658" w:type="pct"/>
-            <w:hideMark/>
-          </w:tcPr>
-          <w:p>
-            <w:pPr>
-              <w:spacing w:before="240" w:after="240"/>
-              <w:cnfStyle w:val="000000000000" w:firstRow="0" w:lastRow="0" w:firstColumn="0" w:lastColumn="0" w:oddVBand="0" w:evenVBand="0" w:oddHBand="0" w:evenHBand="0" w:firstRowFirstColumn="0" w:firstRowLastColumn="0" w:lastRowFirstColumn="0" w:lastRowLastColumn="0"/>
-              <w:rPr>
-                <w:rFonts w:ascii="Times New Roman" w:eastAsia="Times New Roman" w:hAnsi="Times New Roman" w:cs="Times New Roman"/>
-                <w:kern w:val="0"/>
-                <w:sz w:val="21"/>
-                <w:szCs w:val="21"/>
-                <w14:ligatures w14:val="none"/>
+            <w:tcW w:w="866" w:type="pct"/>
+            <w:hideMark/>
+          </w:tcPr>
+          <w:p>
+            <w:pPr>
+              <w:spacing w:after="160" w:line="278" w:lineRule="auto"/>
+              <w:cnfStyle w:val="000000000000" w:firstRow="0" w:lastRow="0" w:firstColumn="0" w:lastColumn="0" w:oddVBand="0" w:evenVBand="0" w:oddHBand="0" w:evenHBand="0" w:firstRowFirstColumn="0" w:firstRowLastColumn="0" w:lastRowFirstColumn="0" w:lastRowLastColumn="0"/>
+              <w:rPr>
+                <w:rFonts w:ascii="Calibri" w:hAnsi="Calibri" w:cs="Calibri"/>
+                <w:sz w:val="20"/>
+                <w:szCs w:val="20"/>
               </w:rPr>
             </w:pPr>
             <w:hyperlink r:id="rId24" w:tgtFrame="_blank" w:history="1">
               <w:r>
                 <w:rPr>
-                  <w:rFonts w:ascii="unset" w:eastAsia="Times New Roman" w:hAnsi="unset" w:cs="Times New Roman"/>
-                  <w:color w:val="0000FF"/>
-                  <w:kern w:val="0"/>
-                  <w:sz w:val="21"/>
-                  <w:szCs w:val="21"/>
-                  <w:u w:val="single"/>
-                  <w:bdr w:val="single" w:sz="2" w:space="0" w:color="auto" w:frame="1"/>
-                  <w14:ligatures w14:val="none"/>
+                  <w:rStyle w:val="Hyperlink"/>
+                  <w:rFonts w:ascii="Calibri" w:hAnsi="Calibri" w:cs="Calibri"/>
+                  <w:sz w:val="20"/>
+                  <w:szCs w:val="20"/>
                 </w:rPr>
                 <w:t>https://www.pa.gov/agencies/dep/data-and-tools/track-permits/search</w:t>
               </w:r>
@@ -1720,39 +1444,33 @@
         </w:tc>
         <w:tc>
           <w:tcPr>
-            <w:tcW w:w="947" w:type="pct"/>
-            <w:hideMark/>
-          </w:tcPr>
-          <w:p>
-            <w:pPr>
-              <w:spacing w:before="240" w:after="240"/>
-              <w:cnfStyle w:val="000000000000" w:firstRow="0" w:lastRow="0" w:firstColumn="0" w:lastColumn="0" w:oddVBand="0" w:evenVBand="0" w:oddHBand="0" w:evenHBand="0" w:firstRowFirstColumn="0" w:firstRowLastColumn="0" w:lastRowFirstColumn="0" w:lastRowLastColumn="0"/>
-              <w:rPr>
-                <w:rFonts w:ascii="Times New Roman" w:eastAsia="Times New Roman" w:hAnsi="Times New Roman" w:cs="Times New Roman"/>
-                <w:kern w:val="0"/>
-                <w:sz w:val="21"/>
-                <w:szCs w:val="21"/>
-                <w14:ligatures w14:val="none"/>
-              </w:rPr>
-            </w:pPr>
-            <w:r>
-              <w:rPr>
-                <w:rFonts w:ascii="Times New Roman" w:eastAsia="Times New Roman" w:hAnsi="Times New Roman" w:cs="Times New Roman"/>
-                <w:kern w:val="0"/>
-                <w:sz w:val="21"/>
-                <w:szCs w:val="21"/>
-                <w14:ligatures w14:val="none"/>
+            <w:tcW w:w="962" w:type="pct"/>
+            <w:hideMark/>
+          </w:tcPr>
+          <w:p>
+            <w:pPr>
+              <w:spacing w:after="160" w:line="278" w:lineRule="auto"/>
+              <w:cnfStyle w:val="000000000000" w:firstRow="0" w:lastRow="0" w:firstColumn="0" w:lastColumn="0" w:oddVBand="0" w:evenVBand="0" w:oddHBand="0" w:evenHBand="0" w:firstRowFirstColumn="0" w:firstRowLastColumn="0" w:lastRowFirstColumn="0" w:lastRowLastColumn="0"/>
+              <w:rPr>
+                <w:rFonts w:ascii="Calibri" w:hAnsi="Calibri" w:cs="Calibri"/>
+                <w:sz w:val="20"/>
+                <w:szCs w:val="20"/>
+              </w:rPr>
+            </w:pPr>
+            <w:r>
+              <w:rPr>
+                <w:rFonts w:ascii="Calibri" w:hAnsi="Calibri" w:cs="Calibri"/>
+                <w:sz w:val="20"/>
+                <w:szCs w:val="20"/>
               </w:rPr>
               <w:t xml:space="preserve">PA DEP </w:t>
             </w:r>
             <w:proofErr w:type="spellStart"/>
             <w:r>
               <w:rPr>
-                <w:rFonts w:ascii="Times New Roman" w:eastAsia="Times New Roman" w:hAnsi="Times New Roman" w:cs="Times New Roman"/>
-                <w:kern w:val="0"/>
-                <w:sz w:val="21"/>
-                <w:szCs w:val="21"/>
-                <w14:ligatures w14:val="none"/>
+                <w:rFonts w:ascii="Calibri" w:hAnsi="Calibri" w:cs="Calibri"/>
+                <w:sz w:val="20"/>
+                <w:szCs w:val="20"/>
               </w:rPr>
               <w:t>eMapPA</w:t>
             </w:r>
@@ -1761,32 +1479,26 @@
         </w:tc>
         <w:tc>
           <w:tcPr>
-            <w:tcW w:w="1139" w:type="pct"/>
-            <w:hideMark/>
-          </w:tcPr>
-          <w:p>
-            <w:pPr>
-              <w:spacing w:before="240" w:after="240"/>
-              <w:cnfStyle w:val="000000000000" w:firstRow="0" w:lastRow="0" w:firstColumn="0" w:lastColumn="0" w:oddVBand="0" w:evenVBand="0" w:oddHBand="0" w:evenHBand="0" w:firstRowFirstColumn="0" w:firstRowLastColumn="0" w:lastRowFirstColumn="0" w:lastRowLastColumn="0"/>
-              <w:rPr>
-                <w:rFonts w:ascii="Times New Roman" w:eastAsia="Times New Roman" w:hAnsi="Times New Roman" w:cs="Times New Roman"/>
-                <w:kern w:val="0"/>
-                <w:sz w:val="21"/>
-                <w:szCs w:val="21"/>
-                <w14:ligatures w14:val="none"/>
+            <w:tcW w:w="911" w:type="pct"/>
+            <w:hideMark/>
+          </w:tcPr>
+          <w:p>
+            <w:pPr>
+              <w:spacing w:after="160" w:line="278" w:lineRule="auto"/>
+              <w:cnfStyle w:val="000000000000" w:firstRow="0" w:lastRow="0" w:firstColumn="0" w:lastColumn="0" w:oddVBand="0" w:evenVBand="0" w:oddHBand="0" w:evenHBand="0" w:firstRowFirstColumn="0" w:firstRowLastColumn="0" w:lastRowFirstColumn="0" w:lastRowLastColumn="0"/>
+              <w:rPr>
+                <w:rFonts w:ascii="Calibri" w:hAnsi="Calibri" w:cs="Calibri"/>
+                <w:sz w:val="20"/>
+                <w:szCs w:val="20"/>
               </w:rPr>
             </w:pPr>
             <w:hyperlink r:id="rId25" w:tgtFrame="_blank" w:history="1">
               <w:r>
                 <w:rPr>
-                  <w:rFonts w:ascii="unset" w:eastAsia="Times New Roman" w:hAnsi="unset" w:cs="Times New Roman"/>
-                  <w:color w:val="0000FF"/>
-                  <w:kern w:val="0"/>
-                  <w:sz w:val="21"/>
-                  <w:szCs w:val="21"/>
-                  <w:u w:val="single"/>
-                  <w:bdr w:val="single" w:sz="2" w:space="0" w:color="auto" w:frame="1"/>
-                  <w14:ligatures w14:val="none"/>
+                  <w:rStyle w:val="Hyperlink"/>
+                  <w:rFonts w:ascii="Calibri" w:hAnsi="Calibri" w:cs="Calibri"/>
+                  <w:sz w:val="20"/>
+                  <w:szCs w:val="20"/>
                 </w:rPr>
                 <w:t>https://gis.dep.pa.gov/emappa/</w:t>
               </w:r>
@@ -1795,28 +1507,24 @@
         </w:tc>
         <w:tc>
           <w:tcPr>
-            <w:tcW w:w="1464" w:type="pct"/>
-            <w:hideMark/>
-          </w:tcPr>
-          <w:p>
-            <w:pPr>
-              <w:spacing w:before="240" w:after="240"/>
-              <w:cnfStyle w:val="000000000000" w:firstRow="0" w:lastRow="0" w:firstColumn="0" w:lastColumn="0" w:oddVBand="0" w:evenVBand="0" w:oddHBand="0" w:evenHBand="0" w:firstRowFirstColumn="0" w:firstRowLastColumn="0" w:lastRowFirstColumn="0" w:lastRowLastColumn="0"/>
-              <w:rPr>
-                <w:rFonts w:ascii="Times New Roman" w:eastAsia="Times New Roman" w:hAnsi="Times New Roman" w:cs="Times New Roman"/>
-                <w:kern w:val="0"/>
-                <w:sz w:val="21"/>
-                <w:szCs w:val="21"/>
-                <w14:ligatures w14:val="none"/>
-              </w:rPr>
-            </w:pPr>
-            <w:r>
-              <w:rPr>
-                <w:rFonts w:ascii="Times New Roman" w:eastAsia="Times New Roman" w:hAnsi="Times New Roman" w:cs="Times New Roman"/>
-                <w:kern w:val="0"/>
-                <w:sz w:val="21"/>
-                <w:szCs w:val="21"/>
-                <w14:ligatures w14:val="none"/>
+            <w:tcW w:w="1493" w:type="pct"/>
+            <w:hideMark/>
+          </w:tcPr>
+          <w:p>
+            <w:pPr>
+              <w:spacing w:after="160" w:line="278" w:lineRule="auto"/>
+              <w:cnfStyle w:val="000000000000" w:firstRow="0" w:lastRow="0" w:firstColumn="0" w:lastColumn="0" w:oddVBand="0" w:evenVBand="0" w:oddHBand="0" w:evenHBand="0" w:firstRowFirstColumn="0" w:firstRowLastColumn="0" w:lastRowFirstColumn="0" w:lastRowLastColumn="0"/>
+              <w:rPr>
+                <w:rFonts w:ascii="Calibri" w:hAnsi="Calibri" w:cs="Calibri"/>
+                <w:sz w:val="20"/>
+                <w:szCs w:val="20"/>
+              </w:rPr>
+            </w:pPr>
+            <w:r>
+              <w:rPr>
+                <w:rFonts w:ascii="Calibri" w:hAnsi="Calibri" w:cs="Calibri"/>
+                <w:sz w:val="20"/>
+                <w:szCs w:val="20"/>
               </w:rPr>
               <w:t>State-only operating permits for backup generators​</w:t>
             </w:r>
@@ -1827,28 +1535,23 @@
         <w:tc>
           <w:tcPr>
             <w:cnfStyle w:val="001000000000" w:firstRow="0" w:lastRow="0" w:firstColumn="1" w:lastColumn="0" w:oddVBand="0" w:evenVBand="0" w:oddHBand="0" w:evenHBand="0" w:firstRowFirstColumn="0" w:firstRowLastColumn="0" w:lastRowFirstColumn="0" w:lastRowLastColumn="0"/>
-            <w:tcW w:w="696" w:type="pct"/>
-            <w:hideMark/>
-          </w:tcPr>
-          <w:p>
-            <w:pPr>
-              <w:spacing w:before="240" w:after="240"/>
-              <w:rPr>
-                <w:rFonts w:ascii="Times New Roman" w:eastAsia="Times New Roman" w:hAnsi="Times New Roman" w:cs="Times New Roman"/>
-                <w:kern w:val="0"/>
-                <w:sz w:val="21"/>
-                <w:szCs w:val="21"/>
-                <w14:ligatures w14:val="none"/>
-              </w:rPr>
-            </w:pPr>
-            <w:r>
-              <w:rPr>
-                <w:rFonts w:ascii="Times New Roman" w:eastAsia="Times New Roman" w:hAnsi="Times New Roman" w:cs="Times New Roman"/>
-                <w:kern w:val="0"/>
-                <w:sz w:val="21"/>
-                <w:szCs w:val="21"/>
-                <w:bdr w:val="single" w:sz="2" w:space="0" w:color="auto" w:frame="1"/>
-                <w14:ligatures w14:val="none"/>
+            <w:tcW w:w="767" w:type="pct"/>
+            <w:hideMark/>
+          </w:tcPr>
+          <w:p>
+            <w:pPr>
+              <w:spacing w:after="160" w:line="278" w:lineRule="auto"/>
+              <w:rPr>
+                <w:rFonts w:ascii="Calibri" w:hAnsi="Calibri" w:cs="Calibri"/>
+                <w:sz w:val="20"/>
+                <w:szCs w:val="20"/>
+              </w:rPr>
+            </w:pPr>
+            <w:r>
+              <w:rPr>
+                <w:rFonts w:ascii="Calibri" w:hAnsi="Calibri" w:cs="Calibri"/>
+                <w:sz w:val="20"/>
+                <w:szCs w:val="20"/>
               </w:rPr>
               <w:t>Tennessee</w:t>
             </w:r>
@@ -1856,32 +1559,26 @@
         </w:tc>
         <w:tc>
           <w:tcPr>
-            <w:tcW w:w="658" w:type="pct"/>
-            <w:hideMark/>
-          </w:tcPr>
-          <w:p>
-            <w:pPr>
-              <w:spacing w:before="240" w:after="240"/>
-              <w:cnfStyle w:val="000000000000" w:firstRow="0" w:lastRow="0" w:firstColumn="0" w:lastColumn="0" w:oddVBand="0" w:evenVBand="0" w:oddHBand="0" w:evenHBand="0" w:firstRowFirstColumn="0" w:firstRowLastColumn="0" w:lastRowFirstColumn="0" w:lastRowLastColumn="0"/>
-              <w:rPr>
-                <w:rFonts w:ascii="Times New Roman" w:eastAsia="Times New Roman" w:hAnsi="Times New Roman" w:cs="Times New Roman"/>
-                <w:kern w:val="0"/>
-                <w:sz w:val="21"/>
-                <w:szCs w:val="21"/>
-                <w14:ligatures w14:val="none"/>
+            <w:tcW w:w="866" w:type="pct"/>
+            <w:hideMark/>
+          </w:tcPr>
+          <w:p>
+            <w:pPr>
+              <w:spacing w:after="160" w:line="278" w:lineRule="auto"/>
+              <w:cnfStyle w:val="000000000000" w:firstRow="0" w:lastRow="0" w:firstColumn="0" w:lastColumn="0" w:oddVBand="0" w:evenVBand="0" w:oddHBand="0" w:evenHBand="0" w:firstRowFirstColumn="0" w:firstRowLastColumn="0" w:lastRowFirstColumn="0" w:lastRowLastColumn="0"/>
+              <w:rPr>
+                <w:rFonts w:ascii="Calibri" w:hAnsi="Calibri" w:cs="Calibri"/>
+                <w:sz w:val="20"/>
+                <w:szCs w:val="20"/>
               </w:rPr>
             </w:pPr>
             <w:hyperlink r:id="rId26" w:tgtFrame="_blank" w:history="1">
               <w:r>
                 <w:rPr>
-                  <w:rFonts w:ascii="unset" w:eastAsia="Times New Roman" w:hAnsi="unset" w:cs="Times New Roman"/>
-                  <w:color w:val="0000FF"/>
-                  <w:kern w:val="0"/>
-                  <w:sz w:val="21"/>
-                  <w:szCs w:val="21"/>
-                  <w:u w:val="single"/>
-                  <w:bdr w:val="single" w:sz="2" w:space="0" w:color="auto" w:frame="1"/>
-                  <w14:ligatures w14:val="none"/>
+                  <w:rStyle w:val="Hyperlink"/>
+                  <w:rFonts w:ascii="Calibri" w:hAnsi="Calibri" w:cs="Calibri"/>
+                  <w:sz w:val="20"/>
+                  <w:szCs w:val="20"/>
                 </w:rPr>
                 <w:t>https://www.tn.gov/environment/permit-permits/air-permits.html</w:t>
               </w:r>
@@ -1890,28 +1587,24 @@
         </w:tc>
         <w:tc>
           <w:tcPr>
-            <w:tcW w:w="947" w:type="pct"/>
-            <w:hideMark/>
-          </w:tcPr>
-          <w:p>
-            <w:pPr>
-              <w:spacing w:before="240" w:after="240"/>
-              <w:cnfStyle w:val="000000000000" w:firstRow="0" w:lastRow="0" w:firstColumn="0" w:lastColumn="0" w:oddVBand="0" w:evenVBand="0" w:oddHBand="0" w:evenHBand="0" w:firstRowFirstColumn="0" w:firstRowLastColumn="0" w:lastRowFirstColumn="0" w:lastRowLastColumn="0"/>
-              <w:rPr>
-                <w:rFonts w:ascii="Times New Roman" w:eastAsia="Times New Roman" w:hAnsi="Times New Roman" w:cs="Times New Roman"/>
-                <w:kern w:val="0"/>
-                <w:sz w:val="21"/>
-                <w:szCs w:val="21"/>
-                <w14:ligatures w14:val="none"/>
-              </w:rPr>
-            </w:pPr>
-            <w:r>
-              <w:rPr>
-                <w:rFonts w:ascii="Times New Roman" w:eastAsia="Times New Roman" w:hAnsi="Times New Roman" w:cs="Times New Roman"/>
-                <w:kern w:val="0"/>
-                <w:sz w:val="21"/>
-                <w:szCs w:val="21"/>
-                <w14:ligatures w14:val="none"/>
+            <w:tcW w:w="962" w:type="pct"/>
+            <w:hideMark/>
+          </w:tcPr>
+          <w:p>
+            <w:pPr>
+              <w:spacing w:after="160" w:line="278" w:lineRule="auto"/>
+              <w:cnfStyle w:val="000000000000" w:firstRow="0" w:lastRow="0" w:firstColumn="0" w:lastColumn="0" w:oddVBand="0" w:evenVBand="0" w:oddHBand="0" w:evenHBand="0" w:firstRowFirstColumn="0" w:firstRowLastColumn="0" w:lastRowFirstColumn="0" w:lastRowLastColumn="0"/>
+              <w:rPr>
+                <w:rFonts w:ascii="Calibri" w:hAnsi="Calibri" w:cs="Calibri"/>
+                <w:sz w:val="20"/>
+                <w:szCs w:val="20"/>
+              </w:rPr>
+            </w:pPr>
+            <w:r>
+              <w:rPr>
+                <w:rFonts w:ascii="Calibri" w:hAnsi="Calibri" w:cs="Calibri"/>
+                <w:sz w:val="20"/>
+                <w:szCs w:val="20"/>
               </w:rPr>
               <w:t>TN Dept of Environment and Conservation</w:t>
             </w:r>
@@ -1919,32 +1612,26 @@
         </w:tc>
         <w:tc>
           <w:tcPr>
-            <w:tcW w:w="1139" w:type="pct"/>
-            <w:hideMark/>
-          </w:tcPr>
-          <w:p>
-            <w:pPr>
-              <w:spacing w:before="240" w:after="240"/>
-              <w:cnfStyle w:val="000000000000" w:firstRow="0" w:lastRow="0" w:firstColumn="0" w:lastColumn="0" w:oddVBand="0" w:evenVBand="0" w:oddHBand="0" w:evenHBand="0" w:firstRowFirstColumn="0" w:firstRowLastColumn="0" w:lastRowFirstColumn="0" w:lastRowLastColumn="0"/>
-              <w:rPr>
-                <w:rFonts w:ascii="Times New Roman" w:eastAsia="Times New Roman" w:hAnsi="Times New Roman" w:cs="Times New Roman"/>
-                <w:kern w:val="0"/>
-                <w:sz w:val="21"/>
-                <w:szCs w:val="21"/>
-                <w14:ligatures w14:val="none"/>
+            <w:tcW w:w="911" w:type="pct"/>
+            <w:hideMark/>
+          </w:tcPr>
+          <w:p>
+            <w:pPr>
+              <w:spacing w:after="160" w:line="278" w:lineRule="auto"/>
+              <w:cnfStyle w:val="000000000000" w:firstRow="0" w:lastRow="0" w:firstColumn="0" w:lastColumn="0" w:oddVBand="0" w:evenVBand="0" w:oddHBand="0" w:evenHBand="0" w:firstRowFirstColumn="0" w:firstRowLastColumn="0" w:lastRowFirstColumn="0" w:lastRowLastColumn="0"/>
+              <w:rPr>
+                <w:rFonts w:ascii="Calibri" w:hAnsi="Calibri" w:cs="Calibri"/>
+                <w:sz w:val="20"/>
+                <w:szCs w:val="20"/>
               </w:rPr>
             </w:pPr>
             <w:hyperlink r:id="rId27" w:tgtFrame="_blank" w:history="1">
               <w:r>
                 <w:rPr>
-                  <w:rFonts w:ascii="unset" w:eastAsia="Times New Roman" w:hAnsi="unset" w:cs="Times New Roman"/>
-                  <w:color w:val="0000FF"/>
-                  <w:kern w:val="0"/>
-                  <w:sz w:val="21"/>
-                  <w:szCs w:val="21"/>
-                  <w:u w:val="single"/>
-                  <w:bdr w:val="single" w:sz="2" w:space="0" w:color="auto" w:frame="1"/>
-                  <w14:ligatures w14:val="none"/>
+                  <w:rStyle w:val="Hyperlink"/>
+                  <w:rFonts w:ascii="Calibri" w:hAnsi="Calibri" w:cs="Calibri"/>
+                  <w:sz w:val="20"/>
+                  <w:szCs w:val="20"/>
                 </w:rPr>
                 <w:t>https://www.tn.gov/environment/program-areas/air-pollution-control-air.html</w:t>
               </w:r>
@@ -1953,28 +1640,24 @@
         </w:tc>
         <w:tc>
           <w:tcPr>
-            <w:tcW w:w="1464" w:type="pct"/>
-            <w:hideMark/>
-          </w:tcPr>
-          <w:p>
-            <w:pPr>
-              <w:spacing w:before="240" w:after="240"/>
-              <w:cnfStyle w:val="000000000000" w:firstRow="0" w:lastRow="0" w:firstColumn="0" w:lastColumn="0" w:oddVBand="0" w:evenVBand="0" w:oddHBand="0" w:evenHBand="0" w:firstRowFirstColumn="0" w:firstRowLastColumn="0" w:lastRowFirstColumn="0" w:lastRowLastColumn="0"/>
-              <w:rPr>
-                <w:rFonts w:ascii="Times New Roman" w:eastAsia="Times New Roman" w:hAnsi="Times New Roman" w:cs="Times New Roman"/>
-                <w:kern w:val="0"/>
-                <w:sz w:val="21"/>
-                <w:szCs w:val="21"/>
-                <w14:ligatures w14:val="none"/>
-              </w:rPr>
-            </w:pPr>
-            <w:r>
-              <w:rPr>
-                <w:rFonts w:ascii="Times New Roman" w:eastAsia="Times New Roman" w:hAnsi="Times New Roman" w:cs="Times New Roman"/>
-                <w:kern w:val="0"/>
-                <w:sz w:val="21"/>
-                <w:szCs w:val="21"/>
-                <w14:ligatures w14:val="none"/>
+            <w:tcW w:w="1493" w:type="pct"/>
+            <w:hideMark/>
+          </w:tcPr>
+          <w:p>
+            <w:pPr>
+              <w:spacing w:after="160" w:line="278" w:lineRule="auto"/>
+              <w:cnfStyle w:val="000000000000" w:firstRow="0" w:lastRow="0" w:firstColumn="0" w:lastColumn="0" w:oddVBand="0" w:evenVBand="0" w:oddHBand="0" w:evenHBand="0" w:firstRowFirstColumn="0" w:firstRowLastColumn="0" w:lastRowFirstColumn="0" w:lastRowLastColumn="0"/>
+              <w:rPr>
+                <w:rFonts w:ascii="Calibri" w:hAnsi="Calibri" w:cs="Calibri"/>
+                <w:sz w:val="20"/>
+                <w:szCs w:val="20"/>
+              </w:rPr>
+            </w:pPr>
+            <w:r>
+              <w:rPr>
+                <w:rFonts w:ascii="Calibri" w:hAnsi="Calibri" w:cs="Calibri"/>
+                <w:sz w:val="20"/>
+                <w:szCs w:val="20"/>
               </w:rPr>
               <w:t>General air permits</w:t>
             </w:r>
@@ -1985,28 +1668,23 @@
         <w:tc>
           <w:tcPr>
             <w:cnfStyle w:val="001000000000" w:firstRow="0" w:lastRow="0" w:firstColumn="1" w:lastColumn="0" w:oddVBand="0" w:evenVBand="0" w:oddHBand="0" w:evenHBand="0" w:firstRowFirstColumn="0" w:firstRowLastColumn="0" w:lastRowFirstColumn="0" w:lastRowLastColumn="0"/>
-            <w:tcW w:w="696" w:type="pct"/>
-            <w:hideMark/>
-          </w:tcPr>
-          <w:p>
-            <w:pPr>
-              <w:spacing w:before="240" w:after="240"/>
-              <w:rPr>
-                <w:rFonts w:ascii="Times New Roman" w:eastAsia="Times New Roman" w:hAnsi="Times New Roman" w:cs="Times New Roman"/>
-                <w:kern w:val="0"/>
-                <w:sz w:val="21"/>
-                <w:szCs w:val="21"/>
-                <w14:ligatures w14:val="none"/>
-              </w:rPr>
-            </w:pPr>
-            <w:r>
-              <w:rPr>
-                <w:rFonts w:ascii="Times New Roman" w:eastAsia="Times New Roman" w:hAnsi="Times New Roman" w:cs="Times New Roman"/>
-                <w:kern w:val="0"/>
-                <w:sz w:val="21"/>
-                <w:szCs w:val="21"/>
-                <w:bdr w:val="single" w:sz="2" w:space="0" w:color="auto" w:frame="1"/>
-                <w14:ligatures w14:val="none"/>
+            <w:tcW w:w="767" w:type="pct"/>
+            <w:hideMark/>
+          </w:tcPr>
+          <w:p>
+            <w:pPr>
+              <w:spacing w:after="160" w:line="278" w:lineRule="auto"/>
+              <w:rPr>
+                <w:rFonts w:ascii="Calibri" w:hAnsi="Calibri" w:cs="Calibri"/>
+                <w:sz w:val="20"/>
+                <w:szCs w:val="20"/>
+              </w:rPr>
+            </w:pPr>
+            <w:r>
+              <w:rPr>
+                <w:rFonts w:ascii="Calibri" w:hAnsi="Calibri" w:cs="Calibri"/>
+                <w:sz w:val="20"/>
+                <w:szCs w:val="20"/>
               </w:rPr>
               <w:t>Virginia</w:t>
             </w:r>
@@ -2014,32 +1692,26 @@
         </w:tc>
         <w:tc>
           <w:tcPr>
-            <w:tcW w:w="658" w:type="pct"/>
-            <w:hideMark/>
-          </w:tcPr>
-          <w:p>
-            <w:pPr>
-              <w:spacing w:before="240" w:after="240"/>
-              <w:cnfStyle w:val="000000000000" w:firstRow="0" w:lastRow="0" w:firstColumn="0" w:lastColumn="0" w:oddVBand="0" w:evenVBand="0" w:oddHBand="0" w:evenHBand="0" w:firstRowFirstColumn="0" w:firstRowLastColumn="0" w:lastRowFirstColumn="0" w:lastRowLastColumn="0"/>
-              <w:rPr>
-                <w:rFonts w:ascii="Times New Roman" w:eastAsia="Times New Roman" w:hAnsi="Times New Roman" w:cs="Times New Roman"/>
-                <w:kern w:val="0"/>
-                <w:sz w:val="21"/>
-                <w:szCs w:val="21"/>
-                <w14:ligatures w14:val="none"/>
+            <w:tcW w:w="866" w:type="pct"/>
+            <w:hideMark/>
+          </w:tcPr>
+          <w:p>
+            <w:pPr>
+              <w:spacing w:after="160" w:line="278" w:lineRule="auto"/>
+              <w:cnfStyle w:val="000000000000" w:firstRow="0" w:lastRow="0" w:firstColumn="0" w:lastColumn="0" w:oddVBand="0" w:evenVBand="0" w:oddHBand="0" w:evenHBand="0" w:firstRowFirstColumn="0" w:firstRowLastColumn="0" w:lastRowFirstColumn="0" w:lastRowLastColumn="0"/>
+              <w:rPr>
+                <w:rFonts w:ascii="Calibri" w:hAnsi="Calibri" w:cs="Calibri"/>
+                <w:sz w:val="20"/>
+                <w:szCs w:val="20"/>
               </w:rPr>
             </w:pPr>
             <w:hyperlink r:id="rId28" w:tgtFrame="_blank" w:history="1">
               <w:r>
                 <w:rPr>
-                  <w:rFonts w:ascii="unset" w:eastAsia="Times New Roman" w:hAnsi="unset" w:cs="Times New Roman"/>
-                  <w:color w:val="0000FF"/>
-                  <w:kern w:val="0"/>
-                  <w:sz w:val="21"/>
-                  <w:szCs w:val="21"/>
-                  <w:u w:val="single"/>
-                  <w:bdr w:val="single" w:sz="2" w:space="0" w:color="auto" w:frame="1"/>
-                  <w14:ligatures w14:val="none"/>
+                  <w:rStyle w:val="Hyperlink"/>
+                  <w:rFonts w:ascii="Calibri" w:hAnsi="Calibri" w:cs="Calibri"/>
+                  <w:sz w:val="20"/>
+                  <w:szCs w:val="20"/>
                 </w:rPr>
                 <w:t>https://www.deq.virginia.gov/news-info/shortcuts/permits/air/issued-air-permits-for-data-centers</w:t>
               </w:r>
@@ -2048,50 +1720,42 @@
         </w:tc>
         <w:tc>
           <w:tcPr>
-            <w:tcW w:w="947" w:type="pct"/>
-            <w:hideMark/>
-          </w:tcPr>
-          <w:p>
-            <w:pPr>
-              <w:spacing w:before="240" w:after="240"/>
-              <w:cnfStyle w:val="000000000000" w:firstRow="0" w:lastRow="0" w:firstColumn="0" w:lastColumn="0" w:oddVBand="0" w:evenVBand="0" w:oddHBand="0" w:evenHBand="0" w:firstRowFirstColumn="0" w:firstRowLastColumn="0" w:lastRowFirstColumn="0" w:lastRowLastColumn="0"/>
-              <w:rPr>
-                <w:rFonts w:ascii="Times New Roman" w:eastAsia="Times New Roman" w:hAnsi="Times New Roman" w:cs="Times New Roman"/>
-                <w:kern w:val="0"/>
-                <w:sz w:val="21"/>
-                <w:szCs w:val="21"/>
-                <w14:ligatures w14:val="none"/>
-              </w:rPr>
-            </w:pPr>
-            <w:r>
-              <w:rPr>
-                <w:rFonts w:ascii="Times New Roman" w:eastAsia="Times New Roman" w:hAnsi="Times New Roman" w:cs="Times New Roman"/>
-                <w:kern w:val="0"/>
-                <w:sz w:val="21"/>
-                <w:szCs w:val="21"/>
-                <w14:ligatures w14:val="none"/>
+            <w:tcW w:w="962" w:type="pct"/>
+            <w:hideMark/>
+          </w:tcPr>
+          <w:p>
+            <w:pPr>
+              <w:spacing w:after="160" w:line="278" w:lineRule="auto"/>
+              <w:cnfStyle w:val="000000000000" w:firstRow="0" w:lastRow="0" w:firstColumn="0" w:lastColumn="0" w:oddVBand="0" w:evenVBand="0" w:oddHBand="0" w:evenHBand="0" w:firstRowFirstColumn="0" w:firstRowLastColumn="0" w:lastRowFirstColumn="0" w:lastRowLastColumn="0"/>
+              <w:rPr>
+                <w:rFonts w:ascii="Calibri" w:hAnsi="Calibri" w:cs="Calibri"/>
+                <w:sz w:val="20"/>
+                <w:szCs w:val="20"/>
+              </w:rPr>
+            </w:pPr>
+            <w:r>
+              <w:rPr>
+                <w:rFonts w:ascii="Calibri" w:hAnsi="Calibri" w:cs="Calibri"/>
+                <w:sz w:val="20"/>
+                <w:szCs w:val="20"/>
               </w:rPr>
               <w:t xml:space="preserve">Virginia DEQ </w:t>
             </w:r>
             <w:proofErr w:type="spellStart"/>
             <w:r>
               <w:rPr>
-                <w:rFonts w:ascii="Times New Roman" w:eastAsia="Times New Roman" w:hAnsi="Times New Roman" w:cs="Times New Roman"/>
-                <w:kern w:val="0"/>
-                <w:sz w:val="21"/>
-                <w:szCs w:val="21"/>
-                <w14:ligatures w14:val="none"/>
+                <w:rFonts w:ascii="Calibri" w:hAnsi="Calibri" w:cs="Calibri"/>
+                <w:sz w:val="20"/>
+                <w:szCs w:val="20"/>
               </w:rPr>
               <w:t>myDEQ</w:t>
             </w:r>
             <w:proofErr w:type="spellEnd"/>
             <w:r>
               <w:rPr>
-                <w:rFonts w:ascii="Times New Roman" w:eastAsia="Times New Roman" w:hAnsi="Times New Roman" w:cs="Times New Roman"/>
-                <w:kern w:val="0"/>
-                <w:sz w:val="21"/>
-                <w:szCs w:val="21"/>
-                <w14:ligatures w14:val="none"/>
+                <w:rFonts w:ascii="Calibri" w:hAnsi="Calibri" w:cs="Calibri"/>
+                <w:sz w:val="20"/>
+                <w:szCs w:val="20"/>
               </w:rPr>
               <w:t xml:space="preserve"> Portal</w:t>
             </w:r>
@@ -2099,32 +1763,26 @@
         </w:tc>
         <w:tc>
           <w:tcPr>
-            <w:tcW w:w="1139" w:type="pct"/>
-            <w:hideMark/>
-          </w:tcPr>
-          <w:p>
-            <w:pPr>
-              <w:spacing w:before="240" w:after="240"/>
-              <w:cnfStyle w:val="000000000000" w:firstRow="0" w:lastRow="0" w:firstColumn="0" w:lastColumn="0" w:oddVBand="0" w:evenVBand="0" w:oddHBand="0" w:evenHBand="0" w:firstRowFirstColumn="0" w:firstRowLastColumn="0" w:lastRowFirstColumn="0" w:lastRowLastColumn="0"/>
-              <w:rPr>
-                <w:rFonts w:ascii="Times New Roman" w:eastAsia="Times New Roman" w:hAnsi="Times New Roman" w:cs="Times New Roman"/>
-                <w:kern w:val="0"/>
-                <w:sz w:val="21"/>
-                <w:szCs w:val="21"/>
-                <w14:ligatures w14:val="none"/>
+            <w:tcW w:w="911" w:type="pct"/>
+            <w:hideMark/>
+          </w:tcPr>
+          <w:p>
+            <w:pPr>
+              <w:spacing w:after="160" w:line="278" w:lineRule="auto"/>
+              <w:cnfStyle w:val="000000000000" w:firstRow="0" w:lastRow="0" w:firstColumn="0" w:lastColumn="0" w:oddVBand="0" w:evenVBand="0" w:oddHBand="0" w:evenHBand="0" w:firstRowFirstColumn="0" w:firstRowLastColumn="0" w:lastRowFirstColumn="0" w:lastRowLastColumn="0"/>
+              <w:rPr>
+                <w:rFonts w:ascii="Calibri" w:hAnsi="Calibri" w:cs="Calibri"/>
+                <w:sz w:val="20"/>
+                <w:szCs w:val="20"/>
               </w:rPr>
             </w:pPr>
             <w:hyperlink r:id="rId29" w:tgtFrame="_blank" w:history="1">
               <w:r>
                 <w:rPr>
-                  <w:rFonts w:ascii="unset" w:eastAsia="Times New Roman" w:hAnsi="unset" w:cs="Times New Roman"/>
-                  <w:color w:val="0000FF"/>
-                  <w:kern w:val="0"/>
-                  <w:sz w:val="21"/>
-                  <w:szCs w:val="21"/>
-                  <w:u w:val="single"/>
-                  <w:bdr w:val="single" w:sz="2" w:space="0" w:color="auto" w:frame="1"/>
-                  <w14:ligatures w14:val="none"/>
+                  <w:rStyle w:val="Hyperlink"/>
+                  <w:rFonts w:ascii="Calibri" w:hAnsi="Calibri" w:cs="Calibri"/>
+                  <w:sz w:val="20"/>
+                  <w:szCs w:val="20"/>
                 </w:rPr>
                 <w:t>https://portal.deq.virginia.gov</w:t>
               </w:r>
@@ -2133,41 +1791,34 @@
         </w:tc>
         <w:tc>
           <w:tcPr>
-            <w:tcW w:w="1464" w:type="pct"/>
-            <w:hideMark/>
-          </w:tcPr>
-          <w:p>
-            <w:pPr>
-              <w:spacing w:before="240" w:after="240"/>
-              <w:cnfStyle w:val="000000000000" w:firstRow="0" w:lastRow="0" w:firstColumn="0" w:lastColumn="0" w:oddVBand="0" w:evenVBand="0" w:oddHBand="0" w:evenHBand="0" w:firstRowFirstColumn="0" w:firstRowLastColumn="0" w:lastRowFirstColumn="0" w:lastRowLastColumn="0"/>
-              <w:rPr>
-                <w:rFonts w:ascii="Times New Roman" w:eastAsia="Times New Roman" w:hAnsi="Times New Roman" w:cs="Times New Roman"/>
-                <w:kern w:val="0"/>
-                <w:sz w:val="21"/>
-                <w:szCs w:val="21"/>
-                <w14:ligatures w14:val="none"/>
-              </w:rPr>
-            </w:pPr>
-            <w:r>
-              <w:rPr>
-                <w:rFonts w:ascii="Times New Roman" w:eastAsia="Times New Roman" w:hAnsi="Times New Roman" w:cs="Times New Roman"/>
+            <w:tcW w:w="1493" w:type="pct"/>
+            <w:hideMark/>
+          </w:tcPr>
+          <w:p>
+            <w:pPr>
+              <w:spacing w:after="160" w:line="278" w:lineRule="auto"/>
+              <w:cnfStyle w:val="000000000000" w:firstRow="0" w:lastRow="0" w:firstColumn="0" w:lastColumn="0" w:oddVBand="0" w:evenVBand="0" w:oddHBand="0" w:evenHBand="0" w:firstRowFirstColumn="0" w:firstRowLastColumn="0" w:lastRowFirstColumn="0" w:lastRowLastColumn="0"/>
+              <w:rPr>
+                <w:rFonts w:ascii="Calibri" w:hAnsi="Calibri" w:cs="Calibri"/>
+                <w:sz w:val="20"/>
+                <w:szCs w:val="20"/>
+              </w:rPr>
+            </w:pPr>
+            <w:r>
+              <w:rPr>
+                <w:rFonts w:ascii="Calibri" w:hAnsi="Calibri" w:cs="Calibri"/>
                 <w:b/>
                 <w:bCs/>
-                <w:kern w:val="0"/>
-                <w:sz w:val="21"/>
-                <w:szCs w:val="21"/>
-                <w:bdr w:val="single" w:sz="2" w:space="0" w:color="auto" w:frame="1"/>
-                <w14:ligatures w14:val="none"/>
+                <w:sz w:val="20"/>
+                <w:szCs w:val="20"/>
               </w:rPr>
               <w:t>Dedicated data center air permits page</w:t>
             </w:r>
             <w:r>
               <w:rPr>
-                <w:rFonts w:ascii="Times New Roman" w:eastAsia="Times New Roman" w:hAnsi="Times New Roman" w:cs="Times New Roman"/>
-                <w:kern w:val="0"/>
-                <w:sz w:val="21"/>
-                <w:szCs w:val="21"/>
-                <w14:ligatures w14:val="none"/>
+                <w:rFonts w:ascii="Calibri" w:hAnsi="Calibri" w:cs="Calibri"/>
+                <w:sz w:val="20"/>
+                <w:szCs w:val="20"/>
               </w:rPr>
               <w:t>​</w:t>
             </w:r>
@@ -2178,61 +1829,51 @@
         <w:tc>
           <w:tcPr>
             <w:cnfStyle w:val="001000000000" w:firstRow="0" w:lastRow="0" w:firstColumn="1" w:lastColumn="0" w:oddVBand="0" w:evenVBand="0" w:oddHBand="0" w:evenHBand="0" w:firstRowFirstColumn="0" w:firstRowLastColumn="0" w:lastRowFirstColumn="0" w:lastRowLastColumn="0"/>
-            <w:tcW w:w="696" w:type="pct"/>
-            <w:hideMark/>
-          </w:tcPr>
-          <w:p>
-            <w:pPr>
-              <w:spacing w:before="240" w:after="240"/>
-              <w:rPr>
-                <w:rFonts w:ascii="Times New Roman" w:eastAsia="Times New Roman" w:hAnsi="Times New Roman" w:cs="Times New Roman"/>
-                <w:kern w:val="0"/>
-                <w:sz w:val="21"/>
-                <w:szCs w:val="21"/>
-                <w14:ligatures w14:val="none"/>
-              </w:rPr>
-            </w:pPr>
-            <w:r>
-              <w:rPr>
-                <w:rFonts w:ascii="Times New Roman" w:eastAsia="Times New Roman" w:hAnsi="Times New Roman" w:cs="Times New Roman"/>
-                <w:kern w:val="0"/>
-                <w:sz w:val="21"/>
-                <w:szCs w:val="21"/>
-                <w:bdr w:val="single" w:sz="2" w:space="0" w:color="auto" w:frame="1"/>
-                <w14:ligatures w14:val="none"/>
-              </w:rPr>
+            <w:tcW w:w="767" w:type="pct"/>
+            <w:hideMark/>
+          </w:tcPr>
+          <w:p>
+            <w:pPr>
+              <w:spacing w:after="160" w:line="278" w:lineRule="auto"/>
+              <w:rPr>
+                <w:rFonts w:ascii="Calibri" w:hAnsi="Calibri" w:cs="Calibri"/>
+                <w:sz w:val="20"/>
+                <w:szCs w:val="20"/>
+              </w:rPr>
+            </w:pPr>
+            <w:r>
+              <w:rPr>
+                <w:rFonts w:ascii="Calibri" w:hAnsi="Calibri" w:cs="Calibri"/>
+                <w:sz w:val="20"/>
+                <w:szCs w:val="20"/>
+              </w:rPr>
+              <w:lastRenderedPageBreak/>
               <w:t>West Virginia</w:t>
             </w:r>
           </w:p>
         </w:tc>
         <w:tc>
           <w:tcPr>
-            <w:tcW w:w="658" w:type="pct"/>
-            <w:hideMark/>
-          </w:tcPr>
-          <w:p>
-            <w:pPr>
-              <w:spacing w:before="240" w:after="240"/>
-              <w:cnfStyle w:val="000000000000" w:firstRow="0" w:lastRow="0" w:firstColumn="0" w:lastColumn="0" w:oddVBand="0" w:evenVBand="0" w:oddHBand="0" w:evenHBand="0" w:firstRowFirstColumn="0" w:firstRowLastColumn="0" w:lastRowFirstColumn="0" w:lastRowLastColumn="0"/>
-              <w:rPr>
-                <w:rFonts w:ascii="Times New Roman" w:eastAsia="Times New Roman" w:hAnsi="Times New Roman" w:cs="Times New Roman"/>
-                <w:kern w:val="0"/>
-                <w:sz w:val="21"/>
-                <w:szCs w:val="21"/>
-                <w14:ligatures w14:val="none"/>
+            <w:tcW w:w="866" w:type="pct"/>
+            <w:hideMark/>
+          </w:tcPr>
+          <w:p>
+            <w:pPr>
+              <w:spacing w:after="160" w:line="278" w:lineRule="auto"/>
+              <w:cnfStyle w:val="000000000000" w:firstRow="0" w:lastRow="0" w:firstColumn="0" w:lastColumn="0" w:oddVBand="0" w:evenVBand="0" w:oddHBand="0" w:evenHBand="0" w:firstRowFirstColumn="0" w:firstRowLastColumn="0" w:lastRowFirstColumn="0" w:lastRowLastColumn="0"/>
+              <w:rPr>
+                <w:rFonts w:ascii="Calibri" w:hAnsi="Calibri" w:cs="Calibri"/>
+                <w:sz w:val="20"/>
+                <w:szCs w:val="20"/>
               </w:rPr>
             </w:pPr>
             <w:hyperlink r:id="rId30" w:tgtFrame="_blank" w:history="1">
               <w:r>
                 <w:rPr>
-                  <w:rFonts w:ascii="unset" w:eastAsia="Times New Roman" w:hAnsi="unset" w:cs="Times New Roman"/>
-                  <w:color w:val="0000FF"/>
-                  <w:kern w:val="0"/>
-                  <w:sz w:val="21"/>
-                  <w:szCs w:val="21"/>
-                  <w:u w:val="single"/>
-                  <w:bdr w:val="single" w:sz="2" w:space="0" w:color="auto" w:frame="1"/>
-                  <w14:ligatures w14:val="none"/>
+                  <w:rStyle w:val="Hyperlink"/>
+                  <w:rFonts w:ascii="Calibri" w:hAnsi="Calibri" w:cs="Calibri"/>
+                  <w:sz w:val="20"/>
+                  <w:szCs w:val="20"/>
                 </w:rPr>
                 <w:t>https://dep.wv.gov/daq/permitting/</w:t>
               </w:r>
@@ -2241,28 +1882,24 @@
         </w:tc>
         <w:tc>
           <w:tcPr>
-            <w:tcW w:w="947" w:type="pct"/>
-            <w:hideMark/>
-          </w:tcPr>
-          <w:p>
-            <w:pPr>
-              <w:spacing w:before="240" w:after="240"/>
-              <w:cnfStyle w:val="000000000000" w:firstRow="0" w:lastRow="0" w:firstColumn="0" w:lastColumn="0" w:oddVBand="0" w:evenVBand="0" w:oddHBand="0" w:evenHBand="0" w:firstRowFirstColumn="0" w:firstRowLastColumn="0" w:lastRowFirstColumn="0" w:lastRowLastColumn="0"/>
-              <w:rPr>
-                <w:rFonts w:ascii="Times New Roman" w:eastAsia="Times New Roman" w:hAnsi="Times New Roman" w:cs="Times New Roman"/>
-                <w:kern w:val="0"/>
-                <w:sz w:val="21"/>
-                <w:szCs w:val="21"/>
-                <w14:ligatures w14:val="none"/>
-              </w:rPr>
-            </w:pPr>
-            <w:r>
-              <w:rPr>
-                <w:rFonts w:ascii="Times New Roman" w:eastAsia="Times New Roman" w:hAnsi="Times New Roman" w:cs="Times New Roman"/>
-                <w:kern w:val="0"/>
-                <w:sz w:val="21"/>
-                <w:szCs w:val="21"/>
-                <w14:ligatures w14:val="none"/>
+            <w:tcW w:w="962" w:type="pct"/>
+            <w:hideMark/>
+          </w:tcPr>
+          <w:p>
+            <w:pPr>
+              <w:spacing w:after="160" w:line="278" w:lineRule="auto"/>
+              <w:cnfStyle w:val="000000000000" w:firstRow="0" w:lastRow="0" w:firstColumn="0" w:lastColumn="0" w:oddVBand="0" w:evenVBand="0" w:oddHBand="0" w:evenHBand="0" w:firstRowFirstColumn="0" w:firstRowLastColumn="0" w:lastRowFirstColumn="0" w:lastRowLastColumn="0"/>
+              <w:rPr>
+                <w:rFonts w:ascii="Calibri" w:hAnsi="Calibri" w:cs="Calibri"/>
+                <w:sz w:val="20"/>
+                <w:szCs w:val="20"/>
+              </w:rPr>
+            </w:pPr>
+            <w:r>
+              <w:rPr>
+                <w:rFonts w:ascii="Calibri" w:hAnsi="Calibri" w:cs="Calibri"/>
+                <w:sz w:val="20"/>
+                <w:szCs w:val="20"/>
               </w:rPr>
               <w:t>WV DEP Data Center</w:t>
             </w:r>
@@ -2270,32 +1907,26 @@
         </w:tc>
         <w:tc>
           <w:tcPr>
-            <w:tcW w:w="1139" w:type="pct"/>
-            <w:hideMark/>
-          </w:tcPr>
-          <w:p>
-            <w:pPr>
-              <w:spacing w:before="240" w:after="240"/>
-              <w:cnfStyle w:val="000000000000" w:firstRow="0" w:lastRow="0" w:firstColumn="0" w:lastColumn="0" w:oddVBand="0" w:evenVBand="0" w:oddHBand="0" w:evenHBand="0" w:firstRowFirstColumn="0" w:firstRowLastColumn="0" w:lastRowFirstColumn="0" w:lastRowLastColumn="0"/>
-              <w:rPr>
-                <w:rFonts w:ascii="Times New Roman" w:eastAsia="Times New Roman" w:hAnsi="Times New Roman" w:cs="Times New Roman"/>
-                <w:kern w:val="0"/>
-                <w:sz w:val="21"/>
-                <w:szCs w:val="21"/>
-                <w14:ligatures w14:val="none"/>
+            <w:tcW w:w="911" w:type="pct"/>
+            <w:hideMark/>
+          </w:tcPr>
+          <w:p>
+            <w:pPr>
+              <w:spacing w:after="160" w:line="278" w:lineRule="auto"/>
+              <w:cnfStyle w:val="000000000000" w:firstRow="0" w:lastRow="0" w:firstColumn="0" w:lastColumn="0" w:oddVBand="0" w:evenVBand="0" w:oddHBand="0" w:evenHBand="0" w:firstRowFirstColumn="0" w:firstRowLastColumn="0" w:lastRowFirstColumn="0" w:lastRowLastColumn="0"/>
+              <w:rPr>
+                <w:rFonts w:ascii="Calibri" w:hAnsi="Calibri" w:cs="Calibri"/>
+                <w:sz w:val="20"/>
+                <w:szCs w:val="20"/>
               </w:rPr>
             </w:pPr>
             <w:hyperlink r:id="rId31" w:tgtFrame="_blank" w:history="1">
               <w:r>
                 <w:rPr>
-                  <w:rFonts w:ascii="unset" w:eastAsia="Times New Roman" w:hAnsi="unset" w:cs="Times New Roman"/>
-                  <w:color w:val="0000FF"/>
-                  <w:kern w:val="0"/>
-                  <w:sz w:val="21"/>
-                  <w:szCs w:val="21"/>
-                  <w:u w:val="single"/>
-                  <w:bdr w:val="single" w:sz="2" w:space="0" w:color="auto" w:frame="1"/>
-                  <w14:ligatures w14:val="none"/>
+                  <w:rStyle w:val="Hyperlink"/>
+                  <w:rFonts w:ascii="Calibri" w:hAnsi="Calibri" w:cs="Calibri"/>
+                  <w:sz w:val="20"/>
+                  <w:szCs w:val="20"/>
                 </w:rPr>
                 <w:t>https://dep.wv.gov/Data</w:t>
               </w:r>
@@ -2304,28 +1935,24 @@
         </w:tc>
         <w:tc>
           <w:tcPr>
-            <w:tcW w:w="1464" w:type="pct"/>
-            <w:hideMark/>
-          </w:tcPr>
-          <w:p>
-            <w:pPr>
-              <w:spacing w:before="240" w:after="240"/>
-              <w:cnfStyle w:val="000000000000" w:firstRow="0" w:lastRow="0" w:firstColumn="0" w:lastColumn="0" w:oddVBand="0" w:evenVBand="0" w:oddHBand="0" w:evenHBand="0" w:firstRowFirstColumn="0" w:firstRowLastColumn="0" w:lastRowFirstColumn="0" w:lastRowLastColumn="0"/>
-              <w:rPr>
-                <w:rFonts w:ascii="Times New Roman" w:eastAsia="Times New Roman" w:hAnsi="Times New Roman" w:cs="Times New Roman"/>
-                <w:kern w:val="0"/>
-                <w:sz w:val="21"/>
-                <w:szCs w:val="21"/>
-                <w14:ligatures w14:val="none"/>
-              </w:rPr>
-            </w:pPr>
-            <w:r>
-              <w:rPr>
-                <w:rFonts w:ascii="Times New Roman" w:eastAsia="Times New Roman" w:hAnsi="Times New Roman" w:cs="Times New Roman"/>
-                <w:kern w:val="0"/>
-                <w:sz w:val="21"/>
-                <w:szCs w:val="21"/>
-                <w14:ligatures w14:val="none"/>
+            <w:tcW w:w="1493" w:type="pct"/>
+            <w:hideMark/>
+          </w:tcPr>
+          <w:p>
+            <w:pPr>
+              <w:spacing w:after="160" w:line="278" w:lineRule="auto"/>
+              <w:cnfStyle w:val="000000000000" w:firstRow="0" w:lastRow="0" w:firstColumn="0" w:lastColumn="0" w:oddVBand="0" w:evenVBand="0" w:oddHBand="0" w:evenHBand="0" w:firstRowFirstColumn="0" w:firstRowLastColumn="0" w:lastRowFirstColumn="0" w:lastRowLastColumn="0"/>
+              <w:rPr>
+                <w:rFonts w:ascii="Calibri" w:hAnsi="Calibri" w:cs="Calibri"/>
+                <w:sz w:val="20"/>
+                <w:szCs w:val="20"/>
+              </w:rPr>
+            </w:pPr>
+            <w:r>
+              <w:rPr>
+                <w:rFonts w:ascii="Calibri" w:hAnsi="Calibri" w:cs="Calibri"/>
+                <w:sz w:val="20"/>
+                <w:szCs w:val="20"/>
               </w:rPr>
               <w:t>General air permits​</w:t>
             </w:r>
@@ -2336,28 +1963,23 @@
         <w:tc>
           <w:tcPr>
             <w:cnfStyle w:val="001000000000" w:firstRow="0" w:lastRow="0" w:firstColumn="1" w:lastColumn="0" w:oddVBand="0" w:evenVBand="0" w:oddHBand="0" w:evenHBand="0" w:firstRowFirstColumn="0" w:firstRowLastColumn="0" w:lastRowFirstColumn="0" w:lastRowLastColumn="0"/>
-            <w:tcW w:w="696" w:type="pct"/>
-            <w:hideMark/>
-          </w:tcPr>
-          <w:p>
-            <w:pPr>
-              <w:spacing w:before="240" w:after="240"/>
-              <w:rPr>
-                <w:rFonts w:ascii="Times New Roman" w:eastAsia="Times New Roman" w:hAnsi="Times New Roman" w:cs="Times New Roman"/>
-                <w:kern w:val="0"/>
-                <w:sz w:val="21"/>
-                <w:szCs w:val="21"/>
-                <w14:ligatures w14:val="none"/>
-              </w:rPr>
-            </w:pPr>
-            <w:r>
-              <w:rPr>
-                <w:rFonts w:ascii="Times New Roman" w:eastAsia="Times New Roman" w:hAnsi="Times New Roman" w:cs="Times New Roman"/>
-                <w:kern w:val="0"/>
-                <w:sz w:val="21"/>
-                <w:szCs w:val="21"/>
-                <w:bdr w:val="single" w:sz="2" w:space="0" w:color="auto" w:frame="1"/>
-                <w14:ligatures w14:val="none"/>
+            <w:tcW w:w="767" w:type="pct"/>
+            <w:hideMark/>
+          </w:tcPr>
+          <w:p>
+            <w:pPr>
+              <w:spacing w:after="160" w:line="278" w:lineRule="auto"/>
+              <w:rPr>
+                <w:rFonts w:ascii="Calibri" w:hAnsi="Calibri" w:cs="Calibri"/>
+                <w:sz w:val="20"/>
+                <w:szCs w:val="20"/>
+              </w:rPr>
+            </w:pPr>
+            <w:r>
+              <w:rPr>
+                <w:rFonts w:ascii="Calibri" w:hAnsi="Calibri" w:cs="Calibri"/>
+                <w:sz w:val="20"/>
+                <w:szCs w:val="20"/>
               </w:rPr>
               <w:t>District of Columbia</w:t>
             </w:r>
@@ -2365,110 +1987,79 @@
         </w:tc>
         <w:tc>
           <w:tcPr>
-            <w:tcW w:w="658" w:type="pct"/>
-            <w:hideMark/>
-          </w:tcPr>
-          <w:p>
-            <w:pPr>
-              <w:spacing w:before="240" w:after="240"/>
-              <w:cnfStyle w:val="000000000000" w:firstRow="0" w:lastRow="0" w:firstColumn="0" w:lastColumn="0" w:oddVBand="0" w:evenVBand="0" w:oddHBand="0" w:evenHBand="0" w:firstRowFirstColumn="0" w:firstRowLastColumn="0" w:lastRowFirstColumn="0" w:lastRowLastColumn="0"/>
-              <w:rPr>
-                <w:rFonts w:ascii="Times New Roman" w:eastAsia="Times New Roman" w:hAnsi="Times New Roman" w:cs="Times New Roman"/>
-                <w:kern w:val="0"/>
-                <w:sz w:val="21"/>
-                <w:szCs w:val="21"/>
-                <w14:ligatures w14:val="none"/>
+            <w:tcW w:w="866" w:type="pct"/>
+            <w:hideMark/>
+          </w:tcPr>
+          <w:p>
+            <w:pPr>
+              <w:spacing w:after="160" w:line="278" w:lineRule="auto"/>
+              <w:cnfStyle w:val="000000000000" w:firstRow="0" w:lastRow="0" w:firstColumn="0" w:lastColumn="0" w:oddVBand="0" w:evenVBand="0" w:oddHBand="0" w:evenHBand="0" w:firstRowFirstColumn="0" w:firstRowLastColumn="0" w:lastRowFirstColumn="0" w:lastRowLastColumn="0"/>
+              <w:rPr>
+                <w:rFonts w:ascii="Calibri" w:hAnsi="Calibri" w:cs="Calibri"/>
+                <w:sz w:val="20"/>
+                <w:szCs w:val="20"/>
               </w:rPr>
             </w:pPr>
             <w:hyperlink r:id="rId32" w:tgtFrame="_blank" w:history="1">
               <w:r>
                 <w:rPr>
-                  <w:rFonts w:ascii="unset" w:eastAsia="Times New Roman" w:hAnsi="unset" w:cs="Times New Roman"/>
-                  <w:color w:val="0000FF"/>
-                  <w:kern w:val="0"/>
-                  <w:sz w:val="21"/>
-                  <w:szCs w:val="21"/>
-                  <w:u w:val="single"/>
-                  <w:bdr w:val="single" w:sz="2" w:space="0" w:color="auto" w:frame="1"/>
-                  <w14:ligatures w14:val="none"/>
+                  <w:rStyle w:val="Hyperlink"/>
+                  <w:rFonts w:ascii="Calibri" w:hAnsi="Calibri" w:cs="Calibri"/>
+                  <w:sz w:val="20"/>
+                  <w:szCs w:val="20"/>
                 </w:rPr>
-                <w:t>https://doee.dc.gov/service/air-</w:t>
-              </w:r>
-              <w:r>
-                <w:rPr>
-                  <w:rFonts w:ascii="unset" w:eastAsia="Times New Roman" w:hAnsi="unset" w:cs="Times New Roman"/>
-                  <w:color w:val="0000FF"/>
-                  <w:kern w:val="0"/>
-                  <w:sz w:val="21"/>
-                  <w:szCs w:val="21"/>
-                  <w:u w:val="single"/>
-                  <w:bdr w:val="single" w:sz="2" w:space="0" w:color="auto" w:frame="1"/>
-                  <w14:ligatures w14:val="none"/>
-                </w:rPr>
-                <w:lastRenderedPageBreak/>
-                <w:t>quality-permits</w:t>
+                <w:t>https://doee.dc.gov/service/air-quality-permits</w:t>
               </w:r>
             </w:hyperlink>
           </w:p>
         </w:tc>
         <w:tc>
           <w:tcPr>
-            <w:tcW w:w="947" w:type="pct"/>
-            <w:hideMark/>
-          </w:tcPr>
-          <w:p>
-            <w:pPr>
-              <w:spacing w:before="240" w:after="240"/>
-              <w:cnfStyle w:val="000000000000" w:firstRow="0" w:lastRow="0" w:firstColumn="0" w:lastColumn="0" w:oddVBand="0" w:evenVBand="0" w:oddHBand="0" w:evenHBand="0" w:firstRowFirstColumn="0" w:firstRowLastColumn="0" w:lastRowFirstColumn="0" w:lastRowLastColumn="0"/>
-              <w:rPr>
-                <w:rFonts w:ascii="Times New Roman" w:eastAsia="Times New Roman" w:hAnsi="Times New Roman" w:cs="Times New Roman"/>
-                <w:kern w:val="0"/>
-                <w:sz w:val="21"/>
-                <w:szCs w:val="21"/>
-                <w14:ligatures w14:val="none"/>
-              </w:rPr>
-            </w:pPr>
-            <w:r>
-              <w:rPr>
-                <w:rFonts w:ascii="Times New Roman" w:eastAsia="Times New Roman" w:hAnsi="Times New Roman" w:cs="Times New Roman"/>
-                <w:kern w:val="0"/>
-                <w:sz w:val="21"/>
-                <w:szCs w:val="21"/>
-                <w14:ligatures w14:val="none"/>
-              </w:rPr>
-              <w:lastRenderedPageBreak/>
+            <w:tcW w:w="962" w:type="pct"/>
+            <w:hideMark/>
+          </w:tcPr>
+          <w:p>
+            <w:pPr>
+              <w:spacing w:after="160" w:line="278" w:lineRule="auto"/>
+              <w:cnfStyle w:val="000000000000" w:firstRow="0" w:lastRow="0" w:firstColumn="0" w:lastColumn="0" w:oddVBand="0" w:evenVBand="0" w:oddHBand="0" w:evenHBand="0" w:firstRowFirstColumn="0" w:firstRowLastColumn="0" w:lastRowFirstColumn="0" w:lastRowLastColumn="0"/>
+              <w:rPr>
+                <w:rFonts w:ascii="Calibri" w:hAnsi="Calibri" w:cs="Calibri"/>
+                <w:sz w:val="20"/>
+                <w:szCs w:val="20"/>
+              </w:rPr>
+            </w:pPr>
+            <w:r>
+              <w:rPr>
+                <w:rFonts w:ascii="Calibri" w:hAnsi="Calibri" w:cs="Calibri"/>
+                <w:sz w:val="20"/>
+                <w:szCs w:val="20"/>
+              </w:rPr>
               <w:t>DC DOEE Air Quality Division</w:t>
             </w:r>
           </w:p>
         </w:tc>
         <w:tc>
           <w:tcPr>
-            <w:tcW w:w="1139" w:type="pct"/>
-            <w:hideMark/>
-          </w:tcPr>
-          <w:p>
-            <w:pPr>
-              <w:spacing w:before="240" w:after="240"/>
-              <w:cnfStyle w:val="000000000000" w:firstRow="0" w:lastRow="0" w:firstColumn="0" w:lastColumn="0" w:oddVBand="0" w:evenVBand="0" w:oddHBand="0" w:evenHBand="0" w:firstRowFirstColumn="0" w:firstRowLastColumn="0" w:lastRowFirstColumn="0" w:lastRowLastColumn="0"/>
-              <w:rPr>
-                <w:rFonts w:ascii="Times New Roman" w:eastAsia="Times New Roman" w:hAnsi="Times New Roman" w:cs="Times New Roman"/>
-                <w:kern w:val="0"/>
-                <w:sz w:val="21"/>
-                <w:szCs w:val="21"/>
-                <w14:ligatures w14:val="none"/>
+            <w:tcW w:w="911" w:type="pct"/>
+            <w:hideMark/>
+          </w:tcPr>
+          <w:p>
+            <w:pPr>
+              <w:spacing w:after="160" w:line="278" w:lineRule="auto"/>
+              <w:cnfStyle w:val="000000000000" w:firstRow="0" w:lastRow="0" w:firstColumn="0" w:lastColumn="0" w:oddVBand="0" w:evenVBand="0" w:oddHBand="0" w:evenHBand="0" w:firstRowFirstColumn="0" w:firstRowLastColumn="0" w:lastRowFirstColumn="0" w:lastRowLastColumn="0"/>
+              <w:rPr>
+                <w:rFonts w:ascii="Calibri" w:hAnsi="Calibri" w:cs="Calibri"/>
+                <w:sz w:val="20"/>
+                <w:szCs w:val="20"/>
               </w:rPr>
             </w:pPr>
             <w:hyperlink r:id="rId33" w:tgtFrame="_blank" w:history="1">
               <w:r>
                 <w:rPr>
-                  <w:rFonts w:ascii="unset" w:eastAsia="Times New Roman" w:hAnsi="unset" w:cs="Times New Roman"/>
-                  <w:color w:val="0000FF"/>
-                  <w:kern w:val="0"/>
-                  <w:sz w:val="21"/>
-                  <w:szCs w:val="21"/>
-                  <w:u w:val="single"/>
-                  <w:bdr w:val="single" w:sz="2" w:space="0" w:color="auto" w:frame="1"/>
-                  <w14:ligatures w14:val="none"/>
+                  <w:rStyle w:val="Hyperlink"/>
+                  <w:rFonts w:ascii="Calibri" w:hAnsi="Calibri" w:cs="Calibri"/>
+                  <w:sz w:val="20"/>
+                  <w:szCs w:val="20"/>
                 </w:rPr>
                 <w:t>https://doee.dc.gov/airquality</w:t>
               </w:r>
@@ -2477,28 +2068,24 @@
         </w:tc>
         <w:tc>
           <w:tcPr>
-            <w:tcW w:w="1464" w:type="pct"/>
-            <w:hideMark/>
-          </w:tcPr>
-          <w:p>
-            <w:pPr>
-              <w:spacing w:before="240" w:after="240"/>
-              <w:cnfStyle w:val="000000000000" w:firstRow="0" w:lastRow="0" w:firstColumn="0" w:lastColumn="0" w:oddVBand="0" w:evenVBand="0" w:oddHBand="0" w:evenHBand="0" w:firstRowFirstColumn="0" w:firstRowLastColumn="0" w:lastRowFirstColumn="0" w:lastRowLastColumn="0"/>
-              <w:rPr>
-                <w:rFonts w:ascii="Times New Roman" w:eastAsia="Times New Roman" w:hAnsi="Times New Roman" w:cs="Times New Roman"/>
-                <w:kern w:val="0"/>
-                <w:sz w:val="21"/>
-                <w:szCs w:val="21"/>
-                <w14:ligatures w14:val="none"/>
-              </w:rPr>
-            </w:pPr>
-            <w:r>
-              <w:rPr>
-                <w:rFonts w:ascii="Times New Roman" w:eastAsia="Times New Roman" w:hAnsi="Times New Roman" w:cs="Times New Roman"/>
-                <w:kern w:val="0"/>
-                <w:sz w:val="21"/>
-                <w:szCs w:val="21"/>
-                <w14:ligatures w14:val="none"/>
+            <w:tcW w:w="1493" w:type="pct"/>
+            <w:hideMark/>
+          </w:tcPr>
+          <w:p>
+            <w:pPr>
+              <w:spacing w:after="160" w:line="278" w:lineRule="auto"/>
+              <w:cnfStyle w:val="000000000000" w:firstRow="0" w:lastRow="0" w:firstColumn="0" w:lastColumn="0" w:oddVBand="0" w:evenVBand="0" w:oddHBand="0" w:evenHBand="0" w:firstRowFirstColumn="0" w:firstRowLastColumn="0" w:lastRowFirstColumn="0" w:lastRowLastColumn="0"/>
+              <w:rPr>
+                <w:rFonts w:ascii="Calibri" w:hAnsi="Calibri" w:cs="Calibri"/>
+                <w:sz w:val="20"/>
+                <w:szCs w:val="20"/>
+              </w:rPr>
+            </w:pPr>
+            <w:r>
+              <w:rPr>
+                <w:rFonts w:ascii="Calibri" w:hAnsi="Calibri" w:cs="Calibri"/>
+                <w:sz w:val="20"/>
+                <w:szCs w:val="20"/>
               </w:rPr>
               <w:t>General air permits</w:t>
             </w:r>
